--- a/docs/个人工作台-赛道B专项材料.docx
+++ b/docs/个人工作台-赛道B专项材料.docx
@@ -15,7 +15,7 @@
           <w:szCs w:val="44"/>
         </w:rPr>
       </w:pPr>
-      <w:bookmarkStart w:id="1" w:name="wqmw8e"/>
+      <w:bookmarkStart w:id="1" w:name="g0qz8b"/>
       <w:r>
         <w:rPr>
           <w:rFonts w:hint="eastAsia"/>
@@ -71,29 +71,14 @@
           <w:rFonts w:hint="eastAsia"/>
           <w:b w:val="1"/>
         </w:rPr>
-        <w:t>本地优先、离线可用</w:t>
-      </w:r>
-      <w:r>
-        <w:rPr>
-          <w:rFonts w:hint="eastAsia"/>
-        </w:rPr>
-        <w:t>的个人日程与知识库；AI 是可插拔的一层，不是前提。</w:t>
-      </w:r>
-    </w:p>
-    <w:p>
-      <w:r>
-        <w:rPr>
-          <w:rFonts w:hint="eastAsia"/>
-        </w:rPr>
-        <w:t>本文件按赛道 B 的七项要求组织，逐项给出可验证的实现细节。文中所有"实测"数据均来自本机实际运行，未做修饰。</w:t>
-      </w:r>
-    </w:p>
-    <w:p>
-      <w:pPr>
-        <w:pBdr>
-          <w:bottom w:val="thick" w:color="040102" w:sz="8"/>
-        </w:pBdr>
-      </w:pPr>
+        <w:t>让 AI 帮你记、帮你找</w:t>
+      </w:r>
+      <w:r>
+        <w:rPr>
+          <w:rFonts w:hint="eastAsia"/>
+        </w:rPr>
+        <w:t>的个人日程与知识库 —— AI 负责把一段话变成结构化条目，再按意思把它们找回来；订阅的网站自动聚合、正文进索引。</w:t>
+      </w:r>
     </w:p>
     <w:p>
       <w:pPr>
@@ -101,16 +86,18 @@
         <w:tabs>
           <w:tab w:val="right" w:leader="dot" w:pos="9072"/>
         </w:tabs>
-        <w:rPr>
-          <w:b w:val="1"/>
-          <w:sz w:val="32"/>
-        </w:rPr>
-      </w:pPr>
+      </w:pPr>
+      <w:r>
+        <w:rPr>
+          <w:rFonts w:hint="eastAsia"/>
+        </w:rPr>
+        <w:t>数据留在本地、AI 可插拔（断开后仍是一个完整工具），这是它的工程底座</w:t>
+      </w:r>
       <w:r>
         <w:fldChar w:fldCharType="begin"/>
       </w:r>
       <w:r>
-        <w:instrText>TOC \u \o "1-3" \z \h \tdkey wipyjk</w:instrText>
+        <w:instrText>TOC \u \o "1-3" \z \h \tdkey 12zr0k</w:instrText>
       </w:r>
       <w:r>
         <w:fldChar w:fldCharType="separate"/>
@@ -119,7 +106,7 @@
         <w:fldChar w:fldCharType="begin"/>
       </w:r>
       <w:r>
-        <w:instrText>HYPERLINK \l "wqmw8e"</w:instrText>
+        <w:instrText>HYPERLINK \l "g0qz8b"</w:instrText>
       </w:r>
       <w:r>
         <w:fldChar w:fldCharType="separate"/>
@@ -135,7 +122,7 @@
         <w:fldChar w:fldCharType="begin"/>
       </w:r>
       <w:r>
-        <w:instrText>PAGEREF wqmw8e \h \tdkey 8htcu8</w:instrText>
+        <w:instrText>PAGEREF g0qz8b \h \tdkey 0ujc2g</w:instrText>
       </w:r>
       <w:r>
         <w:fldChar w:fldCharType="separate"/>
@@ -156,16 +143,12 @@
         <w:tabs>
           <w:tab w:val="right" w:leader="dot" w:pos="9072"/>
         </w:tabs>
-        <w:rPr>
-          <w:b w:val="1"/>
-          <w:sz w:val="32"/>
-        </w:rPr>
       </w:pPr>
       <w:r>
         <w:fldChar w:fldCharType="begin"/>
       </w:r>
       <w:r>
-        <w:instrText>HYPERLINK \l "1fq2rj"</w:instrText>
+        <w:instrText>HYPERLINK \l "2ikvfa"</w:instrText>
       </w:r>
       <w:r>
         <w:fldChar w:fldCharType="separate"/>
@@ -174,14 +157,14 @@
         <w:rPr>
           <w:rFonts w:hint="eastAsia"/>
         </w:rPr>
-        <w:t>一、场景与价值分析</w:t>
+        <w:t>功能与用法、先说清楚：它有哪些功能、怎么用</w:t>
         <w:tab/>
       </w:r>
       <w:r>
         <w:fldChar w:fldCharType="begin"/>
       </w:r>
       <w:r>
-        <w:instrText>PAGEREF 1fq2rj \h \tdkey tfvkn0</w:instrText>
+        <w:instrText>PAGEREF 2ikvfa \h \tdkey cd69lz</w:instrText>
       </w:r>
       <w:r>
         <w:fldChar w:fldCharType="separate"/>
@@ -202,16 +185,12 @@
         <w:tabs>
           <w:tab w:val="right" w:leader="dot" w:pos="9072"/>
         </w:tabs>
-        <w:rPr>
-          <w:b w:val="1"/>
-          <w:sz w:val="32"/>
-        </w:rPr>
       </w:pPr>
       <w:r>
         <w:fldChar w:fldCharType="begin"/>
       </w:r>
       <w:r>
-        <w:instrText>HYPERLINK \l "7dkvdz"</w:instrText>
+        <w:instrText>HYPERLINK \l "akrtns"</w:instrText>
       </w:r>
       <w:r>
         <w:fldChar w:fldCharType="separate"/>
@@ -220,14 +199,14 @@
         <w:rPr>
           <w:rFonts w:hint="eastAsia"/>
         </w:rPr>
-        <w:t>1.1 目标用户</w:t>
+        <w:t>0.1 一天的使用动线</w:t>
         <w:tab/>
       </w:r>
       <w:r>
         <w:fldChar w:fldCharType="begin"/>
       </w:r>
       <w:r>
-        <w:instrText>PAGEREF 7dkvdz \h \tdkey rnes45</w:instrText>
+        <w:instrText>PAGEREF akrtns \h \tdkey 7f76gc</w:instrText>
       </w:r>
       <w:r>
         <w:fldChar w:fldCharType="separate"/>
@@ -248,16 +227,12 @@
         <w:tabs>
           <w:tab w:val="right" w:leader="dot" w:pos="9072"/>
         </w:tabs>
-        <w:rPr>
-          <w:b w:val="1"/>
-          <w:sz w:val="32"/>
-        </w:rPr>
       </w:pPr>
       <w:r>
         <w:fldChar w:fldCharType="begin"/>
       </w:r>
       <w:r>
-        <w:instrText>HYPERLINK \l "qyrapj"</w:instrText>
+        <w:instrText>HYPERLINK \l "weixp7"</w:instrText>
       </w:r>
       <w:r>
         <w:fldChar w:fldCharType="separate"/>
@@ -266,14 +241,14 @@
         <w:rPr>
           <w:rFonts w:hint="eastAsia"/>
         </w:rPr>
-        <w:t>1.2 真实痛点（按"痛"的程度排序）</w:t>
+        <w:t>0.2 功能清单与用法</w:t>
         <w:tab/>
       </w:r>
       <w:r>
         <w:fldChar w:fldCharType="begin"/>
       </w:r>
       <w:r>
-        <w:instrText>PAGEREF qyrapj \h \tdkey 6fp50t</w:instrText>
+        <w:instrText>PAGEREF weixp7 \h \tdkey tlvdhp</w:instrText>
       </w:r>
       <w:r>
         <w:fldChar w:fldCharType="separate"/>
@@ -294,16 +269,12 @@
         <w:tabs>
           <w:tab w:val="right" w:leader="dot" w:pos="9072"/>
         </w:tabs>
-        <w:rPr>
-          <w:b w:val="1"/>
-          <w:sz w:val="32"/>
-        </w:rPr>
       </w:pPr>
       <w:r>
         <w:fldChar w:fldCharType="begin"/>
       </w:r>
       <w:r>
-        <w:instrText>HYPERLINK \l "rqzd1r"</w:instrText>
+        <w:instrText>HYPERLINK \l "z7mq8k"</w:instrText>
       </w:r>
       <w:r>
         <w:fldChar w:fldCharType="separate"/>
@@ -312,14 +283,56 @@
         <w:rPr>
           <w:rFonts w:hint="eastAsia"/>
         </w:rPr>
-        <w:t>1.3 现有解决方式及其不足</w:t>
+        <w:t>0.3 三步上手</w:t>
         <w:tab/>
       </w:r>
       <w:r>
         <w:fldChar w:fldCharType="begin"/>
       </w:r>
       <w:r>
-        <w:instrText>PAGEREF rqzd1r \h \tdkey 9t3hx2</w:instrText>
+        <w:instrText>PAGEREF z7mq8k \h \tdkey p3s4j0</w:instrText>
+      </w:r>
+      <w:r>
+        <w:fldChar w:fldCharType="separate"/>
+      </w:r>
+      <w:r>
+        <w:t>0</w:t>
+      </w:r>
+      <w:r>
+        <w:fldChar w:fldCharType="end"/>
+      </w:r>
+      <w:r>
+        <w:fldChar w:fldCharType="end"/>
+      </w:r>
+    </w:p>
+    <w:p>
+      <w:pPr>
+        <w:pStyle w:val="TOC2"/>
+        <w:tabs>
+          <w:tab w:val="right" w:leader="dot" w:pos="9072"/>
+        </w:tabs>
+      </w:pPr>
+      <w:r>
+        <w:fldChar w:fldCharType="begin"/>
+      </w:r>
+      <w:r>
+        <w:instrText>HYPERLINK \l "9zf4ee"</w:instrText>
+      </w:r>
+      <w:r>
+        <w:fldChar w:fldCharType="separate"/>
+      </w:r>
+      <w:r>
+        <w:rPr>
+          <w:rFonts w:hint="eastAsia"/>
+        </w:rPr>
+        <w:t>一、场景与价值分析</w:t>
+        <w:tab/>
+      </w:r>
+      <w:r>
+        <w:fldChar w:fldCharType="begin"/>
+      </w:r>
+      <w:r>
+        <w:instrText>PAGEREF 9zf4ee \h \tdkey i10ir6</w:instrText>
       </w:r>
       <w:r>
         <w:fldChar w:fldCharType="separate"/>
@@ -340,16 +353,138 @@
         <w:tabs>
           <w:tab w:val="right" w:leader="dot" w:pos="9072"/>
         </w:tabs>
-        <w:rPr>
-          <w:b w:val="1"/>
-          <w:sz w:val="32"/>
-        </w:rPr>
       </w:pPr>
       <w:r>
         <w:fldChar w:fldCharType="begin"/>
       </w:r>
       <w:r>
-        <w:instrText>HYPERLINK \l "yawuch"</w:instrText>
+        <w:instrText>HYPERLINK \l "nro2ki"</w:instrText>
+      </w:r>
+      <w:r>
+        <w:fldChar w:fldCharType="separate"/>
+      </w:r>
+      <w:r>
+        <w:rPr>
+          <w:rFonts w:hint="eastAsia"/>
+        </w:rPr>
+        <w:t>1.1 目标用户</w:t>
+        <w:tab/>
+      </w:r>
+      <w:r>
+        <w:fldChar w:fldCharType="begin"/>
+      </w:r>
+      <w:r>
+        <w:instrText>PAGEREF nro2ki \h \tdkey biknmh</w:instrText>
+      </w:r>
+      <w:r>
+        <w:fldChar w:fldCharType="separate"/>
+      </w:r>
+      <w:r>
+        <w:t>0</w:t>
+      </w:r>
+      <w:r>
+        <w:fldChar w:fldCharType="end"/>
+      </w:r>
+      <w:r>
+        <w:fldChar w:fldCharType="end"/>
+      </w:r>
+    </w:p>
+    <w:p>
+      <w:pPr>
+        <w:pStyle w:val="TOC3"/>
+        <w:tabs>
+          <w:tab w:val="right" w:leader="dot" w:pos="9072"/>
+        </w:tabs>
+      </w:pPr>
+      <w:r>
+        <w:fldChar w:fldCharType="begin"/>
+      </w:r>
+      <w:r>
+        <w:instrText>HYPERLINK \l "gj2dgg"</w:instrText>
+      </w:r>
+      <w:r>
+        <w:fldChar w:fldCharType="separate"/>
+      </w:r>
+      <w:r>
+        <w:rPr>
+          <w:rFonts w:hint="eastAsia"/>
+        </w:rPr>
+        <w:t>1.2 真实痛点（按"痛"的程度排序）</w:t>
+        <w:tab/>
+      </w:r>
+      <w:r>
+        <w:fldChar w:fldCharType="begin"/>
+      </w:r>
+      <w:r>
+        <w:instrText>PAGEREF gj2dgg \h \tdkey nzxcck</w:instrText>
+      </w:r>
+      <w:r>
+        <w:fldChar w:fldCharType="separate"/>
+      </w:r>
+      <w:r>
+        <w:t>0</w:t>
+      </w:r>
+      <w:r>
+        <w:fldChar w:fldCharType="end"/>
+      </w:r>
+      <w:r>
+        <w:fldChar w:fldCharType="end"/>
+      </w:r>
+    </w:p>
+    <w:p>
+      <w:pPr>
+        <w:pStyle w:val="TOC3"/>
+        <w:tabs>
+          <w:tab w:val="right" w:leader="dot" w:pos="9072"/>
+        </w:tabs>
+      </w:pPr>
+      <w:r>
+        <w:fldChar w:fldCharType="begin"/>
+      </w:r>
+      <w:r>
+        <w:instrText>HYPERLINK \l "c09mtj"</w:instrText>
+      </w:r>
+      <w:r>
+        <w:fldChar w:fldCharType="separate"/>
+      </w:r>
+      <w:r>
+        <w:rPr>
+          <w:rFonts w:hint="eastAsia"/>
+        </w:rPr>
+        <w:t>1.3 现有解决方式及其不足</w:t>
+        <w:tab/>
+      </w:r>
+      <w:r>
+        <w:fldChar w:fldCharType="begin"/>
+      </w:r>
+      <w:r>
+        <w:instrText>PAGEREF c09mtj \h \tdkey 700318</w:instrText>
+      </w:r>
+      <w:r>
+        <w:fldChar w:fldCharType="separate"/>
+      </w:r>
+      <w:r>
+        <w:t>0</w:t>
+      </w:r>
+      <w:r>
+        <w:fldChar w:fldCharType="end"/>
+      </w:r>
+      <w:r>
+        <w:fldChar w:fldCharType="end"/>
+      </w:r>
+    </w:p>
+    <w:p>
+      <w:pPr>
+        <w:pStyle w:val="TOC3"/>
+        <w:tabs>
+          <w:tab w:val="right" w:leader="dot" w:pos="9072"/>
+        </w:tabs>
+      </w:pPr>
+      <w:r>
+        <w:fldChar w:fldCharType="begin"/>
+      </w:r>
+      <w:r>
+        <w:instrText>HYPERLINK \l "jwll56"</w:instrText>
       </w:r>
       <w:r>
         <w:fldChar w:fldCharType="separate"/>
@@ -365,7 +500,7 @@
         <w:fldChar w:fldCharType="begin"/>
       </w:r>
       <w:r>
-        <w:instrText>PAGEREF yawuch \h \tdkey i32uet</w:instrText>
+        <w:instrText>PAGEREF jwll56 \h \tdkey sfmtwe</w:instrText>
       </w:r>
       <w:r>
         <w:fldChar w:fldCharType="separate"/>
@@ -386,16 +521,12 @@
         <w:tabs>
           <w:tab w:val="right" w:leader="dot" w:pos="9072"/>
         </w:tabs>
-        <w:rPr>
-          <w:b w:val="1"/>
-          <w:sz w:val="32"/>
-        </w:rPr>
       </w:pPr>
       <w:r>
         <w:fldChar w:fldCharType="begin"/>
       </w:r>
       <w:r>
-        <w:instrText>HYPERLINK \l "lnq4ij"</w:instrText>
+        <w:instrText>HYPERLINK \l "fcxpda"</w:instrText>
       </w:r>
       <w:r>
         <w:fldChar w:fldCharType="separate"/>
@@ -411,7 +542,7 @@
         <w:fldChar w:fldCharType="begin"/>
       </w:r>
       <w:r>
-        <w:instrText>PAGEREF lnq4ij \h \tdkey 8m9kfz</w:instrText>
+        <w:instrText>PAGEREF fcxpda \h \tdkey jjqj6k</w:instrText>
       </w:r>
       <w:r>
         <w:fldChar w:fldCharType="separate"/>
@@ -432,16 +563,12 @@
         <w:tabs>
           <w:tab w:val="right" w:leader="dot" w:pos="9072"/>
         </w:tabs>
-        <w:rPr>
-          <w:b w:val="1"/>
-          <w:sz w:val="32"/>
-        </w:rPr>
       </w:pPr>
       <w:r>
         <w:fldChar w:fldCharType="begin"/>
       </w:r>
       <w:r>
-        <w:instrText>HYPERLINK \l "2ex5oa"</w:instrText>
+        <w:instrText>HYPERLINK \l "ghp7hn"</w:instrText>
       </w:r>
       <w:r>
         <w:fldChar w:fldCharType="separate"/>
@@ -457,7 +584,7 @@
         <w:fldChar w:fldCharType="begin"/>
       </w:r>
       <w:r>
-        <w:instrText>PAGEREF 2ex5oa \h \tdkey rb0tcz</w:instrText>
+        <w:instrText>PAGEREF ghp7hn \h \tdkey daw8qy</w:instrText>
       </w:r>
       <w:r>
         <w:fldChar w:fldCharType="separate"/>
@@ -478,16 +605,12 @@
         <w:tabs>
           <w:tab w:val="right" w:leader="dot" w:pos="9072"/>
         </w:tabs>
-        <w:rPr>
-          <w:b w:val="1"/>
-          <w:sz w:val="32"/>
-        </w:rPr>
       </w:pPr>
       <w:r>
         <w:fldChar w:fldCharType="begin"/>
       </w:r>
       <w:r>
-        <w:instrText>HYPERLINK \l "sl4fz8"</w:instrText>
+        <w:instrText>HYPERLINK \l "1ucg7i"</w:instrText>
       </w:r>
       <w:r>
         <w:fldChar w:fldCharType="separate"/>
@@ -503,7 +626,7 @@
         <w:fldChar w:fldCharType="begin"/>
       </w:r>
       <w:r>
-        <w:instrText>PAGEREF sl4fz8 \h \tdkey wmkr8w</w:instrText>
+        <w:instrText>PAGEREF 1ucg7i \h \tdkey ywychs</w:instrText>
       </w:r>
       <w:r>
         <w:fldChar w:fldCharType="separate"/>
@@ -524,16 +647,12 @@
         <w:tabs>
           <w:tab w:val="right" w:leader="dot" w:pos="9072"/>
         </w:tabs>
-        <w:rPr>
-          <w:b w:val="1"/>
-          <w:sz w:val="32"/>
-        </w:rPr>
       </w:pPr>
       <w:r>
         <w:fldChar w:fldCharType="begin"/>
       </w:r>
       <w:r>
-        <w:instrText>HYPERLINK \l "zrf0i7"</w:instrText>
+        <w:instrText>HYPERLINK \l "uzaurl"</w:instrText>
       </w:r>
       <w:r>
         <w:fldChar w:fldCharType="separate"/>
@@ -549,7 +668,7 @@
         <w:fldChar w:fldCharType="begin"/>
       </w:r>
       <w:r>
-        <w:instrText>PAGEREF zrf0i7 \h \tdkey rbtu2v</w:instrText>
+        <w:instrText>PAGEREF uzaurl \h \tdkey fadcry</w:instrText>
       </w:r>
       <w:r>
         <w:fldChar w:fldCharType="separate"/>
@@ -570,16 +689,12 @@
         <w:tabs>
           <w:tab w:val="right" w:leader="dot" w:pos="9072"/>
         </w:tabs>
-        <w:rPr>
-          <w:b w:val="1"/>
-          <w:sz w:val="32"/>
-        </w:rPr>
       </w:pPr>
       <w:r>
         <w:fldChar w:fldCharType="begin"/>
       </w:r>
       <w:r>
-        <w:instrText>HYPERLINK \l "pbl9fs"</w:instrText>
+        <w:instrText>HYPERLINK \l "4jbvlv"</w:instrText>
       </w:r>
       <w:r>
         <w:fldChar w:fldCharType="separate"/>
@@ -595,7 +710,7 @@
         <w:fldChar w:fldCharType="begin"/>
       </w:r>
       <w:r>
-        <w:instrText>PAGEREF pbl9fs \h \tdkey rldtq7</w:instrText>
+        <w:instrText>PAGEREF 4jbvlv \h \tdkey 0fph5f</w:instrText>
       </w:r>
       <w:r>
         <w:fldChar w:fldCharType="separate"/>
@@ -616,16 +731,12 @@
         <w:tabs>
           <w:tab w:val="right" w:leader="dot" w:pos="9072"/>
         </w:tabs>
-        <w:rPr>
-          <w:b w:val="1"/>
-          <w:sz w:val="32"/>
-        </w:rPr>
       </w:pPr>
       <w:r>
         <w:fldChar w:fldCharType="begin"/>
       </w:r>
       <w:r>
-        <w:instrText>HYPERLINK \l "w6krf1"</w:instrText>
+        <w:instrText>HYPERLINK \l "jqtpxa"</w:instrText>
       </w:r>
       <w:r>
         <w:fldChar w:fldCharType="separate"/>
@@ -641,7 +752,7 @@
         <w:fldChar w:fldCharType="begin"/>
       </w:r>
       <w:r>
-        <w:instrText>PAGEREF w6krf1 \h \tdkey 9cw4xz</w:instrText>
+        <w:instrText>PAGEREF jqtpxa \h \tdkey zi8k2b</w:instrText>
       </w:r>
       <w:r>
         <w:fldChar w:fldCharType="separate"/>
@@ -662,16 +773,12 @@
         <w:tabs>
           <w:tab w:val="right" w:leader="dot" w:pos="9072"/>
         </w:tabs>
-        <w:rPr>
-          <w:b w:val="1"/>
-          <w:sz w:val="32"/>
-        </w:rPr>
       </w:pPr>
       <w:r>
         <w:fldChar w:fldCharType="begin"/>
       </w:r>
       <w:r>
-        <w:instrText>HYPERLINK \l "od3wld"</w:instrText>
+        <w:instrText>HYPERLINK \l "j2spg3"</w:instrText>
       </w:r>
       <w:r>
         <w:fldChar w:fldCharType="separate"/>
@@ -687,7 +794,7 @@
         <w:fldChar w:fldCharType="begin"/>
       </w:r>
       <w:r>
-        <w:instrText>PAGEREF od3wld \h \tdkey 19pus3</w:instrText>
+        <w:instrText>PAGEREF j2spg3 \h \tdkey 5k7893</w:instrText>
       </w:r>
       <w:r>
         <w:fldChar w:fldCharType="separate"/>
@@ -708,16 +815,12 @@
         <w:tabs>
           <w:tab w:val="right" w:leader="dot" w:pos="9072"/>
         </w:tabs>
-        <w:rPr>
-          <w:b w:val="1"/>
-          <w:sz w:val="32"/>
-        </w:rPr>
       </w:pPr>
       <w:r>
         <w:fldChar w:fldCharType="begin"/>
       </w:r>
       <w:r>
-        <w:instrText>HYPERLINK \l "l1iduf"</w:instrText>
+        <w:instrText>HYPERLINK \l "8s7gtm"</w:instrText>
       </w:r>
       <w:r>
         <w:fldChar w:fldCharType="separate"/>
@@ -733,7 +836,7 @@
         <w:fldChar w:fldCharType="begin"/>
       </w:r>
       <w:r>
-        <w:instrText>PAGEREF l1iduf \h \tdkey 7favok</w:instrText>
+        <w:instrText>PAGEREF 8s7gtm \h \tdkey wpob2d</w:instrText>
       </w:r>
       <w:r>
         <w:fldChar w:fldCharType="separate"/>
@@ -754,16 +857,12 @@
         <w:tabs>
           <w:tab w:val="right" w:leader="dot" w:pos="9072"/>
         </w:tabs>
-        <w:rPr>
-          <w:b w:val="1"/>
-          <w:sz w:val="32"/>
-        </w:rPr>
       </w:pPr>
       <w:r>
         <w:fldChar w:fldCharType="begin"/>
       </w:r>
       <w:r>
-        <w:instrText>HYPERLINK \l "63pyys"</w:instrText>
+        <w:instrText>HYPERLINK \l "zcbsu1"</w:instrText>
       </w:r>
       <w:r>
         <w:fldChar w:fldCharType="separate"/>
@@ -779,7 +878,7 @@
         <w:fldChar w:fldCharType="begin"/>
       </w:r>
       <w:r>
-        <w:instrText>PAGEREF 63pyys \h \tdkey gu38vs</w:instrText>
+        <w:instrText>PAGEREF zcbsu1 \h \tdkey gop2vm</w:instrText>
       </w:r>
       <w:r>
         <w:fldChar w:fldCharType="separate"/>
@@ -800,16 +899,12 @@
         <w:tabs>
           <w:tab w:val="right" w:leader="dot" w:pos="9072"/>
         </w:tabs>
-        <w:rPr>
-          <w:b w:val="1"/>
-          <w:sz w:val="32"/>
-        </w:rPr>
       </w:pPr>
       <w:r>
         <w:fldChar w:fldCharType="begin"/>
       </w:r>
       <w:r>
-        <w:instrText>HYPERLINK \l "crs7zv"</w:instrText>
+        <w:instrText>HYPERLINK \l "kfcnb9"</w:instrText>
       </w:r>
       <w:r>
         <w:fldChar w:fldCharType="separate"/>
@@ -825,7 +920,7 @@
         <w:fldChar w:fldCharType="begin"/>
       </w:r>
       <w:r>
-        <w:instrText>PAGEREF crs7zv \h \tdkey kspf40</w:instrText>
+        <w:instrText>PAGEREF kfcnb9 \h \tdkey 6vv1kb</w:instrText>
       </w:r>
       <w:r>
         <w:fldChar w:fldCharType="separate"/>
@@ -846,16 +941,12 @@
         <w:tabs>
           <w:tab w:val="right" w:leader="dot" w:pos="9072"/>
         </w:tabs>
-        <w:rPr>
-          <w:b w:val="1"/>
-          <w:sz w:val="32"/>
-        </w:rPr>
       </w:pPr>
       <w:r>
         <w:fldChar w:fldCharType="begin"/>
       </w:r>
       <w:r>
-        <w:instrText>HYPERLINK \l "zkhn5g"</w:instrText>
+        <w:instrText>HYPERLINK \l "jyyacq"</w:instrText>
       </w:r>
       <w:r>
         <w:fldChar w:fldCharType="separate"/>
@@ -871,7 +962,7 @@
         <w:fldChar w:fldCharType="begin"/>
       </w:r>
       <w:r>
-        <w:instrText>PAGEREF zkhn5g \h \tdkey dmjqaz</w:instrText>
+        <w:instrText>PAGEREF jyyacq \h \tdkey xx3l3i</w:instrText>
       </w:r>
       <w:r>
         <w:fldChar w:fldCharType="separate"/>
@@ -892,16 +983,12 @@
         <w:tabs>
           <w:tab w:val="right" w:leader="dot" w:pos="9072"/>
         </w:tabs>
-        <w:rPr>
-          <w:b w:val="1"/>
-          <w:sz w:val="32"/>
-        </w:rPr>
       </w:pPr>
       <w:r>
         <w:fldChar w:fldCharType="begin"/>
       </w:r>
       <w:r>
-        <w:instrText>HYPERLINK \l "tvkyag"</w:instrText>
+        <w:instrText>HYPERLINK \l "wm8sq2"</w:instrText>
       </w:r>
       <w:r>
         <w:fldChar w:fldCharType="separate"/>
@@ -917,7 +1004,7 @@
         <w:fldChar w:fldCharType="begin"/>
       </w:r>
       <w:r>
-        <w:instrText>PAGEREF tvkyag \h \tdkey mukrqu</w:instrText>
+        <w:instrText>PAGEREF wm8sq2 \h \tdkey kmnbaw</w:instrText>
       </w:r>
       <w:r>
         <w:fldChar w:fldCharType="separate"/>
@@ -938,16 +1025,12 @@
         <w:tabs>
           <w:tab w:val="right" w:leader="dot" w:pos="9072"/>
         </w:tabs>
-        <w:rPr>
-          <w:b w:val="1"/>
-          <w:sz w:val="32"/>
-        </w:rPr>
       </w:pPr>
       <w:r>
         <w:fldChar w:fldCharType="begin"/>
       </w:r>
       <w:r>
-        <w:instrText>HYPERLINK \l "ptpp3f"</w:instrText>
+        <w:instrText>HYPERLINK \l "so6fmv"</w:instrText>
       </w:r>
       <w:r>
         <w:fldChar w:fldCharType="separate"/>
@@ -963,7 +1046,7 @@
         <w:fldChar w:fldCharType="begin"/>
       </w:r>
       <w:r>
-        <w:instrText>PAGEREF ptpp3f \h \tdkey 18cz7w</w:instrText>
+        <w:instrText>PAGEREF so6fmv \h \tdkey 2mmtjv</w:instrText>
       </w:r>
       <w:r>
         <w:fldChar w:fldCharType="separate"/>
@@ -984,16 +1067,12 @@
         <w:tabs>
           <w:tab w:val="right" w:leader="dot" w:pos="9072"/>
         </w:tabs>
-        <w:rPr>
-          <w:b w:val="1"/>
-          <w:sz w:val="32"/>
-        </w:rPr>
       </w:pPr>
       <w:r>
         <w:fldChar w:fldCharType="begin"/>
       </w:r>
       <w:r>
-        <w:instrText>HYPERLINK \l "acas1r"</w:instrText>
+        <w:instrText>HYPERLINK \l "xfcw3i"</w:instrText>
       </w:r>
       <w:r>
         <w:fldChar w:fldCharType="separate"/>
@@ -1009,7 +1088,7 @@
         <w:fldChar w:fldCharType="begin"/>
       </w:r>
       <w:r>
-        <w:instrText>PAGEREF acas1r \h \tdkey 6vjb0x</w:instrText>
+        <w:instrText>PAGEREF xfcw3i \h \tdkey re1w0j</w:instrText>
       </w:r>
       <w:r>
         <w:fldChar w:fldCharType="separate"/>
@@ -1030,16 +1109,12 @@
         <w:tabs>
           <w:tab w:val="right" w:leader="dot" w:pos="9072"/>
         </w:tabs>
-        <w:rPr>
-          <w:b w:val="1"/>
-          <w:sz w:val="32"/>
-        </w:rPr>
       </w:pPr>
       <w:r>
         <w:fldChar w:fldCharType="begin"/>
       </w:r>
       <w:r>
-        <w:instrText>HYPERLINK \l "be9znh"</w:instrText>
+        <w:instrText>HYPERLINK \l "11l0m6"</w:instrText>
       </w:r>
       <w:r>
         <w:fldChar w:fldCharType="separate"/>
@@ -1055,7 +1130,7 @@
         <w:fldChar w:fldCharType="begin"/>
       </w:r>
       <w:r>
-        <w:instrText>PAGEREF be9znh \h \tdkey m5gwyt</w:instrText>
+        <w:instrText>PAGEREF 11l0m6 \h \tdkey m3053l</w:instrText>
       </w:r>
       <w:r>
         <w:fldChar w:fldCharType="separate"/>
@@ -1076,16 +1151,12 @@
         <w:tabs>
           <w:tab w:val="right" w:leader="dot" w:pos="9072"/>
         </w:tabs>
-        <w:rPr>
-          <w:b w:val="1"/>
-          <w:sz w:val="32"/>
-        </w:rPr>
       </w:pPr>
       <w:r>
         <w:fldChar w:fldCharType="begin"/>
       </w:r>
       <w:r>
-        <w:instrText>HYPERLINK \l "rfhyzz"</w:instrText>
+        <w:instrText>HYPERLINK \l "xorryy"</w:instrText>
       </w:r>
       <w:r>
         <w:fldChar w:fldCharType="separate"/>
@@ -1101,7 +1172,7 @@
         <w:fldChar w:fldCharType="begin"/>
       </w:r>
       <w:r>
-        <w:instrText>PAGEREF rfhyzz \h \tdkey wuwwp5</w:instrText>
+        <w:instrText>PAGEREF xorryy \h \tdkey q6du35</w:instrText>
       </w:r>
       <w:r>
         <w:fldChar w:fldCharType="separate"/>
@@ -1122,16 +1193,12 @@
         <w:tabs>
           <w:tab w:val="right" w:leader="dot" w:pos="9072"/>
         </w:tabs>
-        <w:rPr>
-          <w:b w:val="1"/>
-          <w:sz w:val="32"/>
-        </w:rPr>
       </w:pPr>
       <w:r>
         <w:fldChar w:fldCharType="begin"/>
       </w:r>
       <w:r>
-        <w:instrText>HYPERLINK \l "6le75z"</w:instrText>
+        <w:instrText>HYPERLINK \l "dyh2m8"</w:instrText>
       </w:r>
       <w:r>
         <w:fldChar w:fldCharType="separate"/>
@@ -1147,7 +1214,7 @@
         <w:fldChar w:fldCharType="begin"/>
       </w:r>
       <w:r>
-        <w:instrText>PAGEREF 6le75z \h \tdkey xdywen</w:instrText>
+        <w:instrText>PAGEREF dyh2m8 \h \tdkey akskob</w:instrText>
       </w:r>
       <w:r>
         <w:fldChar w:fldCharType="separate"/>
@@ -1168,16 +1235,12 @@
         <w:tabs>
           <w:tab w:val="right" w:leader="dot" w:pos="9072"/>
         </w:tabs>
-        <w:rPr>
-          <w:b w:val="1"/>
-          <w:sz w:val="32"/>
-        </w:rPr>
       </w:pPr>
       <w:r>
         <w:fldChar w:fldCharType="begin"/>
       </w:r>
       <w:r>
-        <w:instrText>HYPERLINK \l "8o7y43"</w:instrText>
+        <w:instrText>HYPERLINK \l "8mczol"</w:instrText>
       </w:r>
       <w:r>
         <w:fldChar w:fldCharType="separate"/>
@@ -1193,7 +1256,7 @@
         <w:fldChar w:fldCharType="begin"/>
       </w:r>
       <w:r>
-        <w:instrText>PAGEREF 8o7y43 \h \tdkey cwqfgb</w:instrText>
+        <w:instrText>PAGEREF 8mczol \h \tdkey s0zp5k</w:instrText>
       </w:r>
       <w:r>
         <w:fldChar w:fldCharType="separate"/>
@@ -1214,16 +1277,12 @@
         <w:tabs>
           <w:tab w:val="right" w:leader="dot" w:pos="9072"/>
         </w:tabs>
-        <w:rPr>
-          <w:b w:val="1"/>
-          <w:sz w:val="32"/>
-        </w:rPr>
       </w:pPr>
       <w:r>
         <w:fldChar w:fldCharType="begin"/>
       </w:r>
       <w:r>
-        <w:instrText>HYPERLINK \l "ynxtwu"</w:instrText>
+        <w:instrText>HYPERLINK \l "pr43i5"</w:instrText>
       </w:r>
       <w:r>
         <w:fldChar w:fldCharType="separate"/>
@@ -1239,7 +1298,7 @@
         <w:fldChar w:fldCharType="begin"/>
       </w:r>
       <w:r>
-        <w:instrText>PAGEREF ynxtwu \h \tdkey drmaxf</w:instrText>
+        <w:instrText>PAGEREF pr43i5 \h \tdkey xac7m9</w:instrText>
       </w:r>
       <w:r>
         <w:fldChar w:fldCharType="separate"/>
@@ -1260,16 +1319,12 @@
         <w:tabs>
           <w:tab w:val="right" w:leader="dot" w:pos="9072"/>
         </w:tabs>
-        <w:rPr>
-          <w:b w:val="1"/>
-          <w:sz w:val="32"/>
-        </w:rPr>
       </w:pPr>
       <w:r>
         <w:fldChar w:fldCharType="begin"/>
       </w:r>
       <w:r>
-        <w:instrText>HYPERLINK \l "b2igtr"</w:instrText>
+        <w:instrText>HYPERLINK \l "uesl5n"</w:instrText>
       </w:r>
       <w:r>
         <w:fldChar w:fldCharType="separate"/>
@@ -1285,7 +1340,7 @@
         <w:fldChar w:fldCharType="begin"/>
       </w:r>
       <w:r>
-        <w:instrText>PAGEREF b2igtr \h \tdkey u9kjvd</w:instrText>
+        <w:instrText>PAGEREF uesl5n \h \tdkey a31vw7</w:instrText>
       </w:r>
       <w:r>
         <w:fldChar w:fldCharType="separate"/>
@@ -1306,16 +1361,12 @@
         <w:tabs>
           <w:tab w:val="right" w:leader="dot" w:pos="9072"/>
         </w:tabs>
-        <w:rPr>
-          <w:b w:val="1"/>
-          <w:sz w:val="32"/>
-        </w:rPr>
       </w:pPr>
       <w:r>
         <w:fldChar w:fldCharType="begin"/>
       </w:r>
       <w:r>
-        <w:instrText>HYPERLINK \l "yu8jfs"</w:instrText>
+        <w:instrText>HYPERLINK \l "6dv06d"</w:instrText>
       </w:r>
       <w:r>
         <w:fldChar w:fldCharType="separate"/>
@@ -1331,7 +1382,7 @@
         <w:fldChar w:fldCharType="begin"/>
       </w:r>
       <w:r>
-        <w:instrText>PAGEREF yu8jfs \h \tdkey ogf8mz</w:instrText>
+        <w:instrText>PAGEREF 6dv06d \h \tdkey gllq9q</w:instrText>
       </w:r>
       <w:r>
         <w:fldChar w:fldCharType="separate"/>
@@ -1352,16 +1403,12 @@
         <w:tabs>
           <w:tab w:val="right" w:leader="dot" w:pos="9072"/>
         </w:tabs>
-        <w:rPr>
-          <w:b w:val="1"/>
-          <w:sz w:val="32"/>
-        </w:rPr>
       </w:pPr>
       <w:r>
         <w:fldChar w:fldCharType="begin"/>
       </w:r>
       <w:r>
-        <w:instrText>HYPERLINK \l "f82mn6"</w:instrText>
+        <w:instrText>HYPERLINK \l "wc3247"</w:instrText>
       </w:r>
       <w:r>
         <w:fldChar w:fldCharType="separate"/>
@@ -1377,7 +1424,7 @@
         <w:fldChar w:fldCharType="begin"/>
       </w:r>
       <w:r>
-        <w:instrText>PAGEREF f82mn6 \h \tdkey 11oh70</w:instrText>
+        <w:instrText>PAGEREF wc3247 \h \tdkey yo6s6v</w:instrText>
       </w:r>
       <w:r>
         <w:fldChar w:fldCharType="separate"/>
@@ -1398,16 +1445,12 @@
         <w:tabs>
           <w:tab w:val="right" w:leader="dot" w:pos="9072"/>
         </w:tabs>
-        <w:rPr>
-          <w:b w:val="1"/>
-          <w:sz w:val="32"/>
-        </w:rPr>
       </w:pPr>
       <w:r>
         <w:fldChar w:fldCharType="begin"/>
       </w:r>
       <w:r>
-        <w:instrText>HYPERLINK \l "xza2i3"</w:instrText>
+        <w:instrText>HYPERLINK \l "eqey5g"</w:instrText>
       </w:r>
       <w:r>
         <w:fldChar w:fldCharType="separate"/>
@@ -1423,7 +1466,7 @@
         <w:fldChar w:fldCharType="begin"/>
       </w:r>
       <w:r>
-        <w:instrText>PAGEREF xza2i3 \h \tdkey ncqn9y</w:instrText>
+        <w:instrText>PAGEREF eqey5g \h \tdkey p0svka</w:instrText>
       </w:r>
       <w:r>
         <w:fldChar w:fldCharType="separate"/>
@@ -1444,16 +1487,12 @@
         <w:tabs>
           <w:tab w:val="right" w:leader="dot" w:pos="9072"/>
         </w:tabs>
-        <w:rPr>
-          <w:b w:val="1"/>
-          <w:sz w:val="32"/>
-        </w:rPr>
       </w:pPr>
       <w:r>
         <w:fldChar w:fldCharType="begin"/>
       </w:r>
       <w:r>
-        <w:instrText>HYPERLINK \l "l8exr8"</w:instrText>
+        <w:instrText>HYPERLINK \l "q8qj75"</w:instrText>
       </w:r>
       <w:r>
         <w:fldChar w:fldCharType="separate"/>
@@ -1469,7 +1508,7 @@
         <w:fldChar w:fldCharType="begin"/>
       </w:r>
       <w:r>
-        <w:instrText>PAGEREF l8exr8 \h \tdkey 0zv5lp</w:instrText>
+        <w:instrText>PAGEREF q8qj75 \h \tdkey 398h9m</w:instrText>
       </w:r>
       <w:r>
         <w:fldChar w:fldCharType="separate"/>
@@ -1490,16 +1529,12 @@
         <w:tabs>
           <w:tab w:val="right" w:leader="dot" w:pos="9072"/>
         </w:tabs>
-        <w:rPr>
-          <w:b w:val="1"/>
-          <w:sz w:val="32"/>
-        </w:rPr>
       </w:pPr>
       <w:r>
         <w:fldChar w:fldCharType="begin"/>
       </w:r>
       <w:r>
-        <w:instrText>HYPERLINK \l "9gjgec"</w:instrText>
+        <w:instrText>HYPERLINK \l "sjq9aq"</w:instrText>
       </w:r>
       <w:r>
         <w:fldChar w:fldCharType="separate"/>
@@ -1515,7 +1550,7 @@
         <w:fldChar w:fldCharType="begin"/>
       </w:r>
       <w:r>
-        <w:instrText>PAGEREF 9gjgec \h \tdkey zr94i7</w:instrText>
+        <w:instrText>PAGEREF sjq9aq \h \tdkey t47wsi</w:instrText>
       </w:r>
       <w:r>
         <w:fldChar w:fldCharType="separate"/>
@@ -1536,16 +1571,12 @@
         <w:tabs>
           <w:tab w:val="right" w:leader="dot" w:pos="9072"/>
         </w:tabs>
-        <w:rPr>
-          <w:b w:val="1"/>
-          <w:sz w:val="32"/>
-        </w:rPr>
       </w:pPr>
       <w:r>
         <w:fldChar w:fldCharType="begin"/>
       </w:r>
       <w:r>
-        <w:instrText>HYPERLINK \l "r8js3b"</w:instrText>
+        <w:instrText>HYPERLINK \l "0yu1og"</w:instrText>
       </w:r>
       <w:r>
         <w:fldChar w:fldCharType="separate"/>
@@ -1561,7 +1592,7 @@
         <w:fldChar w:fldCharType="begin"/>
       </w:r>
       <w:r>
-        <w:instrText>PAGEREF r8js3b \h \tdkey z04ojh</w:instrText>
+        <w:instrText>PAGEREF 0yu1og \h \tdkey g65o3h</w:instrText>
       </w:r>
       <w:r>
         <w:fldChar w:fldCharType="separate"/>
@@ -1582,16 +1613,12 @@
         <w:tabs>
           <w:tab w:val="right" w:leader="dot" w:pos="9072"/>
         </w:tabs>
-        <w:rPr>
-          <w:b w:val="1"/>
-          <w:sz w:val="32"/>
-        </w:rPr>
       </w:pPr>
       <w:r>
         <w:fldChar w:fldCharType="begin"/>
       </w:r>
       <w:r>
-        <w:instrText>HYPERLINK \l "f0ju9v"</w:instrText>
+        <w:instrText>HYPERLINK \l "tbqesv"</w:instrText>
       </w:r>
       <w:r>
         <w:fldChar w:fldCharType="separate"/>
@@ -1607,7 +1634,7 @@
         <w:fldChar w:fldCharType="begin"/>
       </w:r>
       <w:r>
-        <w:instrText>PAGEREF f0ju9v \h \tdkey gy1bn4</w:instrText>
+        <w:instrText>PAGEREF tbqesv \h \tdkey hnsuu8</w:instrText>
       </w:r>
       <w:r>
         <w:fldChar w:fldCharType="separate"/>
@@ -1628,16 +1655,12 @@
         <w:tabs>
           <w:tab w:val="right" w:leader="dot" w:pos="9072"/>
         </w:tabs>
-        <w:rPr>
-          <w:b w:val="1"/>
-          <w:sz w:val="32"/>
-        </w:rPr>
       </w:pPr>
       <w:r>
         <w:fldChar w:fldCharType="begin"/>
       </w:r>
       <w:r>
-        <w:instrText>HYPERLINK \l "qmhhrj"</w:instrText>
+        <w:instrText>HYPERLINK \l "nuz114"</w:instrText>
       </w:r>
       <w:r>
         <w:fldChar w:fldCharType="separate"/>
@@ -1653,7 +1676,7 @@
         <w:fldChar w:fldCharType="begin"/>
       </w:r>
       <w:r>
-        <w:instrText>PAGEREF qmhhrj \h \tdkey 0qs1cj</w:instrText>
+        <w:instrText>PAGEREF nuz114 \h \tdkey bfz6ak</w:instrText>
       </w:r>
       <w:r>
         <w:fldChar w:fldCharType="separate"/>
@@ -1674,16 +1697,12 @@
         <w:tabs>
           <w:tab w:val="right" w:leader="dot" w:pos="9072"/>
         </w:tabs>
-        <w:rPr>
-          <w:b w:val="1"/>
-          <w:sz w:val="32"/>
-        </w:rPr>
       </w:pPr>
       <w:r>
         <w:fldChar w:fldCharType="begin"/>
       </w:r>
       <w:r>
-        <w:instrText>HYPERLINK \l "plz8oz"</w:instrText>
+        <w:instrText>HYPERLINK \l "xdqkr3"</w:instrText>
       </w:r>
       <w:r>
         <w:fldChar w:fldCharType="separate"/>
@@ -1699,7 +1718,7 @@
         <w:fldChar w:fldCharType="begin"/>
       </w:r>
       <w:r>
-        <w:instrText>PAGEREF plz8oz \h \tdkey egt3b9</w:instrText>
+        <w:instrText>PAGEREF xdqkr3 \h \tdkey c94soj</w:instrText>
       </w:r>
       <w:r>
         <w:fldChar w:fldCharType="separate"/>
@@ -1720,16 +1739,12 @@
         <w:tabs>
           <w:tab w:val="right" w:leader="dot" w:pos="9072"/>
         </w:tabs>
-        <w:rPr>
-          <w:b w:val="1"/>
-          <w:sz w:val="32"/>
-        </w:rPr>
       </w:pPr>
       <w:r>
         <w:fldChar w:fldCharType="begin"/>
       </w:r>
       <w:r>
-        <w:instrText>HYPERLINK \l "l48w5c"</w:instrText>
+        <w:instrText>HYPERLINK \l "rdwhw5"</w:instrText>
       </w:r>
       <w:r>
         <w:fldChar w:fldCharType="separate"/>
@@ -1745,7 +1760,7 @@
         <w:fldChar w:fldCharType="begin"/>
       </w:r>
       <w:r>
-        <w:instrText>PAGEREF l48w5c \h \tdkey yrwm9u</w:instrText>
+        <w:instrText>PAGEREF rdwhw5 \h \tdkey kpfamj</w:instrText>
       </w:r>
       <w:r>
         <w:fldChar w:fldCharType="separate"/>
@@ -1766,16 +1781,12 @@
         <w:tabs>
           <w:tab w:val="right" w:leader="dot" w:pos="9072"/>
         </w:tabs>
-        <w:rPr>
-          <w:b w:val="1"/>
-          <w:sz w:val="32"/>
-        </w:rPr>
       </w:pPr>
       <w:r>
         <w:fldChar w:fldCharType="begin"/>
       </w:r>
       <w:r>
-        <w:instrText>HYPERLINK \l "wlrtw2"</w:instrText>
+        <w:instrText>HYPERLINK \l "3x1sgw"</w:instrText>
       </w:r>
       <w:r>
         <w:fldChar w:fldCharType="separate"/>
@@ -1791,7 +1802,7 @@
         <w:fldChar w:fldCharType="begin"/>
       </w:r>
       <w:r>
-        <w:instrText>PAGEREF wlrtw2 \h \tdkey 1cmhj6</w:instrText>
+        <w:instrText>PAGEREF 3x1sgw \h \tdkey ovuhtz</w:instrText>
       </w:r>
       <w:r>
         <w:fldChar w:fldCharType="separate"/>
@@ -1812,16 +1823,12 @@
         <w:tabs>
           <w:tab w:val="right" w:leader="dot" w:pos="9072"/>
         </w:tabs>
-        <w:rPr>
-          <w:b w:val="1"/>
-          <w:sz w:val="32"/>
-        </w:rPr>
       </w:pPr>
       <w:r>
         <w:fldChar w:fldCharType="begin"/>
       </w:r>
       <w:r>
-        <w:instrText>HYPERLINK \l "7od30p"</w:instrText>
+        <w:instrText>HYPERLINK \l "naakta"</w:instrText>
       </w:r>
       <w:r>
         <w:fldChar w:fldCharType="separate"/>
@@ -1837,7 +1844,7 @@
         <w:fldChar w:fldCharType="begin"/>
       </w:r>
       <w:r>
-        <w:instrText>PAGEREF 7od30p \h \tdkey hdxxc7</w:instrText>
+        <w:instrText>PAGEREF naakta \h \tdkey zpdorl</w:instrText>
       </w:r>
       <w:r>
         <w:fldChar w:fldCharType="separate"/>
@@ -1858,16 +1865,12 @@
         <w:tabs>
           <w:tab w:val="right" w:leader="dot" w:pos="9072"/>
         </w:tabs>
-        <w:rPr>
-          <w:b w:val="1"/>
-          <w:sz w:val="32"/>
-        </w:rPr>
       </w:pPr>
       <w:r>
         <w:fldChar w:fldCharType="begin"/>
       </w:r>
       <w:r>
-        <w:instrText>HYPERLINK \l "ydi080"</w:instrText>
+        <w:instrText>HYPERLINK \l "4i7y4m"</w:instrText>
       </w:r>
       <w:r>
         <w:fldChar w:fldCharType="separate"/>
@@ -1883,7 +1886,7 @@
         <w:fldChar w:fldCharType="begin"/>
       </w:r>
       <w:r>
-        <w:instrText>PAGEREF ydi080 \h \tdkey 0hyxjx</w:instrText>
+        <w:instrText>PAGEREF 4i7y4m \h \tdkey jjj1be</w:instrText>
       </w:r>
       <w:r>
         <w:fldChar w:fldCharType="separate"/>
@@ -1904,16 +1907,12 @@
         <w:tabs>
           <w:tab w:val="right" w:leader="dot" w:pos="9072"/>
         </w:tabs>
-        <w:rPr>
-          <w:b w:val="1"/>
-          <w:sz w:val="32"/>
-        </w:rPr>
       </w:pPr>
       <w:r>
         <w:fldChar w:fldCharType="begin"/>
       </w:r>
       <w:r>
-        <w:instrText>HYPERLINK \l "zfnwst"</w:instrText>
+        <w:instrText>HYPERLINK \l "8v5rm4"</w:instrText>
       </w:r>
       <w:r>
         <w:fldChar w:fldCharType="separate"/>
@@ -1929,7 +1928,7 @@
         <w:fldChar w:fldCharType="begin"/>
       </w:r>
       <w:r>
-        <w:instrText>PAGEREF zfnwst \h \tdkey gr8r6t</w:instrText>
+        <w:instrText>PAGEREF 8v5rm4 \h \tdkey 4xxrh8</w:instrText>
       </w:r>
       <w:r>
         <w:fldChar w:fldCharType="separate"/>
@@ -1949,7 +1948,42 @@
     </w:p>
     <w:p>
       <w:pPr>
-        <w:pStyle w:val="znvr7w"/>
+        <w:ind w:left="240"/>
+      </w:pPr>
+      <w:r>
+        <w:rPr>
+          <w:rFonts w:hint="eastAsia"/>
+        </w:rPr>
+        <w:t>，不是它的卖点。</w:t>
+      </w:r>
+    </w:p>
+    <w:p>
+      <w:r>
+        <w:rPr>
+          <w:rFonts w:hint="eastAsia"/>
+        </w:rPr>
+        <w:t>本文件按赛道 B 的七项要求组织，逐项给出可验证的实现细节。文中所有"实测"数据均来自本机实际运行，未做修饰。</w:t>
+      </w:r>
+    </w:p>
+    <w:p>
+      <w:r>
+        <w:rPr>
+          <w:rFonts w:hint="eastAsia"/>
+          <w:b w:val="1"/>
+        </w:rPr>
+        <w:t>第 0 章先讲清楚"它有哪些功能、怎么用"，后面七章再逐个展开实现。</w:t>
+      </w:r>
+    </w:p>
+    <w:p>
+      <w:pPr>
+        <w:pBdr>
+          <w:bottom w:val="thick" w:color="040102" w:sz="8"/>
+        </w:pBdr>
+      </w:pPr>
+    </w:p>
+    <w:p>
+      <w:pPr>
+        <w:pStyle w:val="000003"/>
         <w:keepNext w:val="1"/>
         <w:keepLines w:val="1"/>
         <w:spacing w:before="100" w:beforeAutospacing="1" w:after="100" w:afterAutospacing="1"/>
@@ -1959,14 +1993,14 @@
           <w:szCs w:val="32"/>
         </w:rPr>
       </w:pPr>
-      <w:bookmarkStart w:id="2" w:name="1fq2rj"/>
+      <w:bookmarkStart w:id="2" w:name="2ikvfa"/>
       <w:r>
         <w:rPr>
           <w:rFonts w:hint="eastAsia"/>
           <w:b w:val="1"/>
           <w:sz w:val="32"/>
         </w:rPr>
-        <w:t>一、场景与价值分</w:t>
+        <w:t>功能与用法、先说清楚：它有哪些功能、怎么</w:t>
       </w:r>
       <w:bookmarkEnd w:id="2"/>
       <w:r>
@@ -1975,8 +2009,1855 @@
           <w:b w:val="1"/>
           <w:sz w:val="32"/>
         </w:rPr>
-        <w:t>析</w:t>
-      </w:r>
+        <w:t>用</w:t>
+      </w:r>
+    </w:p>
+    <w:p>
+      <w:pPr>
+        <w:pStyle w:val="000004"/>
+        <w:keepNext w:val="1"/>
+        <w:keepLines w:val="1"/>
+        <w:spacing w:before="100" w:beforeAutospacing="1" w:after="100" w:afterAutospacing="1"/>
+        <w:outlineLvl w:val="2"/>
+        <w:rPr>
+          <w:sz w:val="32"/>
+          <w:szCs w:val="32"/>
+        </w:rPr>
+      </w:pPr>
+      <w:bookmarkStart w:id="3" w:name="akrtns"/>
+      <w:r>
+        <w:rPr>
+          <w:rFonts w:hint="eastAsia"/>
+          <w:b w:val="1"/>
+          <w:sz w:val="32"/>
+        </w:rPr>
+        <w:t>0.1 一天的使用动</w:t>
+      </w:r>
+      <w:bookmarkEnd w:id="3"/>
+      <w:r>
+        <w:rPr>
+          <w:rFonts w:hint="eastAsia"/>
+          <w:b w:val="1"/>
+          <w:sz w:val="32"/>
+        </w:rPr>
+        <w:t>线</w:t>
+      </w:r>
+    </w:p>
+    <w:p>
+      <w:r>
+        <w:rPr>
+          <w:rFonts w:hint="eastAsia"/>
+        </w:rPr>
+        <w:t>按真实使用顺序走一遍，每一步都对应一个功能：</w:t>
+      </w:r>
+    </w:p>
+    <w:tbl>
+      <w:tblPr>
+        <w:tblW w:w="0" w:type="auto"/>
+        <w:tblBorders>
+          <w:top w:val="single" w:color="CBCDD1" w:sz="6" w:space="0"/>
+          <w:left w:val="single" w:color="CBCDD1" w:sz="6" w:space="0"/>
+          <w:bottom w:val="single" w:color="CBCDD1" w:sz="6" w:space="0"/>
+          <w:right w:val="single" w:color="CBCDD1" w:sz="6" w:space="0"/>
+          <w:insideH w:val="single" w:color="CBCDD1" w:sz="6" w:space="0"/>
+          <w:insideV w:val="single" w:color="CBCDD1" w:sz="6" w:space="0"/>
+        </w:tblBorders>
+        <w:tblLayout w:type="autofit"/>
+        <w:tblCellMar>
+          <w:top w:w="15" w:type="dxa"/>
+          <w:left w:w="15" w:type="dxa"/>
+          <w:bottom w:w="15" w:type="dxa"/>
+          <w:right w:w="15" w:type="dxa"/>
+        </w:tblCellMar>
+      </w:tblPr>
+      <w:tblGrid>
+        <w:gridCol w:w="1661"/>
+        <w:gridCol w:w="1661"/>
+        <w:gridCol w:w="1661"/>
+        <w:gridCol w:w="1661"/>
+        <w:gridCol w:w="1661"/>
+      </w:tblGrid>
+      <w:tr>
+        <w:trPr>
+          <w:tblHeader w:val="1"/>
+        </w:trPr>
+        <w:tc>
+          <w:tcPr>
+            <w:tcW w:w="1661" w:type="dxa"/>
+            <w:tcMar/>
+            <w:vAlign w:val="center"/>
+          </w:tcPr>
+          <w:p>
+            <w:pPr>
+              <w:rPr>
+                <w:b w:val="1"/>
+                <w:bCs w:val="1"/>
+              </w:rPr>
+            </w:pPr>
+            <w:r>
+              <w:rPr>
+                <w:rFonts w:hint="eastAsia"/>
+                <w:b w:val="1"/>
+              </w:rPr>
+              <w:t>时间</w:t>
+            </w:r>
+          </w:p>
+        </w:tc>
+        <w:tc>
+          <w:tcPr>
+            <w:tcW w:w="1661" w:type="dxa"/>
+            <w:tcMar/>
+            <w:vAlign w:val="center"/>
+          </w:tcPr>
+          <w:p>
+            <w:pPr>
+              <w:rPr>
+                <w:b w:val="1"/>
+                <w:bCs w:val="1"/>
+              </w:rPr>
+            </w:pPr>
+            <w:r>
+              <w:rPr>
+                <w:rFonts w:hint="eastAsia"/>
+                <w:b w:val="1"/>
+              </w:rPr>
+              <w:t>你要做什么</w:t>
+            </w:r>
+          </w:p>
+        </w:tc>
+        <w:tc>
+          <w:tcPr>
+            <w:tcW w:w="1661" w:type="dxa"/>
+            <w:tcMar/>
+            <w:vAlign w:val="center"/>
+          </w:tcPr>
+          <w:p>
+            <w:pPr>
+              <w:rPr>
+                <w:b w:val="1"/>
+                <w:bCs w:val="1"/>
+              </w:rPr>
+            </w:pPr>
+            <w:r>
+              <w:rPr>
+                <w:rFonts w:hint="eastAsia"/>
+                <w:b w:val="1"/>
+              </w:rPr>
+              <w:t>用哪个功能</w:t>
+            </w:r>
+          </w:p>
+        </w:tc>
+        <w:tc>
+          <w:tcPr>
+            <w:tcW w:w="1661" w:type="dxa"/>
+            <w:tcMar/>
+            <w:vAlign w:val="center"/>
+          </w:tcPr>
+          <w:p>
+            <w:pPr>
+              <w:rPr>
+                <w:b w:val="1"/>
+                <w:bCs w:val="1"/>
+              </w:rPr>
+            </w:pPr>
+            <w:r>
+              <w:rPr>
+                <w:rFonts w:hint="eastAsia"/>
+                <w:b w:val="1"/>
+              </w:rPr>
+              <w:t>具体怎么用</w:t>
+            </w:r>
+          </w:p>
+        </w:tc>
+        <w:tc>
+          <w:tcPr>
+            <w:tcW w:w="1661" w:type="dxa"/>
+            <w:tcMar/>
+            <w:vAlign w:val="center"/>
+          </w:tcPr>
+          <w:p>
+            <w:pPr>
+              <w:rPr>
+                <w:b w:val="1"/>
+                <w:bCs w:val="1"/>
+              </w:rPr>
+            </w:pPr>
+            <w:r>
+              <w:rPr>
+                <w:rFonts w:hint="eastAsia"/>
+                <w:b w:val="1"/>
+              </w:rPr>
+              <w:t>省掉了什么</w:t>
+            </w:r>
+          </w:p>
+        </w:tc>
+      </w:tr>
+      <w:tr>
+        <w:trPr/>
+        <w:tc>
+          <w:tcPr>
+            <w:tcW w:w="1661" w:type="dxa"/>
+            <w:tcMar/>
+            <w:vAlign w:val="center"/>
+          </w:tcPr>
+          <w:p>
+            <w:r>
+              <w:t>08:00</w:t>
+            </w:r>
+          </w:p>
+        </w:tc>
+        <w:tc>
+          <w:tcPr>
+            <w:tcW w:w="1661" w:type="dxa"/>
+            <w:tcMar/>
+            <w:vAlign w:val="center"/>
+          </w:tcPr>
+          <w:p>
+            <w:r>
+              <w:rPr>
+                <w:rFonts w:hint="eastAsia"/>
+              </w:rPr>
+              <w:t>看看今天有什么事</w:t>
+            </w:r>
+          </w:p>
+        </w:tc>
+        <w:tc>
+          <w:tcPr>
+            <w:tcW w:w="1661" w:type="dxa"/>
+            <w:tcMar/>
+            <w:vAlign w:val="center"/>
+          </w:tcPr>
+          <w:p>
+            <w:r>
+              <w:rPr>
+                <w:rFonts w:hint="eastAsia"/>
+              </w:rPr>
+              <w:t>① 今日</w:t>
+            </w:r>
+          </w:p>
+        </w:tc>
+        <w:tc>
+          <w:tcPr>
+            <w:tcW w:w="1661" w:type="dxa"/>
+            <w:tcMar/>
+            <w:vAlign w:val="center"/>
+          </w:tcPr>
+          <w:p>
+            <w:r>
+              <w:rPr>
+                <w:rFonts w:hint="eastAsia"/>
+              </w:rPr>
+              <w:t>打开就是今天：待办、课程、截止按时间排好，逾期的单独标出</w:t>
+            </w:r>
+          </w:p>
+        </w:tc>
+        <w:tc>
+          <w:tcPr>
+            <w:tcW w:w="1661" w:type="dxa"/>
+            <w:tcMar/>
+            <w:vAlign w:val="center"/>
+          </w:tcPr>
+          <w:p>
+            <w:r>
+              <w:rPr>
+                <w:rFonts w:hint="eastAsia"/>
+              </w:rPr>
+              <w:t>不用翻聊天记录回忆今天要做什么</w:t>
+            </w:r>
+          </w:p>
+        </w:tc>
+      </w:tr>
+      <w:tr>
+        <w:trPr/>
+        <w:tc>
+          <w:tcPr>
+            <w:tcW w:w="1661" w:type="dxa"/>
+            <w:tcMar/>
+            <w:vAlign w:val="center"/>
+          </w:tcPr>
+          <w:p>
+            <w:r>
+              <w:t>09:20</w:t>
+            </w:r>
+          </w:p>
+        </w:tc>
+        <w:tc>
+          <w:tcPr>
+            <w:tcW w:w="1661" w:type="dxa"/>
+            <w:tcMar/>
+            <w:vAlign w:val="center"/>
+          </w:tcPr>
+          <w:p>
+            <w:r>
+              <w:rPr>
+                <w:rFonts w:hint="eastAsia"/>
+              </w:rPr>
+              <w:t>群里来了一条通知</w:t>
+            </w:r>
+          </w:p>
+        </w:tc>
+        <w:tc>
+          <w:tcPr>
+            <w:tcW w:w="1661" w:type="dxa"/>
+            <w:tcMar/>
+            <w:vAlign w:val="center"/>
+          </w:tcPr>
+          <w:p>
+            <w:r>
+              <w:rPr>
+                <w:rFonts w:hint="eastAsia"/>
+              </w:rPr>
+              <w:t>② 收集箱</w:t>
+            </w:r>
+          </w:p>
+        </w:tc>
+        <w:tc>
+          <w:tcPr>
+            <w:tcW w:w="1661" w:type="dxa"/>
+            <w:tcMar/>
+            <w:vAlign w:val="center"/>
+          </w:tcPr>
+          <w:p>
+            <w:r>
+              <w:rPr>
+                <w:rFonts w:hint="eastAsia"/>
+              </w:rPr>
+              <w:t>选中 → 复制 → 粘进收集箱 → 回车。不要求格式，不用先想分类</w:t>
+            </w:r>
+          </w:p>
+        </w:tc>
+        <w:tc>
+          <w:tcPr>
+            <w:tcW w:w="1661" w:type="dxa"/>
+            <w:tcMar/>
+            <w:vAlign w:val="center"/>
+          </w:tcPr>
+          <w:p>
+            <w:r>
+              <w:rPr>
+                <w:rFonts w:hint="eastAsia"/>
+              </w:rPr>
+              <w:t>记录门槛从"填表"降到"粘贴一下"</w:t>
+            </w:r>
+          </w:p>
+        </w:tc>
+      </w:tr>
+      <w:tr>
+        <w:trPr/>
+        <w:tc>
+          <w:tcPr>
+            <w:tcW w:w="1661" w:type="dxa"/>
+            <w:tcMar/>
+            <w:vAlign w:val="center"/>
+          </w:tcPr>
+          <w:p>
+            <w:r>
+              <w:t>09:21</w:t>
+            </w:r>
+          </w:p>
+        </w:tc>
+        <w:tc>
+          <w:tcPr>
+            <w:tcW w:w="1661" w:type="dxa"/>
+            <w:tcMar/>
+            <w:vAlign w:val="center"/>
+          </w:tcPr>
+          <w:p>
+            <w:r>
+              <w:rPr>
+                <w:rFonts w:hint="eastAsia"/>
+              </w:rPr>
+              <w:t>把这段话变成日程</w:t>
+            </w:r>
+          </w:p>
+        </w:tc>
+        <w:tc>
+          <w:tcPr>
+            <w:tcW w:w="1661" w:type="dxa"/>
+            <w:tcMar/>
+            <w:vAlign w:val="center"/>
+          </w:tcPr>
+          <w:p>
+            <w:r>
+              <w:rPr>
+                <w:rFonts w:hint="eastAsia"/>
+              </w:rPr>
+              <w:t>③ AI 解析</w:t>
+            </w:r>
+          </w:p>
+        </w:tc>
+        <w:tc>
+          <w:tcPr>
+            <w:tcW w:w="1661" w:type="dxa"/>
+            <w:tcMar/>
+            <w:vAlign w:val="center"/>
+          </w:tcPr>
+          <w:p>
+            <w:r>
+              <w:rPr>
+                <w:rFonts w:hint="eastAsia"/>
+              </w:rPr>
+              <w:t>点「解析」，模型拆成多条，每条带类型/开始/截止/地点/优先级/标签</w:t>
+            </w:r>
+          </w:p>
+        </w:tc>
+        <w:tc>
+          <w:tcPr>
+            <w:tcW w:w="1661" w:type="dxa"/>
+            <w:tcMar/>
+            <w:vAlign w:val="center"/>
+          </w:tcPr>
+          <w:p>
+            <w:r>
+              <w:rPr>
+                <w:rFonts w:hint="eastAsia"/>
+              </w:rPr>
+              <w:t>472 字班级群消息 → 9 条，省掉逐条手打约 5 分钟</w:t>
+            </w:r>
+          </w:p>
+        </w:tc>
+      </w:tr>
+      <w:tr>
+        <w:trPr/>
+        <w:tc>
+          <w:tcPr>
+            <w:tcW w:w="1661" w:type="dxa"/>
+            <w:tcMar/>
+            <w:vAlign w:val="center"/>
+          </w:tcPr>
+          <w:p>
+            <w:r>
+              <w:t>09:22</w:t>
+            </w:r>
+          </w:p>
+        </w:tc>
+        <w:tc>
+          <w:tcPr>
+            <w:tcW w:w="1661" w:type="dxa"/>
+            <w:tcMar/>
+            <w:vAlign w:val="center"/>
+          </w:tcPr>
+          <w:p>
+            <w:r>
+              <w:rPr>
+                <w:rFonts w:hint="eastAsia"/>
+              </w:rPr>
+              <w:t>确认它没理解错</w:t>
+            </w:r>
+          </w:p>
+        </w:tc>
+        <w:tc>
+          <w:tcPr>
+            <w:tcW w:w="1661" w:type="dxa"/>
+            <w:tcMar/>
+            <w:vAlign w:val="center"/>
+          </w:tcPr>
+          <w:p>
+            <w:r>
+              <w:rPr>
+                <w:rFonts w:hint="eastAsia"/>
+              </w:rPr>
+              <w:t>③ 草稿箱</w:t>
+            </w:r>
+          </w:p>
+        </w:tc>
+        <w:tc>
+          <w:tcPr>
+            <w:tcW w:w="1661" w:type="dxa"/>
+            <w:tcMar/>
+            <w:vAlign w:val="center"/>
+          </w:tcPr>
+          <w:p>
+            <w:r>
+              <w:rPr>
+                <w:rFonts w:hint="eastAsia"/>
+              </w:rPr>
+              <w:t>左边原文、右边字段，置信度低的字段标黄；改完点「确认并加入」</w:t>
+            </w:r>
+          </w:p>
+        </w:tc>
+        <w:tc>
+          <w:tcPr>
+            <w:tcW w:w="1661" w:type="dxa"/>
+            <w:tcMar/>
+            <w:vAlign w:val="center"/>
+          </w:tcPr>
+          <w:p>
+            <w:r>
+              <w:rPr>
+                <w:rFonts w:hint="eastAsia"/>
+              </w:rPr>
+              <w:t>只需核对标黄那几处，不用通读全文</w:t>
+            </w:r>
+          </w:p>
+        </w:tc>
+      </w:tr>
+      <w:tr>
+        <w:trPr/>
+        <w:tc>
+          <w:tcPr>
+            <w:tcW w:w="1661" w:type="dxa"/>
+            <w:tcMar/>
+            <w:vAlign w:val="center"/>
+          </w:tcPr>
+          <w:p>
+            <w:r>
+              <w:rPr>
+                <w:rFonts w:hint="eastAsia"/>
+              </w:rPr>
+              <w:t>之后</w:t>
+            </w:r>
+          </w:p>
+        </w:tc>
+        <w:tc>
+          <w:tcPr>
+            <w:tcW w:w="1661" w:type="dxa"/>
+            <w:tcMar/>
+            <w:vAlign w:val="center"/>
+          </w:tcPr>
+          <w:p>
+            <w:r>
+              <w:rPr>
+                <w:rFonts w:hint="eastAsia"/>
+              </w:rPr>
+              <w:t>到点别忘</w:t>
+            </w:r>
+          </w:p>
+        </w:tc>
+        <w:tc>
+          <w:tcPr>
+            <w:tcW w:w="1661" w:type="dxa"/>
+            <w:tcMar/>
+            <w:vAlign w:val="center"/>
+          </w:tcPr>
+          <w:p>
+            <w:r>
+              <w:rPr>
+                <w:rFonts w:hint="eastAsia"/>
+              </w:rPr>
+              <w:t>④ 日历 + 桌面通知</w:t>
+            </w:r>
+          </w:p>
+        </w:tc>
+        <w:tc>
+          <w:tcPr>
+            <w:tcW w:w="1661" w:type="dxa"/>
+            <w:tcMar/>
+            <w:vAlign w:val="center"/>
+          </w:tcPr>
+          <w:p>
+            <w:r>
+              <w:rPr>
+                <w:rFonts w:hint="eastAsia"/>
+              </w:rPr>
+              <w:t>条目落在时间轴上，截止前弹操作系统通知（桌面版）</w:t>
+            </w:r>
+          </w:p>
+        </w:tc>
+        <w:tc>
+          <w:tcPr>
+            <w:tcW w:w="1661" w:type="dxa"/>
+            <w:tcMar/>
+            <w:vAlign w:val="center"/>
+          </w:tcPr>
+          <w:p>
+            <w:r>
+              <w:rPr>
+                <w:rFonts w:hint="eastAsia"/>
+              </w:rPr>
+              <w:t>不用自己盯着日历</w:t>
+            </w:r>
+          </w:p>
+        </w:tc>
+      </w:tr>
+      <w:tr>
+        <w:trPr/>
+        <w:tc>
+          <w:tcPr>
+            <w:tcW w:w="1661" w:type="dxa"/>
+            <w:tcMar/>
+            <w:vAlign w:val="center"/>
+          </w:tcPr>
+          <w:p>
+            <w:r>
+              <w:rPr>
+                <w:rFonts w:hint="eastAsia"/>
+              </w:rPr>
+              <w:t>随时</w:t>
+            </w:r>
+          </w:p>
+        </w:tc>
+        <w:tc>
+          <w:tcPr>
+            <w:tcW w:w="1661" w:type="dxa"/>
+            <w:tcMar/>
+            <w:vAlign w:val="center"/>
+          </w:tcPr>
+          <w:p>
+            <w:r>
+              <w:rPr>
+                <w:rFonts w:hint="eastAsia"/>
+              </w:rPr>
+              <w:t>想起一份资料</w:t>
+            </w:r>
+          </w:p>
+        </w:tc>
+        <w:tc>
+          <w:tcPr>
+            <w:tcW w:w="1661" w:type="dxa"/>
+            <w:tcMar/>
+            <w:vAlign w:val="center"/>
+          </w:tcPr>
+          <w:p>
+            <w:r>
+              <w:rPr>
+                <w:rFonts w:hint="eastAsia"/>
+              </w:rPr>
+              <w:t>⑤ 知识库 / 附件</w:t>
+            </w:r>
+          </w:p>
+        </w:tc>
+        <w:tc>
+          <w:tcPr>
+            <w:tcW w:w="1661" w:type="dxa"/>
+            <w:tcMar/>
+            <w:vAlign w:val="center"/>
+          </w:tcPr>
+          <w:p>
+            <w:r>
+              <w:rPr>
+                <w:rFonts w:hint="eastAsia"/>
+              </w:rPr>
+              <w:t>直接搜那个词，命中的是 PDF 里的那一段话，而不是文件名</w:t>
+            </w:r>
+          </w:p>
+        </w:tc>
+        <w:tc>
+          <w:tcPr>
+            <w:tcW w:w="1661" w:type="dxa"/>
+            <w:tcMar/>
+            <w:vAlign w:val="center"/>
+          </w:tcPr>
+          <w:p>
+            <w:r>
+              <w:rPr>
+                <w:rFonts w:hint="eastAsia"/>
+              </w:rPr>
+              <w:t>不用靠文件名回忆</w:t>
+            </w:r>
+          </w:p>
+        </w:tc>
+      </w:tr>
+      <w:tr>
+        <w:trPr/>
+        <w:tc>
+          <w:tcPr>
+            <w:tcW w:w="1661" w:type="dxa"/>
+            <w:tcMar/>
+            <w:vAlign w:val="center"/>
+          </w:tcPr>
+          <w:p>
+            <w:r>
+              <w:t>17:00</w:t>
+            </w:r>
+          </w:p>
+        </w:tc>
+        <w:tc>
+          <w:tcPr>
+            <w:tcW w:w="1661" w:type="dxa"/>
+            <w:tcMar/>
+            <w:vAlign w:val="center"/>
+          </w:tcPr>
+          <w:p>
+            <w:r>
+              <w:rPr>
+                <w:rFonts w:hint="eastAsia"/>
+              </w:rPr>
+              <w:t>找上次那条通知</w:t>
+            </w:r>
+          </w:p>
+        </w:tc>
+        <w:tc>
+          <w:tcPr>
+            <w:tcW w:w="1661" w:type="dxa"/>
+            <w:tcMar/>
+            <w:vAlign w:val="center"/>
+          </w:tcPr>
+          <w:p>
+            <w:r>
+              <w:rPr>
+                <w:rFonts w:hint="eastAsia"/>
+              </w:rPr>
+              <w:t>⑥ 搜索（三种）</w:t>
+            </w:r>
+          </w:p>
+        </w:tc>
+        <w:tc>
+          <w:tcPr>
+            <w:tcW w:w="1661" w:type="dxa"/>
+            <w:tcMar/>
+            <w:vAlign w:val="center"/>
+          </w:tcPr>
+          <w:p>
+            <w:r>
+              <w:rPr>
+                <w:rFonts w:hint="eastAsia"/>
+              </w:rPr>
+              <w:t>记得说法 → 全文；忘了说法 → 语义；想要结论 → 问答</w:t>
+            </w:r>
+          </w:p>
+        </w:tc>
+        <w:tc>
+          <w:tcPr>
+            <w:tcW w:w="1661" w:type="dxa"/>
+            <w:tcMar/>
+            <w:vAlign w:val="center"/>
+          </w:tcPr>
+          <w:p>
+            <w:r>
+              <w:rPr>
+                <w:rFonts w:hint="eastAsia"/>
+              </w:rPr>
+              <w:t>忘了原话也能找到</w:t>
+            </w:r>
+          </w:p>
+        </w:tc>
+      </w:tr>
+      <w:tr>
+        <w:trPr/>
+        <w:tc>
+          <w:tcPr>
+            <w:tcW w:w="1661" w:type="dxa"/>
+            <w:tcMar/>
+            <w:vAlign w:val="center"/>
+          </w:tcPr>
+          <w:p>
+            <w:r>
+              <w:rPr>
+                <w:rFonts w:hint="eastAsia"/>
+              </w:rPr>
+              <w:t>后台</w:t>
+            </w:r>
+          </w:p>
+        </w:tc>
+        <w:tc>
+          <w:tcPr>
+            <w:tcW w:w="1661" w:type="dxa"/>
+            <w:tcMar/>
+            <w:vAlign w:val="center"/>
+          </w:tcPr>
+          <w:p>
+            <w:r>
+              <w:rPr>
+                <w:rFonts w:hint="eastAsia"/>
+              </w:rPr>
+              <w:t>有没有新通知</w:t>
+            </w:r>
+          </w:p>
+        </w:tc>
+        <w:tc>
+          <w:tcPr>
+            <w:tcW w:w="1661" w:type="dxa"/>
+            <w:tcMar/>
+            <w:vAlign w:val="center"/>
+          </w:tcPr>
+          <w:p>
+            <w:r>
+              <w:rPr>
+                <w:rFonts w:hint="eastAsia"/>
+              </w:rPr>
+              <w:t>⑦ 信息流</w:t>
+            </w:r>
+          </w:p>
+        </w:tc>
+        <w:tc>
+          <w:tcPr>
+            <w:tcW w:w="1661" w:type="dxa"/>
+            <w:tcMar/>
+            <w:vAlign w:val="center"/>
+          </w:tcPr>
+          <w:p>
+            <w:r>
+              <w:rPr>
+                <w:rFonts w:hint="eastAsia"/>
+              </w:rPr>
+              <w:t>加一次网址，之后自动抓；点标题出 AI 摘要，「显示原文」读正文</w:t>
+            </w:r>
+          </w:p>
+        </w:tc>
+        <w:tc>
+          <w:tcPr>
+            <w:tcW w:w="1661" w:type="dxa"/>
+            <w:tcMar/>
+            <w:vAlign w:val="center"/>
+          </w:tcPr>
+          <w:p>
+            <w:r>
+              <w:rPr>
+                <w:rFonts w:hint="eastAsia"/>
+              </w:rPr>
+              <w:t>不用挨个打开三个学院网站</w:t>
+            </w:r>
+          </w:p>
+        </w:tc>
+      </w:tr>
+      <w:tr>
+        <w:trPr/>
+        <w:tc>
+          <w:tcPr>
+            <w:tcW w:w="1661" w:type="dxa"/>
+            <w:tcMar/>
+            <w:vAlign w:val="center"/>
+          </w:tcPr>
+          <w:p>
+            <w:r>
+              <w:rPr>
+                <w:rFonts w:hint="eastAsia"/>
+              </w:rPr>
+              <w:t>换设备</w:t>
+            </w:r>
+          </w:p>
+        </w:tc>
+        <w:tc>
+          <w:tcPr>
+            <w:tcW w:w="1661" w:type="dxa"/>
+            <w:tcMar/>
+            <w:vAlign w:val="center"/>
+          </w:tcPr>
+          <w:p>
+            <w:r>
+              <w:rPr>
+                <w:rFonts w:hint="eastAsia"/>
+              </w:rPr>
+              <w:t>数据带走</w:t>
+            </w:r>
+          </w:p>
+        </w:tc>
+        <w:tc>
+          <w:tcPr>
+            <w:tcW w:w="1661" w:type="dxa"/>
+            <w:tcMar/>
+            <w:vAlign w:val="center"/>
+          </w:tcPr>
+          <w:p>
+            <w:r>
+              <w:rPr>
+                <w:rFonts w:hint="eastAsia"/>
+              </w:rPr>
+              <w:t>⑨ 导出 / 同步</w:t>
+            </w:r>
+          </w:p>
+        </w:tc>
+        <w:tc>
+          <w:tcPr>
+            <w:tcW w:w="1661" w:type="dxa"/>
+            <w:tcMar/>
+            <w:vAlign w:val="center"/>
+          </w:tcPr>
+          <w:p>
+            <w:r>
+              <w:rPr>
+                <w:rFonts w:hint="eastAsia"/>
+              </w:rPr>
+              <w:t>一键导出 JSON，或配自己的私有仓库做同步</w:t>
+            </w:r>
+          </w:p>
+        </w:tc>
+        <w:tc>
+          <w:tcPr>
+            <w:tcW w:w="1661" w:type="dxa"/>
+            <w:tcMar/>
+            <w:vAlign w:val="center"/>
+          </w:tcPr>
+          <w:p>
+            <w:r>
+              <w:rPr>
+                <w:rFonts w:hint="eastAsia"/>
+              </w:rPr>
+              <w:t>换电脑不丢数据</w:t>
+            </w:r>
+          </w:p>
+        </w:tc>
+      </w:tr>
+    </w:tbl>
+    <w:p>
+      <w:pPr>
+        <w:pStyle w:val="000004"/>
+        <w:keepNext w:val="1"/>
+        <w:keepLines w:val="1"/>
+        <w:spacing w:before="100" w:beforeAutospacing="1" w:after="100" w:afterAutospacing="1"/>
+        <w:outlineLvl w:val="2"/>
+        <w:rPr>
+          <w:sz w:val="32"/>
+          <w:szCs w:val="32"/>
+        </w:rPr>
+      </w:pPr>
+      <w:bookmarkStart w:id="4" w:name="weixp7"/>
+      <w:r>
+        <w:rPr>
+          <w:rFonts w:hint="eastAsia"/>
+          <w:b w:val="1"/>
+          <w:sz w:val="32"/>
+        </w:rPr>
+        <w:t>0.2 功能清单与用</w:t>
+      </w:r>
+      <w:bookmarkEnd w:id="4"/>
+      <w:r>
+        <w:rPr>
+          <w:rFonts w:hint="eastAsia"/>
+          <w:b w:val="1"/>
+          <w:sz w:val="32"/>
+        </w:rPr>
+        <w:t>法</w:t>
+      </w:r>
+    </w:p>
+    <w:tbl>
+      <w:tblPr>
+        <w:tblW w:w="0" w:type="auto"/>
+        <w:tblBorders>
+          <w:top w:val="single" w:color="CBCDD1" w:sz="6" w:space="0"/>
+          <w:left w:val="single" w:color="CBCDD1" w:sz="6" w:space="0"/>
+          <w:bottom w:val="single" w:color="CBCDD1" w:sz="6" w:space="0"/>
+          <w:right w:val="single" w:color="CBCDD1" w:sz="6" w:space="0"/>
+          <w:insideH w:val="single" w:color="CBCDD1" w:sz="6" w:space="0"/>
+          <w:insideV w:val="single" w:color="CBCDD1" w:sz="6" w:space="0"/>
+        </w:tblBorders>
+        <w:tblLayout w:type="autofit"/>
+        <w:tblCellMar>
+          <w:top w:w="15" w:type="dxa"/>
+          <w:left w:w="15" w:type="dxa"/>
+          <w:bottom w:w="15" w:type="dxa"/>
+          <w:right w:w="15" w:type="dxa"/>
+        </w:tblCellMar>
+      </w:tblPr>
+      <w:tblGrid>
+        <w:gridCol w:w="1661"/>
+        <w:gridCol w:w="1661"/>
+        <w:gridCol w:w="1661"/>
+        <w:gridCol w:w="1661"/>
+        <w:gridCol w:w="1661"/>
+      </w:tblGrid>
+      <w:tr>
+        <w:trPr>
+          <w:tblHeader w:val="1"/>
+        </w:trPr>
+        <w:tc>
+          <w:tcPr>
+            <w:tcW w:w="1661" w:type="dxa"/>
+            <w:tcMar/>
+            <w:vAlign w:val="center"/>
+          </w:tcPr>
+          <w:p>
+            <w:pPr>
+              <w:rPr>
+                <w:b w:val="1"/>
+                <w:bCs w:val="1"/>
+              </w:rPr>
+            </w:pPr>
+            <w:r>
+              <w:rPr>
+                <w:b w:val="1"/>
+              </w:rPr>
+              <w:t>#</w:t>
+            </w:r>
+          </w:p>
+        </w:tc>
+        <w:tc>
+          <w:tcPr>
+            <w:tcW w:w="1661" w:type="dxa"/>
+            <w:tcMar/>
+            <w:vAlign w:val="center"/>
+          </w:tcPr>
+          <w:p>
+            <w:pPr>
+              <w:rPr>
+                <w:b w:val="1"/>
+                <w:bCs w:val="1"/>
+              </w:rPr>
+            </w:pPr>
+            <w:r>
+              <w:rPr>
+                <w:rFonts w:hint="eastAsia"/>
+                <w:b w:val="1"/>
+              </w:rPr>
+              <w:t>功能</w:t>
+            </w:r>
+          </w:p>
+        </w:tc>
+        <w:tc>
+          <w:tcPr>
+            <w:tcW w:w="1661" w:type="dxa"/>
+            <w:tcMar/>
+            <w:vAlign w:val="center"/>
+          </w:tcPr>
+          <w:p>
+            <w:pPr>
+              <w:rPr>
+                <w:b w:val="1"/>
+                <w:bCs w:val="1"/>
+              </w:rPr>
+            </w:pPr>
+            <w:r>
+              <w:rPr>
+                <w:rFonts w:hint="eastAsia"/>
+                <w:b w:val="1"/>
+              </w:rPr>
+              <w:t>在哪</w:t>
+            </w:r>
+          </w:p>
+        </w:tc>
+        <w:tc>
+          <w:tcPr>
+            <w:tcW w:w="1661" w:type="dxa"/>
+            <w:tcMar/>
+            <w:vAlign w:val="center"/>
+          </w:tcPr>
+          <w:p>
+            <w:pPr>
+              <w:rPr>
+                <w:b w:val="1"/>
+                <w:bCs w:val="1"/>
+              </w:rPr>
+            </w:pPr>
+            <w:r>
+              <w:rPr>
+                <w:rFonts w:hint="eastAsia"/>
+                <w:b w:val="1"/>
+              </w:rPr>
+              <w:t>怎么用</w:t>
+            </w:r>
+          </w:p>
+        </w:tc>
+        <w:tc>
+          <w:tcPr>
+            <w:tcW w:w="1661" w:type="dxa"/>
+            <w:tcMar/>
+            <w:vAlign w:val="center"/>
+          </w:tcPr>
+          <w:p>
+            <w:pPr>
+              <w:rPr>
+                <w:b w:val="1"/>
+                <w:bCs w:val="1"/>
+              </w:rPr>
+            </w:pPr>
+            <w:r>
+              <w:rPr>
+                <w:rFonts w:hint="eastAsia"/>
+                <w:b w:val="1"/>
+              </w:rPr>
+              <w:t>方便在哪</w:t>
+            </w:r>
+          </w:p>
+        </w:tc>
+      </w:tr>
+      <w:tr>
+        <w:trPr/>
+        <w:tc>
+          <w:tcPr>
+            <w:tcW w:w="1661" w:type="dxa"/>
+            <w:tcMar/>
+            <w:vAlign w:val="center"/>
+          </w:tcPr>
+          <w:p>
+            <w:r>
+              <w:t>①</w:t>
+            </w:r>
+          </w:p>
+        </w:tc>
+        <w:tc>
+          <w:tcPr>
+            <w:tcW w:w="1661" w:type="dxa"/>
+            <w:tcMar/>
+            <w:vAlign w:val="center"/>
+          </w:tcPr>
+          <w:p>
+            <w:r>
+              <w:rPr>
+                <w:rFonts w:hint="eastAsia"/>
+                <w:b w:val="1"/>
+              </w:rPr>
+              <w:t>今日</w:t>
+            </w:r>
+          </w:p>
+        </w:tc>
+        <w:tc>
+          <w:tcPr>
+            <w:tcW w:w="1661" w:type="dxa"/>
+            <w:tcMar/>
+            <w:vAlign w:val="center"/>
+          </w:tcPr>
+          <w:p>
+            <w:r>
+              <w:rPr>
+                <w:rFonts w:hint="eastAsia"/>
+              </w:rPr>
+              <w:t>首页</w:t>
+            </w:r>
+          </w:p>
+        </w:tc>
+        <w:tc>
+          <w:tcPr>
+            <w:tcW w:w="1661" w:type="dxa"/>
+            <w:tcMar/>
+            <w:vAlign w:val="center"/>
+          </w:tcPr>
+          <w:p>
+            <w:r>
+              <w:rPr>
+                <w:rFonts w:hint="eastAsia"/>
+              </w:rPr>
+              <w:t>打开即今天；可切日/周/月视图</w:t>
+            </w:r>
+          </w:p>
+        </w:tc>
+        <w:tc>
+          <w:tcPr>
+            <w:tcW w:w="1661" w:type="dxa"/>
+            <w:tcMar/>
+            <w:vAlign w:val="center"/>
+          </w:tcPr>
+          <w:p>
+            <w:r>
+              <w:rPr>
+                <w:rFonts w:hint="eastAsia"/>
+              </w:rPr>
+              <w:t>起床第一眼就知道今天要做什么，逾期的会单独标出来</w:t>
+            </w:r>
+          </w:p>
+        </w:tc>
+      </w:tr>
+      <w:tr>
+        <w:trPr/>
+        <w:tc>
+          <w:tcPr>
+            <w:tcW w:w="1661" w:type="dxa"/>
+            <w:tcMar/>
+            <w:vAlign w:val="center"/>
+          </w:tcPr>
+          <w:p>
+            <w:r>
+              <w:t>②</w:t>
+            </w:r>
+          </w:p>
+        </w:tc>
+        <w:tc>
+          <w:tcPr>
+            <w:tcW w:w="1661" w:type="dxa"/>
+            <w:tcMar/>
+            <w:vAlign w:val="center"/>
+          </w:tcPr>
+          <w:p>
+            <w:r>
+              <w:rPr>
+                <w:rFonts w:hint="eastAsia"/>
+                <w:b w:val="1"/>
+              </w:rPr>
+              <w:t>收集箱</w:t>
+            </w:r>
+          </w:p>
+        </w:tc>
+        <w:tc>
+          <w:tcPr>
+            <w:tcW w:w="1661" w:type="dxa"/>
+            <w:tcMar/>
+            <w:vAlign w:val="center"/>
+          </w:tcPr>
+          <w:p>
+            <w:r>
+              <w:rPr>
+                <w:rFonts w:hint="eastAsia"/>
+              </w:rPr>
+              <w:t>收集箱页 / 桌面快捷键</w:t>
+            </w:r>
+          </w:p>
+        </w:tc>
+        <w:tc>
+          <w:tcPr>
+            <w:tcW w:w="1661" w:type="dxa"/>
+            <w:tcMar/>
+            <w:vAlign w:val="center"/>
+          </w:tcPr>
+          <w:p>
+            <w:r>
+              <w:rPr>
+                <w:rFonts w:hint="eastAsia"/>
+              </w:rPr>
+              <w:t>粘贴一段文字、拖一张截图或文件</w:t>
+            </w:r>
+          </w:p>
+        </w:tc>
+        <w:tc>
+          <w:tcPr>
+            <w:tcW w:w="1661" w:type="dxa"/>
+            <w:tcMar/>
+            <w:vAlign w:val="center"/>
+          </w:tcPr>
+          <w:p>
+            <w:r>
+              <w:rPr>
+                <w:rFonts w:hint="eastAsia"/>
+              </w:rPr>
+              <w:t>先记下来再整理，不打断手上的事；断网照记</w:t>
+            </w:r>
+          </w:p>
+        </w:tc>
+      </w:tr>
+      <w:tr>
+        <w:trPr/>
+        <w:tc>
+          <w:tcPr>
+            <w:tcW w:w="1661" w:type="dxa"/>
+            <w:tcMar/>
+            <w:vAlign w:val="center"/>
+          </w:tcPr>
+          <w:p>
+            <w:r>
+              <w:t>③</w:t>
+            </w:r>
+          </w:p>
+        </w:tc>
+        <w:tc>
+          <w:tcPr>
+            <w:tcW w:w="1661" w:type="dxa"/>
+            <w:tcMar/>
+            <w:vAlign w:val="center"/>
+          </w:tcPr>
+          <w:p>
+            <w:r>
+              <w:rPr>
+                <w:rFonts w:hint="eastAsia"/>
+                <w:b w:val="1"/>
+              </w:rPr>
+              <w:t>AI 解析 + 草稿箱</w:t>
+            </w:r>
+          </w:p>
+        </w:tc>
+        <w:tc>
+          <w:tcPr>
+            <w:tcW w:w="1661" w:type="dxa"/>
+            <w:tcMar/>
+            <w:vAlign w:val="center"/>
+          </w:tcPr>
+          <w:p>
+            <w:r>
+              <w:rPr>
+                <w:rFonts w:hint="eastAsia"/>
+              </w:rPr>
+              <w:t>收集箱 → 解析 → 草稿箱</w:t>
+            </w:r>
+          </w:p>
+        </w:tc>
+        <w:tc>
+          <w:tcPr>
+            <w:tcW w:w="1661" w:type="dxa"/>
+            <w:tcMar/>
+            <w:vAlign w:val="center"/>
+          </w:tcPr>
+          <w:p>
+            <w:r>
+              <w:rPr>
+                <w:rFonts w:hint="eastAsia"/>
+              </w:rPr>
+              <w:t>粘贴 → 点解析 → 对照原文改 → 确认</w:t>
+            </w:r>
+          </w:p>
+        </w:tc>
+        <w:tc>
+          <w:tcPr>
+            <w:tcW w:w="1661" w:type="dxa"/>
+            <w:tcMar/>
+            <w:vAlign w:val="center"/>
+          </w:tcPr>
+          <w:p>
+            <w:r>
+              <w:rPr>
+                <w:rFonts w:hint="eastAsia"/>
+              </w:rPr>
+              <w:t>一段话变多条带时间地点的条目；</w:t>
+            </w:r>
+            <w:r>
+              <w:rPr>
+                <w:rFonts w:hint="eastAsia"/>
+                <w:b w:val="1"/>
+              </w:rPr>
+              <w:t>不确认就不入库</w:t>
+            </w:r>
+          </w:p>
+        </w:tc>
+      </w:tr>
+      <w:tr>
+        <w:trPr/>
+        <w:tc>
+          <w:tcPr>
+            <w:tcW w:w="1661" w:type="dxa"/>
+            <w:tcMar/>
+            <w:vAlign w:val="center"/>
+          </w:tcPr>
+          <w:p>
+            <w:r>
+              <w:t>④</w:t>
+            </w:r>
+          </w:p>
+        </w:tc>
+        <w:tc>
+          <w:tcPr>
+            <w:tcW w:w="1661" w:type="dxa"/>
+            <w:tcMar/>
+            <w:vAlign w:val="center"/>
+          </w:tcPr>
+          <w:p>
+            <w:r>
+              <w:rPr>
+                <w:rFonts w:hint="eastAsia"/>
+                <w:b w:val="1"/>
+              </w:rPr>
+              <w:t>日历</w:t>
+            </w:r>
+          </w:p>
+        </w:tc>
+        <w:tc>
+          <w:tcPr>
+            <w:tcW w:w="1661" w:type="dxa"/>
+            <w:tcMar/>
+            <w:vAlign w:val="center"/>
+          </w:tcPr>
+          <w:p>
+            <w:r>
+              <w:rPr>
+                <w:rFonts w:hint="eastAsia"/>
+              </w:rPr>
+              <w:t>日历页</w:t>
+            </w:r>
+          </w:p>
+        </w:tc>
+        <w:tc>
+          <w:tcPr>
+            <w:tcW w:w="1661" w:type="dxa"/>
+            <w:tcMar/>
+            <w:vAlign w:val="center"/>
+          </w:tcPr>
+          <w:p>
+            <w:r>
+              <w:rPr>
+                <w:rFonts w:hint="eastAsia"/>
+              </w:rPr>
+              <w:t>确认后的条目落在时间轴上，可拖动改期</w:t>
+            </w:r>
+          </w:p>
+        </w:tc>
+        <w:tc>
+          <w:tcPr>
+            <w:tcW w:w="1661" w:type="dxa"/>
+            <w:tcMar/>
+            <w:vAlign w:val="center"/>
+          </w:tcPr>
+          <w:p>
+            <w:r>
+              <w:rPr>
+                <w:rFonts w:hint="eastAsia"/>
+              </w:rPr>
+              <w:t>桌面版到点弹系统通知、托盘常驻</w:t>
+            </w:r>
+          </w:p>
+        </w:tc>
+      </w:tr>
+      <w:tr>
+        <w:trPr/>
+        <w:tc>
+          <w:tcPr>
+            <w:tcW w:w="1661" w:type="dxa"/>
+            <w:tcMar/>
+            <w:vAlign w:val="center"/>
+          </w:tcPr>
+          <w:p>
+            <w:r>
+              <w:t>⑤</w:t>
+            </w:r>
+          </w:p>
+        </w:tc>
+        <w:tc>
+          <w:tcPr>
+            <w:tcW w:w="1661" w:type="dxa"/>
+            <w:tcMar/>
+            <w:vAlign w:val="center"/>
+          </w:tcPr>
+          <w:p>
+            <w:r>
+              <w:rPr>
+                <w:rFonts w:hint="eastAsia"/>
+                <w:b w:val="1"/>
+              </w:rPr>
+              <w:t>知识库与附件</w:t>
+            </w:r>
+          </w:p>
+        </w:tc>
+        <w:tc>
+          <w:tcPr>
+            <w:tcW w:w="1661" w:type="dxa"/>
+            <w:tcMar/>
+            <w:vAlign w:val="center"/>
+          </w:tcPr>
+          <w:p>
+            <w:r>
+              <w:rPr>
+                <w:rFonts w:hint="eastAsia"/>
+              </w:rPr>
+              <w:t>知识库页</w:t>
+            </w:r>
+          </w:p>
+        </w:tc>
+        <w:tc>
+          <w:tcPr>
+            <w:tcW w:w="1661" w:type="dxa"/>
+            <w:tcMar/>
+            <w:vAlign w:val="center"/>
+          </w:tcPr>
+          <w:p>
+            <w:r>
+              <w:rPr>
+                <w:rFonts w:hint="eastAsia"/>
+              </w:rPr>
+              <w:t>写笔记、传 PDF/Word/图片；图片可走本地 OCR</w:t>
+            </w:r>
+          </w:p>
+        </w:tc>
+        <w:tc>
+          <w:tcPr>
+            <w:tcW w:w="1661" w:type="dxa"/>
+            <w:tcMar/>
+            <w:vAlign w:val="center"/>
+          </w:tcPr>
+          <w:p>
+            <w:r>
+              <w:rPr>
+                <w:rFonts w:hint="eastAsia"/>
+              </w:rPr>
+              <w:t>附件正文进索引，搜词能命中文件里的那段话；笔记与日程双向链接</w:t>
+            </w:r>
+          </w:p>
+        </w:tc>
+      </w:tr>
+      <w:tr>
+        <w:trPr/>
+        <w:tc>
+          <w:tcPr>
+            <w:tcW w:w="1661" w:type="dxa"/>
+            <w:tcMar/>
+            <w:vAlign w:val="center"/>
+          </w:tcPr>
+          <w:p>
+            <w:r>
+              <w:t>⑥</w:t>
+            </w:r>
+          </w:p>
+        </w:tc>
+        <w:tc>
+          <w:tcPr>
+            <w:tcW w:w="1661" w:type="dxa"/>
+            <w:tcMar/>
+            <w:vAlign w:val="center"/>
+          </w:tcPr>
+          <w:p>
+            <w:r>
+              <w:rPr>
+                <w:rFonts w:hint="eastAsia"/>
+                <w:b w:val="1"/>
+              </w:rPr>
+              <w:t>搜索（三种）</w:t>
+            </w:r>
+          </w:p>
+        </w:tc>
+        <w:tc>
+          <w:tcPr>
+            <w:tcW w:w="1661" w:type="dxa"/>
+            <w:tcMar/>
+            <w:vAlign w:val="center"/>
+          </w:tcPr>
+          <w:p>
+            <w:r>
+              <w:rPr>
+                <w:rFonts w:hint="eastAsia"/>
+              </w:rPr>
+              <w:t>搜索页</w:t>
+            </w:r>
+          </w:p>
+        </w:tc>
+        <w:tc>
+          <w:tcPr>
+            <w:tcW w:w="1661" w:type="dxa"/>
+            <w:tcMar/>
+            <w:vAlign w:val="center"/>
+          </w:tcPr>
+          <w:p>
+            <w:r>
+              <w:rPr>
+                <w:rFonts w:hint="eastAsia"/>
+              </w:rPr>
+              <w:t>全文：打关键词；语义：打一句描述；问答：直接问一句</w:t>
+            </w:r>
+          </w:p>
+        </w:tc>
+        <w:tc>
+          <w:tcPr>
+            <w:tcW w:w="1661" w:type="dxa"/>
+            <w:tcMar/>
+            <w:vAlign w:val="center"/>
+          </w:tcPr>
+          <w:p>
+            <w:r>
+              <w:rPr>
+                <w:rFonts w:hint="eastAsia"/>
+              </w:rPr>
+              <w:t>可勾范围（日程/笔记/附件/信息流）；问答带 [1][2] 引用可点开核对</w:t>
+            </w:r>
+          </w:p>
+        </w:tc>
+      </w:tr>
+      <w:tr>
+        <w:trPr/>
+        <w:tc>
+          <w:tcPr>
+            <w:tcW w:w="1661" w:type="dxa"/>
+            <w:tcMar/>
+            <w:vAlign w:val="center"/>
+          </w:tcPr>
+          <w:p>
+            <w:r>
+              <w:t>⑦</w:t>
+            </w:r>
+          </w:p>
+        </w:tc>
+        <w:tc>
+          <w:tcPr>
+            <w:tcW w:w="1661" w:type="dxa"/>
+            <w:tcMar/>
+            <w:vAlign w:val="center"/>
+          </w:tcPr>
+          <w:p>
+            <w:r>
+              <w:rPr>
+                <w:rFonts w:hint="eastAsia"/>
+                <w:b w:val="1"/>
+              </w:rPr>
+              <w:t>信息流</w:t>
+            </w:r>
+          </w:p>
+        </w:tc>
+        <w:tc>
+          <w:tcPr>
+            <w:tcW w:w="1661" w:type="dxa"/>
+            <w:tcMar/>
+            <w:vAlign w:val="center"/>
+          </w:tcPr>
+          <w:p>
+            <w:r>
+              <w:rPr>
+                <w:rFonts w:hint="eastAsia"/>
+              </w:rPr>
+              <w:t>信息流页（桌面版）</w:t>
+            </w:r>
+          </w:p>
+        </w:tc>
+        <w:tc>
+          <w:tcPr>
+            <w:tcW w:w="1661" w:type="dxa"/>
+            <w:tcMar/>
+            <w:vAlign w:val="center"/>
+          </w:tcPr>
+          <w:p>
+            <w:r>
+              <w:rPr>
+                <w:rFonts w:hint="eastAsia"/>
+              </w:rPr>
+              <w:t>粘一个网址 → 自动探测来源类型 → 之后定时抓取</w:t>
+            </w:r>
+          </w:p>
+        </w:tc>
+        <w:tc>
+          <w:tcPr>
+            <w:tcW w:w="1661" w:type="dxa"/>
+            <w:tcMar/>
+            <w:vAlign w:val="center"/>
+          </w:tcPr>
+          <w:p>
+            <w:r>
+              <w:rPr>
+                <w:rFonts w:hint="eastAsia"/>
+              </w:rPr>
+              <w:t>按网站栏目分类；点标题出 AI 摘要；「显示原文」读清洗后的正文</w:t>
+            </w:r>
+          </w:p>
+        </w:tc>
+      </w:tr>
+      <w:tr>
+        <w:trPr/>
+        <w:tc>
+          <w:tcPr>
+            <w:tcW w:w="1661" w:type="dxa"/>
+            <w:tcMar/>
+            <w:vAlign w:val="center"/>
+          </w:tcPr>
+          <w:p>
+            <w:r>
+              <w:t>⑧</w:t>
+            </w:r>
+          </w:p>
+        </w:tc>
+        <w:tc>
+          <w:tcPr>
+            <w:tcW w:w="1661" w:type="dxa"/>
+            <w:tcMar/>
+            <w:vAlign w:val="center"/>
+          </w:tcPr>
+          <w:p>
+            <w:r>
+              <w:rPr>
+                <w:rFonts w:hint="eastAsia"/>
+                <w:b w:val="1"/>
+              </w:rPr>
+              <w:t>桌面壳与多端</w:t>
+            </w:r>
+          </w:p>
+        </w:tc>
+        <w:tc>
+          <w:tcPr>
+            <w:tcW w:w="1661" w:type="dxa"/>
+            <w:tcMar/>
+            <w:vAlign w:val="center"/>
+          </w:tcPr>
+          <w:p>
+            <w:r>
+              <w:rPr>
+                <w:rFonts w:hint="eastAsia"/>
+              </w:rPr>
+              <w:t>桌面版 / 网页版 / 手机 PWA</w:t>
+            </w:r>
+          </w:p>
+        </w:tc>
+        <w:tc>
+          <w:tcPr>
+            <w:tcW w:w="1661" w:type="dxa"/>
+            <w:tcMar/>
+            <w:vAlign w:val="center"/>
+          </w:tcPr>
+          <w:p>
+            <w:r>
+              <w:rPr>
+                <w:rFonts w:hint="eastAsia"/>
+              </w:rPr>
+              <w:t>便携版双击即用；快捷键唤出悬浮小窗</w:t>
+            </w:r>
+          </w:p>
+        </w:tc>
+        <w:tc>
+          <w:tcPr>
+            <w:tcW w:w="1661" w:type="dxa"/>
+            <w:tcMar/>
+            <w:vAlign w:val="center"/>
+          </w:tcPr>
+          <w:p>
+            <w:r>
+              <w:rPr>
+                <w:rFonts w:hint="eastAsia"/>
+              </w:rPr>
+              <w:t>到点提醒、随手记不用切窗口；不在自己电脑前也能用</w:t>
+            </w:r>
+          </w:p>
+        </w:tc>
+      </w:tr>
+      <w:tr>
+        <w:trPr/>
+        <w:tc>
+          <w:tcPr>
+            <w:tcW w:w="1661" w:type="dxa"/>
+            <w:tcMar/>
+            <w:vAlign w:val="center"/>
+          </w:tcPr>
+          <w:p>
+            <w:r>
+              <w:t>⑨</w:t>
+            </w:r>
+          </w:p>
+        </w:tc>
+        <w:tc>
+          <w:tcPr>
+            <w:tcW w:w="1661" w:type="dxa"/>
+            <w:tcMar/>
+            <w:vAlign w:val="center"/>
+          </w:tcPr>
+          <w:p>
+            <w:r>
+              <w:rPr>
+                <w:rFonts w:hint="eastAsia"/>
+                <w:b w:val="1"/>
+              </w:rPr>
+              <w:t>数据与同步</w:t>
+            </w:r>
+          </w:p>
+        </w:tc>
+        <w:tc>
+          <w:tcPr>
+            <w:tcW w:w="1661" w:type="dxa"/>
+            <w:tcMar/>
+            <w:vAlign w:val="center"/>
+          </w:tcPr>
+          <w:p>
+            <w:r>
+              <w:rPr>
+                <w:rFonts w:hint="eastAsia"/>
+              </w:rPr>
+              <w:t>设置</w:t>
+            </w:r>
+          </w:p>
+        </w:tc>
+        <w:tc>
+          <w:tcPr>
+            <w:tcW w:w="1661" w:type="dxa"/>
+            <w:tcMar/>
+            <w:vAlign w:val="center"/>
+          </w:tcPr>
+          <w:p>
+            <w:r>
+              <w:rPr>
+                <w:rFonts w:hint="eastAsia"/>
+              </w:rPr>
+              <w:t>一键导出 JSON、备份恢复、配私有仓库同步</w:t>
+            </w:r>
+          </w:p>
+        </w:tc>
+        <w:tc>
+          <w:tcPr>
+            <w:tcW w:w="1661" w:type="dxa"/>
+            <w:tcMar/>
+            <w:vAlign w:val="center"/>
+          </w:tcPr>
+          <w:p>
+            <w:r>
+              <w:rPr>
+                <w:rFonts w:hint="eastAsia"/>
+              </w:rPr>
+              <w:t>数据是你的文件；「一键体检」告诉你每项能力能不能用、为什么</w:t>
+            </w:r>
+          </w:p>
+        </w:tc>
+      </w:tr>
+    </w:tbl>
+    <w:p>
+      <w:pPr>
+        <w:pStyle w:val="000004"/>
+        <w:keepNext w:val="1"/>
+        <w:keepLines w:val="1"/>
+        <w:spacing w:before="100" w:beforeAutospacing="1" w:after="100" w:afterAutospacing="1"/>
+        <w:outlineLvl w:val="2"/>
+        <w:rPr>
+          <w:sz w:val="32"/>
+          <w:szCs w:val="32"/>
+        </w:rPr>
+      </w:pPr>
+      <w:bookmarkStart w:id="5" w:name="z7mq8k"/>
+      <w:r>
+        <w:rPr>
+          <w:rFonts w:hint="eastAsia"/>
+          <w:b w:val="1"/>
+          <w:sz w:val="32"/>
+        </w:rPr>
+        <w:t>0.3 三步上</w:t>
+      </w:r>
+      <w:bookmarkEnd w:id="5"/>
+      <w:r>
+        <w:rPr>
+          <w:rFonts w:hint="eastAsia"/>
+          <w:b w:val="1"/>
+          <w:sz w:val="32"/>
+        </w:rPr>
+        <w:t>手</w:t>
+      </w:r>
+    </w:p>
+    <w:p>
+      <w:pPr>
+        <w:numPr>
+          <w:ilvl w:val="0"/>
+          <w:numId w:val="1"/>
+        </w:numPr>
+      </w:pPr>
+      <w:r>
+        <w:rPr>
+          <w:rFonts w:hint="eastAsia"/>
+          <w:b w:val="1"/>
+        </w:rPr>
+        <w:t>走一遍主线（约 1 分钟）</w:t>
+      </w:r>
+      <w:r>
+        <w:rPr>
+          <w:rFonts w:hint="eastAsia"/>
+        </w:rPr>
+        <w:t>：打开应用 → 粘一段群通知进收集箱 → 点解析 → 看草稿箱里的标黄处 → 确认 → 在日历里看到它。</w:t>
+      </w:r>
+    </w:p>
+    <w:p>
+      <w:pPr>
+        <w:numPr>
+          <w:ilvl w:val="0"/>
+          <w:numId w:val="1"/>
+        </w:numPr>
+      </w:pPr>
+      <w:r>
+        <w:rPr>
+          <w:rFonts w:hint="eastAsia"/>
+          <w:b w:val="1"/>
+        </w:rPr>
+        <w:t>试一次搜索</w:t>
+      </w:r>
+      <w:r>
+        <w:rPr>
+          <w:rFonts w:hint="eastAsia"/>
+        </w:rPr>
+        <w:t>：切到搜索页，想起说法就用全文、忘了说法就用语义、想要结论就用问答；想搜订阅内容就把「信息流」勾上。</w:t>
+      </w:r>
+    </w:p>
+    <w:p>
+      <w:pPr>
+        <w:numPr>
+          <w:ilvl w:val="0"/>
+          <w:numId w:val="1"/>
+        </w:numPr>
+      </w:pPr>
+      <w:r>
+        <w:rPr>
+          <w:rFonts w:hint="eastAsia"/>
+          <w:b w:val="1"/>
+        </w:rPr>
+        <w:t>加一个订阅</w:t>
+      </w:r>
+      <w:r>
+        <w:rPr>
+          <w:rFonts w:hint="eastAsia"/>
+        </w:rPr>
+        <w:t>：信息流页粘一个网址（比如学院网站首页），剩下的探测、抓取、补正文都由后台完成。</w:t>
+      </w:r>
+    </w:p>
+    <w:p>
+      <w:r>
+        <w:rPr>
+          <w:rFonts w:hint="eastAsia"/>
+          <w:b w:val="1"/>
+        </w:rPr>
+        <w:t>贯穿全程的三条约束</w:t>
+      </w:r>
+      <w:r>
+        <w:rPr>
+          <w:rFonts w:hint="eastAsia"/>
+        </w:rPr>
+        <w:t>：AI 只写草稿（必须你确认）· 数据留在你自己设备上（可一键导出）· 每一步都能断开云端（没 Key 也完整可用）。</w:t>
+      </w:r>
+    </w:p>
+    <w:p>
+      <w:pPr>
+        <w:pBdr>
+          <w:bottom w:val="thick" w:color="040102" w:sz="8"/>
+        </w:pBdr>
+      </w:pPr>
     </w:p>
     <w:p>
       <w:pPr>
@@ -1984,136 +3865,34 @@
         <w:keepNext w:val="1"/>
         <w:keepLines w:val="1"/>
         <w:spacing w:before="100" w:beforeAutospacing="1" w:after="100" w:afterAutospacing="1"/>
-        <w:outlineLvl w:val="2"/>
+        <w:outlineLvl w:val="1"/>
         <w:rPr>
           <w:sz w:val="32"/>
           <w:szCs w:val="32"/>
         </w:rPr>
       </w:pPr>
-      <w:bookmarkStart w:id="3" w:name="7dkvdz"/>
+      <w:bookmarkStart w:id="6" w:name="9zf4ee"/>
       <w:r>
         <w:rPr>
           <w:rFonts w:hint="eastAsia"/>
           <w:b w:val="1"/>
           <w:sz w:val="32"/>
         </w:rPr>
-        <w:t>1.1 目标用</w:t>
-      </w:r>
-      <w:bookmarkEnd w:id="3"/>
+        <w:t>一、场景与价值分</w:t>
+      </w:r>
+      <w:bookmarkEnd w:id="6"/>
       <w:r>
         <w:rPr>
           <w:rFonts w:hint="eastAsia"/>
           <w:b w:val="1"/>
           <w:sz w:val="32"/>
         </w:rPr>
-        <w:t>户</w:t>
-      </w:r>
-    </w:p>
-    <w:p>
-      <w:r>
-        <w:rPr>
-          <w:rFonts w:hint="eastAsia"/>
-        </w:rPr>
-        <w:t>我把用户收敛到一类人：</w:t>
-      </w:r>
-      <w:r>
-        <w:rPr>
-          <w:rFonts w:hint="eastAsia"/>
-          <w:b w:val="1"/>
-        </w:rPr>
-        <w:t>信息入口很多、但没有被服务的个人</w:t>
-      </w:r>
-      <w:r>
-        <w:rPr>
-          <w:rFonts w:hint="eastAsia"/>
-        </w:rPr>
-        <w:t>——典型是大学生、研究生、独立开发者。他们的共同特征是：</w:t>
-      </w:r>
-    </w:p>
-    <w:p>
-      <w:pPr>
-        <w:numPr>
-          <w:ilvl w:val="0"/>
-          <w:numId w:val="1"/>
-        </w:numPr>
-      </w:pPr>
-      <w:r>
-        <w:rPr>
-          <w:rFonts w:hint="eastAsia"/>
-        </w:rPr>
-        <w:t>每天从</w:t>
-      </w:r>
-      <w:r>
-        <w:rPr>
-          <w:rFonts w:hint="eastAsia"/>
-          <w:b w:val="1"/>
-        </w:rPr>
-        <w:t>班级群通知、教务公告、课程群、RSS/资讯站</w:t>
-      </w:r>
-      <w:r>
-        <w:rPr>
-          <w:rFonts w:hint="eastAsia"/>
-        </w:rPr>
-        <w:t>里被动接收几十条碎片信息；</w:t>
-      </w:r>
-    </w:p>
-    <w:p>
-      <w:pPr>
-        <w:numPr>
-          <w:ilvl w:val="0"/>
-          <w:numId w:val="1"/>
-        </w:numPr>
-      </w:pPr>
-      <w:r>
-        <w:rPr>
-          <w:rFonts w:hint="eastAsia"/>
-        </w:rPr>
-        <w:t>这些信息的最终形态应该是</w:t>
-      </w:r>
-      <w:r>
-        <w:rPr>
-          <w:rFonts w:hint="eastAsia"/>
-          <w:b w:val="1"/>
-        </w:rPr>
-        <w:t>日程条目</w:t>
-      </w:r>
-      <w:r>
-        <w:rPr>
-          <w:rFonts w:hint="eastAsia"/>
-        </w:rPr>
-        <w:t>（几月几日交作业）或</w:t>
-      </w:r>
-      <w:r>
-        <w:rPr>
-          <w:rFonts w:hint="eastAsia"/>
-          <w:b w:val="1"/>
-        </w:rPr>
-        <w:t>知识笔记</w:t>
-      </w:r>
-      <w:r>
-        <w:rPr>
-          <w:rFonts w:hint="eastAsia"/>
-        </w:rPr>
-        <w:t>（某个知识点）；</w:t>
-      </w:r>
-    </w:p>
-    <w:p>
-      <w:pPr>
-        <w:numPr>
-          <w:ilvl w:val="0"/>
-          <w:numId w:val="1"/>
-        </w:numPr>
-      </w:pPr>
-      <w:r>
-        <w:rPr>
-          <w:rFonts w:hint="eastAsia"/>
-        </w:rPr>
-        <w:t>但他们没有秘书，也没有动力为这件事开一个 SaaS 账号。</w:t>
-      </w:r>
-    </w:p>
-    <w:p>
-      <w:pPr>
-        <w:pStyle w:val="000003"/>
+        <w:t>析</w:t>
+      </w:r>
+    </w:p>
+    <w:p>
+      <w:pPr>
+        <w:pStyle w:val="000004"/>
         <w:keepNext w:val="1"/>
         <w:keepLines w:val="1"/>
         <w:spacing w:before="100" w:beforeAutospacing="1" w:after="100" w:afterAutospacing="1"/>
@@ -2123,16 +3902,149 @@
           <w:szCs w:val="32"/>
         </w:rPr>
       </w:pPr>
-      <w:bookmarkStart w:id="4" w:name="qyrapj"/>
+      <w:bookmarkStart w:id="7" w:name="nro2ki"/>
       <w:r>
         <w:rPr>
           <w:rFonts w:hint="eastAsia"/>
           <w:b w:val="1"/>
           <w:sz w:val="32"/>
         </w:rPr>
+        <w:t>1.1 目标用</w:t>
+      </w:r>
+      <w:bookmarkEnd w:id="7"/>
+      <w:r>
+        <w:rPr>
+          <w:rFonts w:hint="eastAsia"/>
+          <w:b w:val="1"/>
+          <w:sz w:val="32"/>
+        </w:rPr>
+        <w:t>户</w:t>
+      </w:r>
+    </w:p>
+    <w:p>
+      <w:r>
+        <w:rPr>
+          <w:rFonts w:hint="eastAsia"/>
+        </w:rPr>
+        <w:t>我把用户收敛到一类人：</w:t>
+      </w:r>
+      <w:r>
+        <w:rPr>
+          <w:rFonts w:hint="eastAsia"/>
+          <w:b w:val="1"/>
+        </w:rPr>
+        <w:t>信息入口很多、但没有被服务的个人</w:t>
+      </w:r>
+      <w:r>
+        <w:rPr>
+          <w:rFonts w:hint="eastAsia"/>
+        </w:rPr>
+        <w:t>——典型是大学生、研究生、独立开发者。他们的共同特征是：</w:t>
+      </w:r>
+    </w:p>
+    <w:p>
+      <w:pPr>
+        <w:numPr>
+          <w:ilvl w:val="0"/>
+          <w:numId w:val="2"/>
+        </w:numPr>
+      </w:pPr>
+      <w:r>
+        <w:rPr>
+          <w:rFonts w:hint="eastAsia"/>
+        </w:rPr>
+        <w:t>每天从</w:t>
+      </w:r>
+      <w:r>
+        <w:rPr>
+          <w:rFonts w:hint="eastAsia"/>
+          <w:b w:val="1"/>
+        </w:rPr>
+        <w:t>班级群通知、教务公告、课程群、RSS/资讯站</w:t>
+      </w:r>
+      <w:r>
+        <w:rPr>
+          <w:rFonts w:hint="eastAsia"/>
+        </w:rPr>
+        <w:t>里被动接收几十条碎片信息；</w:t>
+      </w:r>
+    </w:p>
+    <w:p>
+      <w:pPr>
+        <w:numPr>
+          <w:ilvl w:val="0"/>
+          <w:numId w:val="2"/>
+        </w:numPr>
+      </w:pPr>
+      <w:r>
+        <w:rPr>
+          <w:rFonts w:hint="eastAsia"/>
+        </w:rPr>
+        <w:t>这些信息的最终形态应该是</w:t>
+      </w:r>
+      <w:r>
+        <w:rPr>
+          <w:rFonts w:hint="eastAsia"/>
+          <w:b w:val="1"/>
+        </w:rPr>
+        <w:t>日程条目</w:t>
+      </w:r>
+      <w:r>
+        <w:rPr>
+          <w:rFonts w:hint="eastAsia"/>
+        </w:rPr>
+        <w:t>（几月几日交作业）或</w:t>
+      </w:r>
+      <w:r>
+        <w:rPr>
+          <w:rFonts w:hint="eastAsia"/>
+          <w:b w:val="1"/>
+        </w:rPr>
+        <w:t>知识笔记</w:t>
+      </w:r>
+      <w:r>
+        <w:rPr>
+          <w:rFonts w:hint="eastAsia"/>
+        </w:rPr>
+        <w:t>（某个知识点）；</w:t>
+      </w:r>
+    </w:p>
+    <w:p>
+      <w:pPr>
+        <w:numPr>
+          <w:ilvl w:val="0"/>
+          <w:numId w:val="2"/>
+        </w:numPr>
+      </w:pPr>
+      <w:r>
+        <w:rPr>
+          <w:rFonts w:hint="eastAsia"/>
+        </w:rPr>
+        <w:t>但他们没有秘书，也没有动力为这件事开一个 SaaS 账号。</w:t>
+      </w:r>
+    </w:p>
+    <w:p>
+      <w:pPr>
+        <w:pStyle w:val="000004"/>
+        <w:keepNext w:val="1"/>
+        <w:keepLines w:val="1"/>
+        <w:spacing w:before="100" w:beforeAutospacing="1" w:after="100" w:afterAutospacing="1"/>
+        <w:outlineLvl w:val="2"/>
+        <w:rPr>
+          <w:sz w:val="32"/>
+          <w:szCs w:val="32"/>
+        </w:rPr>
+      </w:pPr>
+      <w:bookmarkStart w:id="8" w:name="gj2dgg"/>
+      <w:r>
+        <w:rPr>
+          <w:rFonts w:hint="eastAsia"/>
+          <w:b w:val="1"/>
+          <w:sz w:val="32"/>
+        </w:rPr>
         <w:t>1.2 真实痛点（按"痛"的程度排序</w:t>
       </w:r>
-      <w:bookmarkEnd w:id="4"/>
+      <w:bookmarkEnd w:id="8"/>
       <w:r>
         <w:rPr>
           <w:rFonts w:hint="eastAsia"/>
@@ -2469,7 +4381,7 @@
     </w:tbl>
     <w:p>
       <w:pPr>
-        <w:pStyle w:val="000003"/>
+        <w:pStyle w:val="000004"/>
         <w:keepNext w:val="1"/>
         <w:keepLines w:val="1"/>
         <w:spacing w:before="100" w:beforeAutospacing="1" w:after="100" w:afterAutospacing="1"/>
@@ -2479,7 +4391,7 @@
           <w:szCs w:val="32"/>
         </w:rPr>
       </w:pPr>
-      <w:bookmarkStart w:id="5" w:name="rqzd1r"/>
+      <w:bookmarkStart w:id="9" w:name="c09mtj"/>
       <w:r>
         <w:rPr>
           <w:rFonts w:hint="eastAsia"/>
@@ -2488,7 +4400,7 @@
         </w:rPr>
         <w:t>1.3 现有解决方式及其不</w:t>
       </w:r>
-      <w:bookmarkEnd w:id="5"/>
+      <w:bookmarkEnd w:id="9"/>
       <w:r>
         <w:rPr>
           <w:rFonts w:hint="eastAsia"/>
@@ -2823,7 +4735,7 @@
     </w:p>
     <w:p>
       <w:pPr>
-        <w:pStyle w:val="000003"/>
+        <w:pStyle w:val="000004"/>
         <w:keepNext w:val="1"/>
         <w:keepLines w:val="1"/>
         <w:spacing w:before="100" w:beforeAutospacing="1" w:after="100" w:afterAutospacing="1"/>
@@ -2833,7 +4745,7 @@
           <w:szCs w:val="32"/>
         </w:rPr>
       </w:pPr>
-      <w:bookmarkStart w:id="6" w:name="yawuch"/>
+      <w:bookmarkStart w:id="10" w:name="jwll56"/>
       <w:r>
         <w:rPr>
           <w:rFonts w:hint="eastAsia"/>
@@ -2842,7 +4754,7 @@
         </w:rPr>
         <w:t>1.4 Agent 带来的改进（本作品的做法</w:t>
       </w:r>
-      <w:bookmarkEnd w:id="6"/>
+      <w:bookmarkEnd w:id="10"/>
       <w:r>
         <w:rPr>
           <w:rFonts w:hint="eastAsia"/>
@@ -3301,7 +5213,7 @@
     </w:p>
     <w:p>
       <w:pPr>
-        <w:pStyle w:val="znvr7w"/>
+        <w:pStyle w:val="000003"/>
         <w:keepNext w:val="1"/>
         <w:keepLines w:val="1"/>
         <w:spacing w:before="100" w:beforeAutospacing="1" w:after="100" w:afterAutospacing="1"/>
@@ -3311,7 +5223,7 @@
           <w:szCs w:val="32"/>
         </w:rPr>
       </w:pPr>
-      <w:bookmarkStart w:id="7" w:name="lnq4ij"/>
+      <w:bookmarkStart w:id="11" w:name="fcxpda"/>
       <w:r>
         <w:rPr>
           <w:rFonts w:hint="eastAsia"/>
@@ -3320,7 +5232,7 @@
         </w:rPr>
         <w:t>二、系统架构设计文</w:t>
       </w:r>
-      <w:bookmarkEnd w:id="7"/>
+      <w:bookmarkEnd w:id="11"/>
       <w:r>
         <w:rPr>
           <w:rFonts w:hint="eastAsia"/>
@@ -3332,7 +5244,42 @@
     </w:p>
     <w:p>
       <w:pPr>
-        <w:pStyle w:val="000003"/>
+        <w:ind w:left="240"/>
+      </w:pPr>
+      <w:r>
+        <w:rPr>
+          <w:rFonts w:hint="eastAsia"/>
+        </w:rPr>
+        <w:t>这一章回答的是：</w:t>
+      </w:r>
+      <w:r>
+        <w:rPr>
+          <w:rFonts w:hint="eastAsia"/>
+          <w:b w:val="1"/>
+        </w:rPr>
+        <w:t>第 0 章那 9 个功能是怎么搭起来的</w:t>
+      </w:r>
+      <w:r>
+        <w:rPr>
+          <w:rFonts w:hint="eastAsia"/>
+        </w:rPr>
+        <w:t>。</w:t>
+      </w:r>
+    </w:p>
+    <w:p>
+      <w:pPr>
+        <w:ind w:left="240"/>
+      </w:pPr>
+      <w:r>
+        <w:rPr>
+          <w:rFonts w:hint="eastAsia"/>
+        </w:rPr>
+        <w:t>读的时候可以对照 0.2 的功能表 —— 每个模块都对应一个你能直接点到的界面。</w:t>
+      </w:r>
+    </w:p>
+    <w:p>
+      <w:pPr>
+        <w:pStyle w:val="000004"/>
         <w:keepNext w:val="1"/>
         <w:keepLines w:val="1"/>
         <w:spacing w:before="100" w:beforeAutospacing="1" w:after="100" w:afterAutospacing="1"/>
@@ -3342,7 +5289,7 @@
           <w:szCs w:val="32"/>
         </w:rPr>
       </w:pPr>
-      <w:bookmarkStart w:id="8" w:name="2ex5oa"/>
+      <w:bookmarkStart w:id="12" w:name="ghp7hn"/>
       <w:r>
         <w:rPr>
           <w:rFonts w:hint="eastAsia"/>
@@ -3351,7 +5298,7 @@
         </w:rPr>
         <w:t>2.1 总体架构</w:t>
       </w:r>
-      <w:bookmarkEnd w:id="8"/>
+      <w:bookmarkEnd w:id="12"/>
       <w:r>
         <w:rPr>
           <w:rFonts w:hint="eastAsia"/>
@@ -3369,12 +5316,12 @@
         <w:rPr>
           <w:rFonts w:hint="eastAsia"/>
         </w:rPr>
-        <w:t>（图示：该架构／流程图的矢量版见答辩 PPT 第 5–6 页；本节文字与下表已完整描述各组件与调用关系）</w:t>
-      </w:r>
-    </w:p>
-    <w:p>
-      <w:pPr>
-        <w:pStyle w:val="000003"/>
+        <w:t>（图示：该架构／流程图的矢量版见答辩 PPT；本节文字与下表已完整描述各组件与调用关系）</w:t>
+      </w:r>
+    </w:p>
+    <w:p>
+      <w:pPr>
+        <w:pStyle w:val="000004"/>
         <w:keepNext w:val="1"/>
         <w:keepLines w:val="1"/>
         <w:spacing w:before="100" w:beforeAutospacing="1" w:after="100" w:afterAutospacing="1"/>
@@ -3384,7 +5331,7 @@
           <w:szCs w:val="32"/>
         </w:rPr>
       </w:pPr>
-      <w:bookmarkStart w:id="9" w:name="sl4fz8"/>
+      <w:bookmarkStart w:id="13" w:name="1ucg7i"/>
       <w:r>
         <w:rPr>
           <w:rFonts w:hint="eastAsia"/>
@@ -3393,7 +5340,7 @@
         </w:rPr>
         <w:t>2.2 服务拆分与职</w:t>
       </w:r>
-      <w:bookmarkEnd w:id="9"/>
+      <w:bookmarkEnd w:id="13"/>
       <w:r>
         <w:rPr>
           <w:rFonts w:hint="eastAsia"/>
@@ -3799,7 +5746,7 @@
     </w:tbl>
     <w:p>
       <w:pPr>
-        <w:pStyle w:val="000003"/>
+        <w:pStyle w:val="000004"/>
         <w:keepNext w:val="1"/>
         <w:keepLines w:val="1"/>
         <w:spacing w:before="100" w:beforeAutospacing="1" w:after="100" w:afterAutospacing="1"/>
@@ -3809,7 +5756,7 @@
           <w:szCs w:val="32"/>
         </w:rPr>
       </w:pPr>
-      <w:bookmarkStart w:id="10" w:name="zrf0i7"/>
+      <w:bookmarkStart w:id="14" w:name="uzaurl"/>
       <w:r>
         <w:rPr>
           <w:rFonts w:hint="eastAsia"/>
@@ -3818,7 +5765,7 @@
         </w:rPr>
         <w:t>2.3 关键设计决策与理</w:t>
       </w:r>
-      <w:bookmarkEnd w:id="10"/>
+      <w:bookmarkEnd w:id="14"/>
       <w:r>
         <w:rPr>
           <w:rFonts w:hint="eastAsia"/>
@@ -4426,7 +6373,7 @@
     </w:p>
     <w:p>
       <w:pPr>
-        <w:pStyle w:val="znvr7w"/>
+        <w:pStyle w:val="000003"/>
         <w:keepNext w:val="1"/>
         <w:keepLines w:val="1"/>
         <w:spacing w:before="100" w:beforeAutospacing="1" w:after="100" w:afterAutospacing="1"/>
@@ -4436,7 +6383,7 @@
           <w:szCs w:val="32"/>
         </w:rPr>
       </w:pPr>
-      <w:bookmarkStart w:id="11" w:name="pbl9fs"/>
+      <w:bookmarkStart w:id="15" w:name="4jbvlv"/>
       <w:r>
         <w:rPr>
           <w:rFonts w:hint="eastAsia"/>
@@ -4445,7 +6392,7 @@
         </w:rPr>
         <w:t>三、Agent 执行流</w:t>
       </w:r>
-      <w:bookmarkEnd w:id="11"/>
+      <w:bookmarkEnd w:id="15"/>
       <w:r>
         <w:rPr>
           <w:rFonts w:hint="eastAsia"/>
@@ -4457,7 +6404,42 @@
     </w:p>
     <w:p>
       <w:pPr>
-        <w:pStyle w:val="000003"/>
+        <w:ind w:left="240"/>
+      </w:pPr>
+      <w:r>
+        <w:rPr>
+          <w:rFonts w:hint="eastAsia"/>
+        </w:rPr>
+        <w:t>这一章回答的是：</w:t>
+      </w:r>
+      <w:r>
+        <w:rPr>
+          <w:rFonts w:hint="eastAsia"/>
+          <w:b w:val="1"/>
+        </w:rPr>
+        <w:t>AI 在哪些环节干活、用户在哪些环节把关</w:t>
+      </w:r>
+      <w:r>
+        <w:rPr>
+          <w:rFonts w:hint="eastAsia"/>
+        </w:rPr>
+        <w:t>。</w:t>
+      </w:r>
+    </w:p>
+    <w:p>
+      <w:pPr>
+        <w:ind w:left="240"/>
+      </w:pPr>
+      <w:r>
+        <w:rPr>
+          <w:rFonts w:hint="eastAsia"/>
+        </w:rPr>
+        <w:t>三条链路分别对应 0.2 里的功能 ③（解析）、⑥（问答）、⑦（信息流）。每条链路都写清"用户在这一步做什么"。</w:t>
+      </w:r>
+    </w:p>
+    <w:p>
+      <w:pPr>
+        <w:pStyle w:val="000004"/>
         <w:keepNext w:val="1"/>
         <w:keepLines w:val="1"/>
         <w:spacing w:before="100" w:beforeAutospacing="1" w:after="100" w:afterAutospacing="1"/>
@@ -4467,7 +6449,7 @@
           <w:szCs w:val="32"/>
         </w:rPr>
       </w:pPr>
-      <w:bookmarkStart w:id="12" w:name="w6krf1"/>
+      <w:bookmarkStart w:id="16" w:name="jqtpxa"/>
       <w:r>
         <w:rPr>
           <w:rFonts w:hint="eastAsia"/>
@@ -4476,7 +6458,7 @@
         </w:rPr>
         <w:t>3.1 总体执行范</w:t>
       </w:r>
-      <w:bookmarkEnd w:id="12"/>
+      <w:bookmarkEnd w:id="16"/>
       <w:r>
         <w:rPr>
           <w:rFonts w:hint="eastAsia"/>
@@ -4543,7 +6525,7 @@
     </w:p>
     <w:p>
       <w:pPr>
-        <w:pStyle w:val="000003"/>
+        <w:pStyle w:val="000004"/>
         <w:keepNext w:val="1"/>
         <w:keepLines w:val="1"/>
         <w:spacing w:before="100" w:beforeAutospacing="1" w:after="100" w:afterAutospacing="1"/>
@@ -4553,7 +6535,7 @@
           <w:szCs w:val="32"/>
         </w:rPr>
       </w:pPr>
-      <w:bookmarkStart w:id="13" w:name="od3wld"/>
+      <w:bookmarkStart w:id="17" w:name="j2spg3"/>
       <w:r>
         <w:rPr>
           <w:rFonts w:hint="eastAsia"/>
@@ -4562,7 +6544,7 @@
         </w:rPr>
         <w:t>3.2 链路 A：收集箱解析（自然语言 → 结构化条目</w:t>
       </w:r>
-      <w:bookmarkEnd w:id="13"/>
+      <w:bookmarkEnd w:id="17"/>
       <w:r>
         <w:rPr>
           <w:rFonts w:hint="eastAsia"/>
@@ -4573,6 +6555,21 @@
       </w:r>
     </w:p>
     <w:p>
+      <w:r>
+        <w:rPr>
+          <w:rFonts w:hint="eastAsia"/>
+          <w:b w:val="1"/>
+        </w:rPr>
+        <w:t>用户视角</w:t>
+      </w:r>
+      <w:r>
+        <w:rPr>
+          <w:rFonts w:hint="eastAsia"/>
+        </w:rPr>
+        <w:t>：在收集箱粘贴一段通知 → 点解析 → 草稿箱里出现若干条待确认条目，置信度低的字段标黄 → 你改完点「确认并加入」。AI 全程只写草稿箱，不碰正式数据。</w:t>
+      </w:r>
+    </w:p>
+    <w:p>
       <w:pPr>
         <w:ind w:left="240"/>
       </w:pPr>
@@ -4580,14 +6577,14 @@
         <w:rPr>
           <w:rFonts w:hint="eastAsia"/>
         </w:rPr>
-        <w:t>（图示：该架构／流程图的矢量版见答辩 PPT 第 5–6 页；本节文字与下表已完整描述各组件与调用关系）</w:t>
+        <w:t>（图示：该架构／流程图的矢量版见答辩 PPT；本节文字与下表已完整描述各组件与调用关系）</w:t>
       </w:r>
     </w:p>
     <w:p>
       <w:pPr>
         <w:numPr>
           <w:ilvl w:val="0"/>
-          <w:numId w:val="1"/>
+          <w:numId w:val="2"/>
         </w:numPr>
       </w:pPr>
       <w:r>
@@ -4620,7 +6617,7 @@
       <w:pPr>
         <w:numPr>
           <w:ilvl w:val="0"/>
-          <w:numId w:val="1"/>
+          <w:numId w:val="2"/>
         </w:numPr>
       </w:pPr>
       <w:r>
@@ -4654,7 +6651,7 @@
       <w:pPr>
         <w:numPr>
           <w:ilvl w:val="0"/>
-          <w:numId w:val="1"/>
+          <w:numId w:val="2"/>
         </w:numPr>
       </w:pPr>
       <w:r>
@@ -4675,7 +6672,7 @@
       <w:pPr>
         <w:numPr>
           <w:ilvl w:val="0"/>
-          <w:numId w:val="1"/>
+          <w:numId w:val="2"/>
         </w:numPr>
       </w:pPr>
       <w:r>
@@ -4719,7 +6716,7 @@
     </w:p>
     <w:p>
       <w:pPr>
-        <w:pStyle w:val="000003"/>
+        <w:pStyle w:val="000004"/>
         <w:keepNext w:val="1"/>
         <w:keepLines w:val="1"/>
         <w:spacing w:before="100" w:beforeAutospacing="1" w:after="100" w:afterAutospacing="1"/>
@@ -4729,7 +6726,7 @@
           <w:szCs w:val="32"/>
         </w:rPr>
       </w:pPr>
-      <w:bookmarkStart w:id="14" w:name="l1iduf"/>
+      <w:bookmarkStart w:id="18" w:name="8s7gtm"/>
       <w:r>
         <w:rPr>
           <w:rFonts w:hint="eastAsia"/>
@@ -4738,7 +6735,7 @@
         </w:rPr>
         <w:t>3.3 链路 B：问答（自然语言 → 本地执行 → 带引用回答</w:t>
       </w:r>
-      <w:bookmarkEnd w:id="14"/>
+      <w:bookmarkEnd w:id="18"/>
       <w:r>
         <w:rPr>
           <w:rFonts w:hint="eastAsia"/>
@@ -4749,6 +6746,21 @@
       </w:r>
     </w:p>
     <w:p>
+      <w:r>
+        <w:rPr>
+          <w:rFonts w:hint="eastAsia"/>
+          <w:b w:val="1"/>
+        </w:rPr>
+        <w:t>用户视角</w:t>
+      </w:r>
+      <w:r>
+        <w:rPr>
+          <w:rFonts w:hint="eastAsia"/>
+        </w:rPr>
+        <w:t>：在搜索页切到「问答」，直接问一句人话（"学校关于选课的通知说了什么"）→ 得到一段答案 + [1][2] 引用 → 点引用就能打开原文核对。想搜订阅内容时把范围里的「信息流」勾上。</w:t>
+      </w:r>
+    </w:p>
+    <w:p>
       <w:pPr>
         <w:ind w:left="240"/>
       </w:pPr>
@@ -4756,14 +6768,14 @@
         <w:rPr>
           <w:rFonts w:hint="eastAsia"/>
         </w:rPr>
-        <w:t>（图示：该架构／流程图的矢量版见答辩 PPT 第 5–6 页；本节文字与下表已完整描述各组件与调用关系）</w:t>
+        <w:t>（图示：该架构／流程图的矢量版见答辩 PPT；本节文字与下表已完整描述各组件与调用关系）</w:t>
       </w:r>
     </w:p>
     <w:p>
       <w:pPr>
         <w:numPr>
           <w:ilvl w:val="0"/>
-          <w:numId w:val="1"/>
+          <w:numId w:val="2"/>
         </w:numPr>
       </w:pPr>
       <w:r>
@@ -4856,7 +6868,7 @@
       <w:pPr>
         <w:numPr>
           <w:ilvl w:val="0"/>
-          <w:numId w:val="1"/>
+          <w:numId w:val="2"/>
         </w:numPr>
       </w:pPr>
       <w:r>
@@ -4877,7 +6889,7 @@
       <w:pPr>
         <w:numPr>
           <w:ilvl w:val="0"/>
-          <w:numId w:val="1"/>
+          <w:numId w:val="2"/>
         </w:numPr>
       </w:pPr>
       <w:r>
@@ -4923,7 +6935,7 @@
       <w:pPr>
         <w:numPr>
           <w:ilvl w:val="0"/>
-          <w:numId w:val="1"/>
+          <w:numId w:val="2"/>
         </w:numPr>
       </w:pPr>
       <w:r>
@@ -4944,7 +6956,7 @@
       <w:pPr>
         <w:numPr>
           <w:ilvl w:val="0"/>
-          <w:numId w:val="1"/>
+          <w:numId w:val="2"/>
         </w:numPr>
       </w:pPr>
       <w:r>
@@ -5011,7 +7023,7 @@
     </w:p>
     <w:p>
       <w:pPr>
-        <w:pStyle w:val="000003"/>
+        <w:pStyle w:val="000004"/>
         <w:keepNext w:val="1"/>
         <w:keepLines w:val="1"/>
         <w:spacing w:before="100" w:beforeAutospacing="1" w:after="100" w:afterAutospacing="1"/>
@@ -5021,7 +7033,7 @@
           <w:szCs w:val="32"/>
         </w:rPr>
       </w:pPr>
-      <w:bookmarkStart w:id="15" w:name="63pyys"/>
+      <w:bookmarkStart w:id="19" w:name="zcbsu1"/>
       <w:r>
         <w:rPr>
           <w:rFonts w:hint="eastAsia"/>
@@ -5030,7 +7042,7 @@
         </w:rPr>
         <w:t>3.4 链路 C：信息聚合（自治流水线，无 LLM 参与</w:t>
       </w:r>
-      <w:bookmarkEnd w:id="15"/>
+      <w:bookmarkEnd w:id="19"/>
       <w:r>
         <w:rPr>
           <w:rFonts w:hint="eastAsia"/>
@@ -5040,10 +7052,25 @@
         <w:t>）</w:t>
       </w:r>
     </w:p>
+    <w:p>
+      <w:r>
+        <w:rPr>
+          <w:rFonts w:hint="eastAsia"/>
+          <w:b w:val="1"/>
+        </w:rPr>
+        <w:t>用户视角</w:t>
+      </w:r>
+      <w:r>
+        <w:rPr>
+          <w:rFonts w:hint="eastAsia"/>
+        </w:rPr>
+        <w:t>：在信息流页粘一个网址 → 它自己探测来源类型并试抓一次 → 之后定时自动更新 → 你只管读：点标题出 AI 摘要，「显示原文」在抽屉里读正文。这条链路不需要 Key，也不把你的订阅列表发给任何人。</w:t>
+      </w:r>
+    </w:p>
     <w:p/>
     <w:p>
       <w:pPr>
-        <w:pStyle w:val="000003"/>
+        <w:pStyle w:val="000004"/>
         <w:keepNext w:val="1"/>
         <w:keepLines w:val="1"/>
         <w:spacing w:before="100" w:beforeAutospacing="1" w:after="100" w:afterAutospacing="1"/>
@@ -5053,7 +7080,7 @@
           <w:szCs w:val="32"/>
         </w:rPr>
       </w:pPr>
-      <w:bookmarkStart w:id="16" w:name="crs7zv"/>
+      <w:bookmarkStart w:id="20" w:name="kfcnb9"/>
       <w:r>
         <w:rPr>
           <w:rFonts w:hint="eastAsia"/>
@@ -5062,7 +7089,7 @@
         </w:rPr>
         <w:t>3.5 上下文与状态管理总</w:t>
       </w:r>
-      <w:bookmarkEnd w:id="16"/>
+      <w:bookmarkEnd w:id="20"/>
       <w:r>
         <w:rPr>
           <w:rFonts w:hint="eastAsia"/>
@@ -5474,7 +7501,7 @@
     </w:p>
     <w:p>
       <w:pPr>
-        <w:pStyle w:val="znvr7w"/>
+        <w:pStyle w:val="000003"/>
         <w:keepNext w:val="1"/>
         <w:keepLines w:val="1"/>
         <w:spacing w:before="100" w:beforeAutospacing="1" w:after="100" w:afterAutospacing="1"/>
@@ -5484,7 +7511,7 @@
           <w:szCs w:val="32"/>
         </w:rPr>
       </w:pPr>
-      <w:bookmarkStart w:id="17" w:name="zkhn5g"/>
+      <w:bookmarkStart w:id="21" w:name="jyyacq"/>
       <w:r>
         <w:rPr>
           <w:rFonts w:hint="eastAsia"/>
@@ -5493,7 +7520,7 @@
         </w:rPr>
         <w:t>四、异常处理说</w:t>
       </w:r>
-      <w:bookmarkEnd w:id="17"/>
+      <w:bookmarkEnd w:id="21"/>
       <w:r>
         <w:rPr>
           <w:rFonts w:hint="eastAsia"/>
@@ -5526,7 +7553,7 @@
     </w:p>
     <w:p>
       <w:pPr>
-        <w:pStyle w:val="000003"/>
+        <w:pStyle w:val="000004"/>
         <w:keepNext w:val="1"/>
         <w:keepLines w:val="1"/>
         <w:spacing w:before="100" w:beforeAutospacing="1" w:after="100" w:afterAutospacing="1"/>
@@ -5536,7 +7563,7 @@
           <w:szCs w:val="32"/>
         </w:rPr>
       </w:pPr>
-      <w:bookmarkStart w:id="18" w:name="tvkyag"/>
+      <w:bookmarkStart w:id="22" w:name="wm8sq2"/>
       <w:r>
         <w:rPr>
           <w:rFonts w:hint="eastAsia"/>
@@ -5545,7 +7572,7 @@
         </w:rPr>
         <w:t>4.1 工具调用失</w:t>
       </w:r>
-      <w:bookmarkEnd w:id="18"/>
+      <w:bookmarkEnd w:id="22"/>
       <w:r>
         <w:rPr>
           <w:rFonts w:hint="eastAsia"/>
@@ -5997,7 +8024,7 @@
     </w:tbl>
     <w:p>
       <w:pPr>
-        <w:pStyle w:val="000003"/>
+        <w:pStyle w:val="000004"/>
         <w:keepNext w:val="1"/>
         <w:keepLines w:val="1"/>
         <w:spacing w:before="100" w:beforeAutospacing="1" w:after="100" w:afterAutospacing="1"/>
@@ -6007,7 +8034,7 @@
           <w:szCs w:val="32"/>
         </w:rPr>
       </w:pPr>
-      <w:bookmarkStart w:id="19" w:name="ptpp3f"/>
+      <w:bookmarkStart w:id="23" w:name="so6fmv"/>
       <w:r>
         <w:rPr>
           <w:rFonts w:hint="eastAsia"/>
@@ -6016,7 +8043,7 @@
         </w:rPr>
         <w:t>4.2 模型输出异</w:t>
       </w:r>
-      <w:bookmarkEnd w:id="19"/>
+      <w:bookmarkEnd w:id="23"/>
       <w:r>
         <w:rPr>
           <w:rFonts w:hint="eastAsia"/>
@@ -6324,7 +8351,7 @@
     </w:tbl>
     <w:p>
       <w:pPr>
-        <w:pStyle w:val="000003"/>
+        <w:pStyle w:val="000004"/>
         <w:keepNext w:val="1"/>
         <w:keepLines w:val="1"/>
         <w:spacing w:before="100" w:beforeAutospacing="1" w:after="100" w:afterAutospacing="1"/>
@@ -6334,7 +8361,7 @@
           <w:szCs w:val="32"/>
         </w:rPr>
       </w:pPr>
-      <w:bookmarkStart w:id="20" w:name="acas1r"/>
+      <w:bookmarkStart w:id="24" w:name="xfcw3i"/>
       <w:r>
         <w:rPr>
           <w:rFonts w:hint="eastAsia"/>
@@ -6343,7 +8370,7 @@
         </w:rPr>
         <w:t>4.3 超</w:t>
       </w:r>
-      <w:bookmarkEnd w:id="20"/>
+      <w:bookmarkEnd w:id="24"/>
       <w:r>
         <w:rPr>
           <w:rFonts w:hint="eastAsia"/>
@@ -6357,7 +8384,7 @@
       <w:pPr>
         <w:numPr>
           <w:ilvl w:val="0"/>
-          <w:numId w:val="1"/>
+          <w:numId w:val="2"/>
         </w:numPr>
       </w:pPr>
       <w:r>
@@ -6392,7 +8419,7 @@
       <w:pPr>
         <w:numPr>
           <w:ilvl w:val="0"/>
-          <w:numId w:val="1"/>
+          <w:numId w:val="2"/>
         </w:numPr>
       </w:pPr>
       <w:r>
@@ -6418,7 +8445,7 @@
       <w:pPr>
         <w:numPr>
           <w:ilvl w:val="0"/>
-          <w:numId w:val="1"/>
+          <w:numId w:val="2"/>
         </w:numPr>
       </w:pPr>
       <w:r>
@@ -6430,7 +8457,7 @@
     </w:p>
     <w:p>
       <w:pPr>
-        <w:pStyle w:val="000003"/>
+        <w:pStyle w:val="000004"/>
         <w:keepNext w:val="1"/>
         <w:keepLines w:val="1"/>
         <w:spacing w:before="100" w:beforeAutospacing="1" w:after="100" w:afterAutospacing="1"/>
@@ -6440,7 +8467,7 @@
           <w:szCs w:val="32"/>
         </w:rPr>
       </w:pPr>
-      <w:bookmarkStart w:id="21" w:name="be9znh"/>
+      <w:bookmarkStart w:id="25" w:name="11l0m6"/>
       <w:r>
         <w:rPr>
           <w:rFonts w:hint="eastAsia"/>
@@ -6449,7 +8476,7 @@
         </w:rPr>
         <w:t>4.4 重试与状态恢</w:t>
       </w:r>
-      <w:bookmarkEnd w:id="21"/>
+      <w:bookmarkEnd w:id="25"/>
       <w:r>
         <w:rPr>
           <w:rFonts w:hint="eastAsia"/>
@@ -6463,7 +8490,7 @@
       <w:pPr>
         <w:numPr>
           <w:ilvl w:val="0"/>
-          <w:numId w:val="1"/>
+          <w:numId w:val="2"/>
         </w:numPr>
       </w:pPr>
       <w:r>
@@ -6496,7 +8523,7 @@
       <w:pPr>
         <w:numPr>
           <w:ilvl w:val="0"/>
-          <w:numId w:val="1"/>
+          <w:numId w:val="2"/>
         </w:numPr>
       </w:pPr>
       <w:r>
@@ -6517,7 +8544,7 @@
       <w:pPr>
         <w:numPr>
           <w:ilvl w:val="0"/>
-          <w:numId w:val="1"/>
+          <w:numId w:val="2"/>
         </w:numPr>
       </w:pPr>
       <w:r>
@@ -6571,7 +8598,7 @@
       <w:pPr>
         <w:numPr>
           <w:ilvl w:val="0"/>
-          <w:numId w:val="1"/>
+          <w:numId w:val="2"/>
         </w:numPr>
       </w:pPr>
       <w:r>
@@ -6614,7 +8641,7 @@
     </w:p>
     <w:p>
       <w:pPr>
-        <w:pStyle w:val="000003"/>
+        <w:pStyle w:val="000004"/>
         <w:keepNext w:val="1"/>
         <w:keepLines w:val="1"/>
         <w:spacing w:before="100" w:beforeAutospacing="1" w:after="100" w:afterAutospacing="1"/>
@@ -6624,7 +8651,7 @@
           <w:szCs w:val="32"/>
         </w:rPr>
       </w:pPr>
-      <w:bookmarkStart w:id="22" w:name="rfhyzz"/>
+      <w:bookmarkStart w:id="26" w:name="xorryy"/>
       <w:r>
         <w:rPr>
           <w:rFonts w:hint="eastAsia"/>
@@ -6633,7 +8660,7 @@
         </w:rPr>
         <w:t>4.5 人工介入机</w:t>
       </w:r>
-      <w:bookmarkEnd w:id="22"/>
+      <w:bookmarkEnd w:id="26"/>
       <w:r>
         <w:rPr>
           <w:rFonts w:hint="eastAsia"/>
@@ -6939,7 +8966,7 @@
     </w:p>
     <w:p>
       <w:pPr>
-        <w:pStyle w:val="znvr7w"/>
+        <w:pStyle w:val="000003"/>
         <w:keepNext w:val="1"/>
         <w:keepLines w:val="1"/>
         <w:spacing w:before="100" w:beforeAutospacing="1" w:after="100" w:afterAutospacing="1"/>
@@ -6949,7 +8976,7 @@
           <w:szCs w:val="32"/>
         </w:rPr>
       </w:pPr>
-      <w:bookmarkStart w:id="23" w:name="6le75z"/>
+      <w:bookmarkStart w:id="27" w:name="dyh2m8"/>
       <w:r>
         <w:rPr>
           <w:rFonts w:hint="eastAsia"/>
@@ -6958,7 +8985,7 @@
         </w:rPr>
         <w:t>五、Demo 与代码仓</w:t>
       </w:r>
-      <w:bookmarkEnd w:id="23"/>
+      <w:bookmarkEnd w:id="27"/>
       <w:r>
         <w:rPr>
           <w:rFonts w:hint="eastAsia"/>
@@ -6970,7 +8997,7 @@
     </w:p>
     <w:p>
       <w:pPr>
-        <w:pStyle w:val="000003"/>
+        <w:pStyle w:val="000004"/>
         <w:keepNext w:val="1"/>
         <w:keepLines w:val="1"/>
         <w:spacing w:before="100" w:beforeAutospacing="1" w:after="100" w:afterAutospacing="1"/>
@@ -6980,7 +9007,7 @@
           <w:szCs w:val="32"/>
         </w:rPr>
       </w:pPr>
-      <w:bookmarkStart w:id="24" w:name="8o7y43"/>
+      <w:bookmarkStart w:id="28" w:name="8mczol"/>
       <w:r>
         <w:rPr>
           <w:rFonts w:hint="eastAsia"/>
@@ -6989,7 +9016,7 @@
         </w:rPr>
         <w:t>5.1 仓</w:t>
       </w:r>
-      <w:bookmarkEnd w:id="24"/>
+      <w:bookmarkEnd w:id="28"/>
       <w:r>
         <w:rPr>
           <w:rFonts w:hint="eastAsia"/>
@@ -7003,7 +9030,7 @@
       <w:pPr>
         <w:numPr>
           <w:ilvl w:val="0"/>
-          <w:numId w:val="1"/>
+          <w:numId w:val="2"/>
         </w:numPr>
       </w:pPr>
       <w:r>
@@ -7017,7 +9044,7 @@
       <w:pPr>
         <w:numPr>
           <w:ilvl w:val="0"/>
-          <w:numId w:val="1"/>
+          <w:numId w:val="2"/>
         </w:numPr>
       </w:pPr>
       <w:r>
@@ -7029,7 +9056,7 @@
     </w:p>
     <w:p>
       <w:pPr>
-        <w:pStyle w:val="000003"/>
+        <w:pStyle w:val="000004"/>
         <w:keepNext w:val="1"/>
         <w:keepLines w:val="1"/>
         <w:spacing w:before="100" w:beforeAutospacing="1" w:after="100" w:afterAutospacing="1"/>
@@ -7039,13 +9066,13 @@
           <w:szCs w:val="32"/>
         </w:rPr>
       </w:pPr>
-      <w:bookmarkStart w:id="25" w:name="ynxtwu"/>
+      <w:bookmarkStart w:id="29" w:name="pr43i5"/>
       <w:r>
         <w:drawing>
           <wp:inline distT="0" distB="0" distL="0" distR="0">
             <wp:extent cx="5760720" cy="5760720"/>
             <wp:effectExtent l="0" t="0" r="0" b="0"/>
-            <wp:docPr id="2" name="文本框 bq2by3"/>
+            <wp:docPr id="2" name="文本框 gd2wyr"/>
             <a:graphic>
               <a:graphicData uri="http://schemas.microsoft.com/office/word/2010/wordprocessingShape">
                 <wps:wsp>
@@ -7208,7 +9235,7 @@
         </w:rPr>
         <w:t>5.2 依赖说</w:t>
       </w:r>
-      <w:bookmarkEnd w:id="25"/>
+      <w:bookmarkEnd w:id="29"/>
       <w:r>
         <w:rPr>
           <w:rFonts w:hint="eastAsia"/>
@@ -7475,7 +9502,7 @@
     </w:p>
     <w:p>
       <w:pPr>
-        <w:pStyle w:val="000003"/>
+        <w:pStyle w:val="000004"/>
         <w:keepNext w:val="1"/>
         <w:keepLines w:val="1"/>
         <w:spacing w:before="100" w:beforeAutospacing="1" w:after="100" w:afterAutospacing="1"/>
@@ -7485,7 +9512,7 @@
           <w:szCs w:val="32"/>
         </w:rPr>
       </w:pPr>
-      <w:bookmarkStart w:id="26" w:name="b2igtr"/>
+      <w:bookmarkStart w:id="30" w:name="uesl5n"/>
       <w:r>
         <w:rPr>
           <w:rFonts w:hint="eastAsia"/>
@@ -7494,7 +9521,7 @@
         </w:rPr>
         <w:t>5.3 部署/运行步</w:t>
       </w:r>
-      <w:bookmarkEnd w:id="26"/>
+      <w:bookmarkEnd w:id="30"/>
       <w:r>
         <w:rPr>
           <w:rFonts w:hint="eastAsia"/>
@@ -7506,7 +9533,7 @@
     </w:p>
     <w:p>
       <w:pPr>
-        <w:pStyle w:val="000003"/>
+        <w:pStyle w:val="000004"/>
         <w:keepNext w:val="1"/>
         <w:keepLines w:val="1"/>
         <w:spacing w:before="100" w:beforeAutospacing="1" w:after="100" w:afterAutospacing="1"/>
@@ -7516,13 +9543,13 @@
           <w:szCs w:val="32"/>
         </w:rPr>
       </w:pPr>
-      <w:bookmarkStart w:id="27" w:name="yu8jfs"/>
+      <w:bookmarkStart w:id="31" w:name="6dv06d"/>
       <w:r>
         <w:drawing>
           <wp:inline distT="0" distB="0" distL="0" distR="0">
             <wp:extent cx="5760720" cy="5760720"/>
             <wp:effectExtent l="0" t="0" r="0" b="0"/>
-            <wp:docPr id="4" name="文本框 duc2ft"/>
+            <wp:docPr id="4" name="文本框 vzrxtp"/>
             <a:graphic>
               <a:graphicData uri="http://schemas.microsoft.com/office/word/2010/wordprocessingShape">
                 <wps:wsp>
@@ -7670,7 +9697,7 @@
         </w:rPr>
         <w:t>5.4 可运行演示清单（3 分钟讲完一条主线</w:t>
       </w:r>
-      <w:bookmarkEnd w:id="27"/>
+      <w:bookmarkEnd w:id="31"/>
       <w:r>
         <w:rPr>
           <w:rFonts w:hint="eastAsia"/>
@@ -7684,7 +9711,7 @@
       <w:pPr>
         <w:numPr>
           <w:ilvl w:val="0"/>
-          <w:numId w:val="1"/>
+          <w:numId w:val="2"/>
         </w:numPr>
       </w:pPr>
       <w:r>
@@ -7705,7 +9732,7 @@
       <w:pPr>
         <w:numPr>
           <w:ilvl w:val="0"/>
-          <w:numId w:val="1"/>
+          <w:numId w:val="2"/>
         </w:numPr>
       </w:pPr>
       <w:r>
@@ -7726,7 +9753,7 @@
       <w:pPr>
         <w:numPr>
           <w:ilvl w:val="0"/>
-          <w:numId w:val="1"/>
+          <w:numId w:val="2"/>
         </w:numPr>
       </w:pPr>
       <w:r>
@@ -7759,7 +9786,7 @@
       <w:pPr>
         <w:numPr>
           <w:ilvl w:val="0"/>
-          <w:numId w:val="1"/>
+          <w:numId w:val="2"/>
         </w:numPr>
       </w:pPr>
       <w:r>
@@ -7792,7 +9819,7 @@
       <w:pPr>
         <w:numPr>
           <w:ilvl w:val="0"/>
-          <w:numId w:val="1"/>
+          <w:numId w:val="2"/>
         </w:numPr>
       </w:pPr>
       <w:r>
@@ -7813,7 +9840,7 @@
       <w:pPr>
         <w:numPr>
           <w:ilvl w:val="0"/>
-          <w:numId w:val="1"/>
+          <w:numId w:val="2"/>
         </w:numPr>
       </w:pPr>
       <w:r>
@@ -7839,7 +9866,7 @@
     </w:p>
     <w:p>
       <w:pPr>
-        <w:pStyle w:val="znvr7w"/>
+        <w:pStyle w:val="000003"/>
         <w:keepNext w:val="1"/>
         <w:keepLines w:val="1"/>
         <w:spacing w:before="100" w:beforeAutospacing="1" w:after="100" w:afterAutospacing="1"/>
@@ -7849,7 +9876,7 @@
           <w:szCs w:val="32"/>
         </w:rPr>
       </w:pPr>
-      <w:bookmarkStart w:id="28" w:name="f82mn6"/>
+      <w:bookmarkStart w:id="32" w:name="wc3247"/>
       <w:r>
         <w:rPr>
           <w:rFonts w:hint="eastAsia"/>
@@ -7858,7 +9885,7 @@
         </w:rPr>
         <w:t>六、成本与性能分</w:t>
       </w:r>
-      <w:bookmarkEnd w:id="28"/>
+      <w:bookmarkEnd w:id="32"/>
       <w:r>
         <w:rPr>
           <w:rFonts w:hint="eastAsia"/>
@@ -7870,7 +9897,7 @@
     </w:p>
     <w:p>
       <w:pPr>
-        <w:pStyle w:val="000003"/>
+        <w:pStyle w:val="000004"/>
         <w:keepNext w:val="1"/>
         <w:keepLines w:val="1"/>
         <w:spacing w:before="100" w:beforeAutospacing="1" w:after="100" w:afterAutospacing="1"/>
@@ -7880,7 +9907,7 @@
           <w:szCs w:val="32"/>
         </w:rPr>
       </w:pPr>
-      <w:bookmarkStart w:id="29" w:name="xza2i3"/>
+      <w:bookmarkStart w:id="33" w:name="eqey5g"/>
       <w:r>
         <w:rPr>
           <w:rFonts w:hint="eastAsia"/>
@@ -7889,7 +9916,7 @@
         </w:rPr>
         <w:t>6.1 API 调用成本（按 DeepSeek 2026-08-17 起峰谷定价，deepseek-flash</w:t>
       </w:r>
-      <w:bookmarkEnd w:id="29"/>
+      <w:bookmarkEnd w:id="33"/>
       <w:r>
         <w:rPr>
           <w:rFonts w:hint="eastAsia"/>
@@ -8313,7 +10340,7 @@
     </w:p>
     <w:p>
       <w:pPr>
-        <w:pStyle w:val="000003"/>
+        <w:pStyle w:val="000004"/>
         <w:keepNext w:val="1"/>
         <w:keepLines w:val="1"/>
         <w:spacing w:before="100" w:beforeAutospacing="1" w:after="100" w:afterAutospacing="1"/>
@@ -8323,7 +10350,7 @@
           <w:szCs w:val="32"/>
         </w:rPr>
       </w:pPr>
-      <w:bookmarkStart w:id="30" w:name="l8exr8"/>
+      <w:bookmarkStart w:id="34" w:name="q8qj75"/>
       <w:r>
         <w:rPr>
           <w:rFonts w:hint="eastAsia"/>
@@ -8332,7 +10359,7 @@
         </w:rPr>
         <w:t>6.2 端到端延迟（实测</w:t>
       </w:r>
-      <w:bookmarkEnd w:id="30"/>
+      <w:bookmarkEnd w:id="34"/>
       <w:r>
         <w:rPr>
           <w:rFonts w:hint="eastAsia"/>
@@ -8828,7 +10855,7 @@
     </w:tbl>
     <w:p>
       <w:pPr>
-        <w:pStyle w:val="000003"/>
+        <w:pStyle w:val="000004"/>
         <w:keepNext w:val="1"/>
         <w:keepLines w:val="1"/>
         <w:spacing w:before="100" w:beforeAutospacing="1" w:after="100" w:afterAutospacing="1"/>
@@ -8838,7 +10865,7 @@
           <w:szCs w:val="32"/>
         </w:rPr>
       </w:pPr>
-      <w:bookmarkStart w:id="31" w:name="9gjgec"/>
+      <w:bookmarkStart w:id="35" w:name="sjq9aq"/>
       <w:r>
         <w:rPr>
           <w:rFonts w:hint="eastAsia"/>
@@ -8847,7 +10874,7 @@
         </w:rPr>
         <w:t>6.3 资源消</w:t>
       </w:r>
-      <w:bookmarkEnd w:id="31"/>
+      <w:bookmarkEnd w:id="35"/>
       <w:r>
         <w:rPr>
           <w:rFonts w:hint="eastAsia"/>
@@ -9097,7 +11124,7 @@
     </w:tbl>
     <w:p>
       <w:pPr>
-        <w:pStyle w:val="000003"/>
+        <w:pStyle w:val="000004"/>
         <w:keepNext w:val="1"/>
         <w:keepLines w:val="1"/>
         <w:spacing w:before="100" w:beforeAutospacing="1" w:after="100" w:afterAutospacing="1"/>
@@ -9107,7 +11134,7 @@
           <w:szCs w:val="32"/>
         </w:rPr>
       </w:pPr>
-      <w:bookmarkStart w:id="32" w:name="r8js3b"/>
+      <w:bookmarkStart w:id="36" w:name="0yu1og"/>
       <w:r>
         <w:rPr>
           <w:rFonts w:hint="eastAsia"/>
@@ -9116,7 +11143,7 @@
         </w:rPr>
         <w:t>6.4 主要瓶</w:t>
       </w:r>
-      <w:bookmarkEnd w:id="32"/>
+      <w:bookmarkEnd w:id="36"/>
       <w:r>
         <w:rPr>
           <w:rFonts w:hint="eastAsia"/>
@@ -9130,7 +11157,7 @@
       <w:pPr>
         <w:numPr>
           <w:ilvl w:val="0"/>
-          <w:numId w:val="2"/>
+          <w:numId w:val="3"/>
         </w:numPr>
       </w:pPr>
       <w:r>
@@ -9163,7 +11190,7 @@
       <w:pPr>
         <w:numPr>
           <w:ilvl w:val="0"/>
-          <w:numId w:val="2"/>
+          <w:numId w:val="3"/>
         </w:numPr>
       </w:pPr>
       <w:r>
@@ -9184,7 +11211,7 @@
       <w:pPr>
         <w:numPr>
           <w:ilvl w:val="0"/>
-          <w:numId w:val="2"/>
+          <w:numId w:val="3"/>
         </w:numPr>
       </w:pPr>
       <w:r>
@@ -9205,7 +11232,7 @@
       <w:pPr>
         <w:numPr>
           <w:ilvl w:val="0"/>
-          <w:numId w:val="2"/>
+          <w:numId w:val="3"/>
         </w:numPr>
       </w:pPr>
       <w:r>
@@ -9226,7 +11253,7 @@
       <w:pPr>
         <w:numPr>
           <w:ilvl w:val="0"/>
-          <w:numId w:val="2"/>
+          <w:numId w:val="3"/>
         </w:numPr>
       </w:pPr>
       <w:r>
@@ -9245,7 +11272,7 @@
     </w:p>
     <w:p>
       <w:pPr>
-        <w:pStyle w:val="000003"/>
+        <w:pStyle w:val="000004"/>
         <w:keepNext w:val="1"/>
         <w:keepLines w:val="1"/>
         <w:spacing w:before="100" w:beforeAutospacing="1" w:after="100" w:afterAutospacing="1"/>
@@ -9255,7 +11282,7 @@
           <w:szCs w:val="32"/>
         </w:rPr>
       </w:pPr>
-      <w:bookmarkStart w:id="33" w:name="f0ju9v"/>
+      <w:bookmarkStart w:id="37" w:name="tbqesv"/>
       <w:r>
         <w:rPr>
           <w:rFonts w:hint="eastAsia"/>
@@ -9264,7 +11291,7 @@
         </w:rPr>
         <w:t>6.5 优化方向（按性价比排序</w:t>
       </w:r>
-      <w:bookmarkEnd w:id="33"/>
+      <w:bookmarkEnd w:id="37"/>
       <w:r>
         <w:rPr>
           <w:rFonts w:hint="eastAsia"/>
@@ -9616,7 +11643,7 @@
     </w:p>
     <w:p>
       <w:pPr>
-        <w:pStyle w:val="znvr7w"/>
+        <w:pStyle w:val="000003"/>
         <w:keepNext w:val="1"/>
         <w:keepLines w:val="1"/>
         <w:spacing w:before="100" w:beforeAutospacing="1" w:after="100" w:afterAutospacing="1"/>
@@ -9626,7 +11653,7 @@
           <w:szCs w:val="32"/>
         </w:rPr>
       </w:pPr>
-      <w:bookmarkStart w:id="34" w:name="qmhhrj"/>
+      <w:bookmarkStart w:id="38" w:name="nuz114"/>
       <w:r>
         <w:rPr>
           <w:rFonts w:hint="eastAsia"/>
@@ -9635,7 +11662,7 @@
         </w:rPr>
         <w:t>七、可观测性证</w:t>
       </w:r>
-      <w:bookmarkEnd w:id="34"/>
+      <w:bookmarkEnd w:id="38"/>
       <w:r>
         <w:rPr>
           <w:rFonts w:hint="eastAsia"/>
@@ -9647,7 +11674,7 @@
     </w:p>
     <w:p>
       <w:pPr>
-        <w:pStyle w:val="000003"/>
+        <w:pStyle w:val="000004"/>
         <w:keepNext w:val="1"/>
         <w:keepLines w:val="1"/>
         <w:spacing w:before="100" w:beforeAutospacing="1" w:after="100" w:afterAutospacing="1"/>
@@ -9657,7 +11684,7 @@
           <w:szCs w:val="32"/>
         </w:rPr>
       </w:pPr>
-      <w:bookmarkStart w:id="35" w:name="plz8oz"/>
+      <w:bookmarkStart w:id="39" w:name="xdqkr3"/>
       <w:r>
         <w:rPr>
           <w:rFonts w:hint="eastAsia"/>
@@ -9682,7 +11709,7 @@
         </w:rPr>
         <w:t xml:space="preserve"> 表</w:t>
       </w:r>
-      <w:bookmarkEnd w:id="35"/>
+      <w:bookmarkEnd w:id="39"/>
       <w:r>
         <w:rPr>
           <w:rFonts w:hint="eastAsia"/>
@@ -10210,7 +12237,7 @@
     </w:tbl>
     <w:p>
       <w:pPr>
-        <w:pStyle w:val="000003"/>
+        <w:pStyle w:val="000004"/>
         <w:keepNext w:val="1"/>
         <w:keepLines w:val="1"/>
         <w:spacing w:before="100" w:beforeAutospacing="1" w:after="100" w:afterAutospacing="1"/>
@@ -10220,7 +12247,7 @@
           <w:szCs w:val="32"/>
         </w:rPr>
       </w:pPr>
-      <w:bookmarkStart w:id="36" w:name="l48w5c"/>
+      <w:bookmarkStart w:id="40" w:name="rdwhw5"/>
       <w:r>
         <w:rPr>
           <w:rFonts w:hint="eastAsia"/>
@@ -10237,7 +12264,7 @@
         </w:rPr>
         <w:t>/api/content/status</w:t>
       </w:r>
-      <w:bookmarkEnd w:id="36"/>
+      <w:bookmarkEnd w:id="40"/>
       <w:r>
         <w:rPr>
           <w:rFonts w:hint="eastAsia"/>
@@ -10253,7 +12280,7 @@
           <wp:inline distT="0" distB="0" distL="0" distR="0">
             <wp:extent cx="5760720" cy="5760720"/>
             <wp:effectExtent l="0" t="0" r="0" b="0"/>
-            <wp:docPr id="6" name="文本框 ydy6pk"/>
+            <wp:docPr id="6" name="文本框 cuew50"/>
             <a:graphic>
               <a:graphicData uri="http://schemas.microsoft.com/office/word/2010/wordprocessingShape">
                 <wps:wsp>
@@ -10322,7 +12349,7 @@
     </w:p>
     <w:p>
       <w:pPr>
-        <w:pStyle w:val="000003"/>
+        <w:pStyle w:val="000004"/>
         <w:keepNext w:val="1"/>
         <w:keepLines w:val="1"/>
         <w:spacing w:before="100" w:beforeAutospacing="1" w:after="100" w:afterAutospacing="1"/>
@@ -10332,13 +12359,13 @@
           <w:szCs w:val="32"/>
         </w:rPr>
       </w:pPr>
-      <w:bookmarkStart w:id="37" w:name="wlrtw2"/>
+      <w:bookmarkStart w:id="41" w:name="3x1sgw"/>
       <w:r>
         <w:drawing>
           <wp:inline distT="0" distB="0" distL="0" distR="0">
             <wp:extent cx="5760720" cy="5760720"/>
             <wp:effectExtent l="0" t="0" r="0" b="0"/>
-            <wp:docPr id="8" name="文本框 lz1otu"/>
+            <wp:docPr id="8" name="文本框 xuheea"/>
             <a:graphic>
               <a:graphicData uri="http://schemas.microsoft.com/office/word/2010/wordprocessingShape">
                 <wps:wsp>
@@ -10460,7 +12487,7 @@
         </w:rPr>
         <w:t>capabilities.ts</w:t>
       </w:r>
-      <w:bookmarkEnd w:id="37"/>
+      <w:bookmarkEnd w:id="41"/>
       <w:r>
         <w:rPr>
           <w:rFonts w:hint="eastAsia"/>
@@ -10480,7 +12507,7 @@
     </w:p>
     <w:p>
       <w:pPr>
-        <w:pStyle w:val="000003"/>
+        <w:pStyle w:val="000004"/>
         <w:keepNext w:val="1"/>
         <w:keepLines w:val="1"/>
         <w:spacing w:before="100" w:beforeAutospacing="1" w:after="100" w:afterAutospacing="1"/>
@@ -10490,13 +12517,13 @@
           <w:szCs w:val="32"/>
         </w:rPr>
       </w:pPr>
-      <w:bookmarkStart w:id="38" w:name="7od30p"/>
+      <w:bookmarkStart w:id="42" w:name="naakta"/>
       <w:r>
         <w:drawing>
           <wp:inline distT="0" distB="0" distL="0" distR="0">
             <wp:extent cx="5760720" cy="5760720"/>
             <wp:effectExtent l="0" t="0" r="0" b="0"/>
-            <wp:docPr id="10" name="文本框 97nx3b"/>
+            <wp:docPr id="10" name="文本框 eijc42"/>
             <a:graphic>
               <a:graphicData uri="http://schemas.microsoft.com/office/word/2010/wordprocessingShape">
                 <wps:wsp>
@@ -10588,7 +12615,7 @@
         </w:rPr>
         <w:t>7.4 诊断包（可安全外发</w:t>
       </w:r>
-      <w:bookmarkEnd w:id="38"/>
+      <w:bookmarkEnd w:id="42"/>
       <w:r>
         <w:rPr>
           <w:rFonts w:hint="eastAsia"/>
@@ -10624,6 +12651,122 @@
         </w:rPr>
         <w:t>日程、笔记、附件正文、API Key、Token、仓库名（代码里写死了只输出这些字段）。</w:t>
       </w:r>
+    </w:p>
+    <w:p>
+      <w:pPr>
+        <w:pStyle w:val="000004"/>
+        <w:keepNext w:val="1"/>
+        <w:keepLines w:val="1"/>
+        <w:spacing w:before="100" w:beforeAutospacing="1" w:after="100" w:afterAutospacing="1"/>
+        <w:outlineLvl w:val="2"/>
+        <w:rPr>
+          <w:sz w:val="32"/>
+          <w:szCs w:val="32"/>
+        </w:rPr>
+      </w:pPr>
+      <w:bookmarkStart w:id="43" w:name="4i7y4m"/>
+      <w:r>
+        <w:rPr>
+          <w:rFonts w:hint="eastAsia"/>
+          <w:b w:val="1"/>
+          <w:sz w:val="32"/>
+        </w:rPr>
+        <w:t>7.5 前端调用留</w:t>
+      </w:r>
+      <w:bookmarkEnd w:id="43"/>
+      <w:r>
+        <w:rPr>
+          <w:rFonts w:hint="eastAsia"/>
+          <w:b w:val="1"/>
+          <w:sz w:val="32"/>
+        </w:rPr>
+        <w:t>痕</w:t>
+      </w:r>
+    </w:p>
+    <w:p>
+      <w:pPr>
+        <w:numPr>
+          <w:ilvl w:val="0"/>
+          <w:numId w:val="4"/>
+        </w:numPr>
+      </w:pPr>
+      <w:r>
+        <w:rPr>
+          <w:rFonts w:hint="eastAsia"/>
+        </w:rPr>
+        <w:t xml:space="preserve">问答结果对象带 </w:t>
+      </w:r>
+      <w:r>
+        <w:rPr>
+          <w:rFonts w:ascii="Consolas" w:hAnsi="Consolas" w:eastAsia="Consolas" w:cs="Consolas"/>
+        </w:rPr>
+        <w:t>provider / usedCloud / notes[]</w:t>
+      </w:r>
+      <w:r>
+        <w:rPr>
+          <w:rFonts w:hint="eastAsia"/>
+        </w:rPr>
+        <w:t>，界面直接显示"查询条件由模型生成""片段已送模型总结""纯本地，未出网"等，用户随时知道这一次有没有出网。</w:t>
+      </w:r>
+    </w:p>
+    <w:p>
+      <w:pPr>
+        <w:numPr>
+          <w:ilvl w:val="0"/>
+          <w:numId w:val="4"/>
+        </w:numPr>
+      </w:pPr>
+      <w:r>
+        <w:rPr>
+          <w:rFonts w:hint="eastAsia"/>
+        </w:rPr>
+        <w:t>抓取/补正文的每一步都有 stdout 日志（</w:t>
+      </w:r>
+      <w:r>
+        <w:rPr>
+          <w:rFonts w:hint="eastAsia" w:ascii="Consolas" w:hAnsi="Consolas" w:eastAsia="Consolas" w:cs="Consolas"/>
+        </w:rPr>
+        <w:t>[补正文] ✓/✗ …</w:t>
+      </w:r>
+      <w:r>
+        <w:rPr>
+          <w:rFonts w:hint="eastAsia"/>
+        </w:rPr>
+        <w:t>），便于回溯。</w:t>
+      </w:r>
+    </w:p>
+    <w:p>
+      <w:pPr>
+        <w:numPr>
+          <w:ilvl w:val="0"/>
+          <w:numId w:val="4"/>
+        </w:numPr>
+      </w:pPr>
+      <w:r>
+        <w:rPr>
+          <w:rFonts w:hint="eastAsia"/>
+        </w:rPr>
+        <w:t xml:space="preserve">聚合服务 </w:t>
+      </w:r>
+      <w:r>
+        <w:rPr>
+          <w:rFonts w:ascii="Consolas" w:hAnsi="Consolas" w:eastAsia="Consolas" w:cs="Consolas"/>
+        </w:rPr>
+        <w:t>/api/status</w:t>
+      </w:r>
+      <w:r>
+        <w:rPr>
+          <w:rFonts w:hint="eastAsia"/>
+        </w:rPr>
+        <w:t xml:space="preserve"> 暴露调度器运行状态（扫描间隔、并发上限、每域名间隔）。</w:t>
+      </w:r>
+    </w:p>
+    <w:p>
+      <w:pPr>
+        <w:pBdr>
+          <w:bottom w:val="thick" w:color="040102" w:sz="8"/>
+        </w:pBdr>
+      </w:pPr>
     </w:p>
     <w:p>
       <w:pPr>
@@ -10631,138 +12774,22 @@
         <w:keepNext w:val="1"/>
         <w:keepLines w:val="1"/>
         <w:spacing w:before="100" w:beforeAutospacing="1" w:after="100" w:afterAutospacing="1"/>
-        <w:outlineLvl w:val="2"/>
+        <w:outlineLvl w:val="1"/>
         <w:rPr>
           <w:sz w:val="32"/>
           <w:szCs w:val="32"/>
         </w:rPr>
       </w:pPr>
-      <w:bookmarkStart w:id="39" w:name="ydi080"/>
+      <w:bookmarkStart w:id="44" w:name="8v5rm4"/>
       <w:r>
         <w:rPr>
           <w:rFonts w:hint="eastAsia"/>
           <w:b w:val="1"/>
           <w:sz w:val="32"/>
         </w:rPr>
-        <w:t>7.5 前端调用留</w:t>
-      </w:r>
-      <w:bookmarkEnd w:id="39"/>
-      <w:r>
-        <w:rPr>
-          <w:rFonts w:hint="eastAsia"/>
-          <w:b w:val="1"/>
-          <w:sz w:val="32"/>
-        </w:rPr>
-        <w:t>痕</w:t>
-      </w:r>
-    </w:p>
-    <w:p>
-      <w:pPr>
-        <w:numPr>
-          <w:ilvl w:val="0"/>
-          <w:numId w:val="3"/>
-        </w:numPr>
-      </w:pPr>
-      <w:r>
-        <w:rPr>
-          <w:rFonts w:hint="eastAsia"/>
-        </w:rPr>
-        <w:t xml:space="preserve">问答结果对象带 </w:t>
-      </w:r>
-      <w:r>
-        <w:rPr>
-          <w:rFonts w:ascii="Consolas" w:hAnsi="Consolas" w:eastAsia="Consolas" w:cs="Consolas"/>
-        </w:rPr>
-        <w:t>provider / usedCloud / notes[]</w:t>
-      </w:r>
-      <w:r>
-        <w:rPr>
-          <w:rFonts w:hint="eastAsia"/>
-        </w:rPr>
-        <w:t>，界面直接显示"查询条件由模型生成""片段已送模型总结""纯本地，未出网"等，用户随时知道这一次有没有出网。</w:t>
-      </w:r>
-    </w:p>
-    <w:p>
-      <w:pPr>
-        <w:numPr>
-          <w:ilvl w:val="0"/>
-          <w:numId w:val="3"/>
-        </w:numPr>
-      </w:pPr>
-      <w:r>
-        <w:rPr>
-          <w:rFonts w:hint="eastAsia"/>
-        </w:rPr>
-        <w:t>抓取/补正文的每一步都有 stdout 日志（</w:t>
-      </w:r>
-      <w:r>
-        <w:rPr>
-          <w:rFonts w:hint="eastAsia" w:ascii="Consolas" w:hAnsi="Consolas" w:eastAsia="Consolas" w:cs="Consolas"/>
-        </w:rPr>
-        <w:t>[补正文] ✓/✗ …</w:t>
-      </w:r>
-      <w:r>
-        <w:rPr>
-          <w:rFonts w:hint="eastAsia"/>
-        </w:rPr>
-        <w:t>），便于回溯。</w:t>
-      </w:r>
-    </w:p>
-    <w:p>
-      <w:pPr>
-        <w:numPr>
-          <w:ilvl w:val="0"/>
-          <w:numId w:val="3"/>
-        </w:numPr>
-      </w:pPr>
-      <w:r>
-        <w:rPr>
-          <w:rFonts w:hint="eastAsia"/>
-        </w:rPr>
-        <w:t xml:space="preserve">聚合服务 </w:t>
-      </w:r>
-      <w:r>
-        <w:rPr>
-          <w:rFonts w:ascii="Consolas" w:hAnsi="Consolas" w:eastAsia="Consolas" w:cs="Consolas"/>
-        </w:rPr>
-        <w:t>/api/status</w:t>
-      </w:r>
-      <w:r>
-        <w:rPr>
-          <w:rFonts w:hint="eastAsia"/>
-        </w:rPr>
-        <w:t xml:space="preserve"> 暴露调度器运行状态（扫描间隔、并发上限、每域名间隔）。</w:t>
-      </w:r>
-    </w:p>
-    <w:p>
-      <w:pPr>
-        <w:pBdr>
-          <w:bottom w:val="thick" w:color="040102" w:sz="8"/>
-        </w:pBdr>
-      </w:pPr>
-    </w:p>
-    <w:p>
-      <w:pPr>
-        <w:pStyle w:val="znvr7w"/>
-        <w:keepNext w:val="1"/>
-        <w:keepLines w:val="1"/>
-        <w:spacing w:before="100" w:beforeAutospacing="1" w:after="100" w:afterAutospacing="1"/>
-        <w:outlineLvl w:val="1"/>
-        <w:rPr>
-          <w:sz w:val="32"/>
-          <w:szCs w:val="32"/>
-        </w:rPr>
-      </w:pPr>
-      <w:bookmarkStart w:id="40" w:name="zfnwst"/>
-      <w:r>
-        <w:rPr>
-          <w:rFonts w:hint="eastAsia"/>
-          <w:b w:val="1"/>
-          <w:sz w:val="32"/>
-        </w:rPr>
         <w:t>附：本材料的"可验证"清</w:t>
       </w:r>
-      <w:bookmarkEnd w:id="40"/>
+      <w:bookmarkEnd w:id="44"/>
       <w:r>
         <w:rPr>
           <w:rFonts w:hint="eastAsia"/>
@@ -11212,9 +13239,9 @@
       </w:r>
     </w:p>
     <w:sectPr>
-      <w:footerReference r:id="rId7" w:type="even"/>
-      <w:footerReference r:id="rId5" w:type="first"/>
-      <w:footerReference r:id="rId6" w:type="default"/>
+      <w:footerReference r:id="rId5" w:type="default"/>
+      <w:footerReference r:id="rId7" w:type="first"/>
+      <w:footerReference r:id="rId6" w:type="even"/>
       <w:pgNumType w:fmt="decimal" w:start="1"/>
     </w:sectPr>
   </w:body>
@@ -11334,29 +13361,23 @@
   <w:abstractNum w:abstractNumId="0">
     <w:lvl w:ilvl="0">
       <w:start w:val="1"/>
-      <w:numFmt w:val="bullet"/>
-      <w:lvlText w:val=""/>
+      <w:numFmt w:val="decimal"/>
+      <w:lvlText w:val="%1."/>
       <w:lvlJc w:val="left"/>
       <w:pPr>
         <w:ind w:left="420" w:hanging="420"/>
       </w:pPr>
-      <w:rPr>
-        <w:rFonts w:hint="default" w:ascii="Wingdings" w:hAnsi="Wingdings"/>
-      </w:rPr>
     </w:lvl>
   </w:abstractNum>
   <w:abstractNum w:abstractNumId="1">
     <w:lvl w:ilvl="0">
       <w:start w:val="1"/>
-      <w:numFmt w:val="bullet"/>
-      <w:lvlText w:val=""/>
+      <w:numFmt w:val="decimal"/>
+      <w:lvlText w:val="%1."/>
       <w:lvlJc w:val="left"/>
       <w:pPr>
         <w:ind w:left="420" w:hanging="420"/>
       </w:pPr>
-      <w:rPr>
-        <w:rFonts w:hint="default" w:ascii="Wingdings" w:hAnsi="Wingdings"/>
-      </w:rPr>
     </w:lvl>
   </w:abstractNum>
   <w:abstractNum w:abstractNumId="2">
@@ -11401,12 +13422,15 @@
   <w:abstractNum w:abstractNumId="5">
     <w:lvl w:ilvl="0">
       <w:start w:val="1"/>
-      <w:numFmt w:val="decimal"/>
-      <w:lvlText w:val="%1."/>
+      <w:numFmt w:val="bullet"/>
+      <w:lvlText w:val=""/>
       <w:lvlJc w:val="left"/>
       <w:pPr>
         <w:ind w:left="420" w:hanging="420"/>
       </w:pPr>
+      <w:rPr>
+        <w:rFonts w:hint="default" w:ascii="Wingdings" w:hAnsi="Wingdings"/>
+      </w:rPr>
     </w:lvl>
   </w:abstractNum>
   <w:abstractNum w:abstractNumId="6">
@@ -11423,14 +13447,31 @@
       </w:rPr>
     </w:lvl>
   </w:abstractNum>
-  <w:num w:numId="1">
+  <w:abstractNum w:abstractNumId="7">
+    <w:lvl w:ilvl="0">
+      <w:start w:val="1"/>
+      <w:numFmt w:val="bullet"/>
+      <w:lvlText w:val=""/>
+      <w:lvlJc w:val="left"/>
+      <w:pPr>
+        <w:ind w:left="420" w:hanging="420"/>
+      </w:pPr>
+      <w:rPr>
+        <w:rFonts w:hint="default" w:ascii="Wingdings" w:hAnsi="Wingdings"/>
+      </w:rPr>
+    </w:lvl>
+  </w:abstractNum>
+  <w:num w:numId="3">
+    <w:abstractNumId w:val="0"/>
+  </w:num>
+  <w:num w:numId="2">
     <w:abstractNumId w:val="3"/>
   </w:num>
-  <w:num w:numId="3">
+  <w:num w:numId="4">
+    <w:abstractNumId w:val="5"/>
+  </w:num>
+  <w:num w:numId="1">
     <w:abstractNumId w:val="1"/>
-  </w:num>
-  <w:num w:numId="2">
-    <w:abstractNumId w:val="5"/>
   </w:num>
 </w:numbering>
 </file>
@@ -11454,113 +13495,119 @@
     </w:pPrDefault>
   </w:docDefaults>
   <w:latentStyles w:defLockedState="0" w:defUIPriority="99" w:defSemiHidden="0" w:defUnhideWhenUsed="0" w:defQFormat="0" w:count="88">
+    <w:lsdException w:name="index 4" w:semiHidden="1" w:unhideWhenUsed="1"/>
+    <w:lsdException w:name="List Continue 2" w:semiHidden="1" w:unhideWhenUsed="1"/>
+    <w:lsdException w:name="heading 5" w:uiPriority="9" w:semiHidden="1" w:unhideWhenUsed="1" w:qFormat="1"/>
+    <w:lsdException w:name="List Number 2" w:semiHidden="1" w:unhideWhenUsed="1"/>
+    <w:lsdException w:name="heading 2" w:uiPriority="9" w:semiHidden="1" w:unhideWhenUsed="1" w:qFormat="1"/>
+    <w:lsdException w:name="List Bullet 2" w:semiHidden="1" w:unhideWhenUsed="1"/>
+    <w:lsdException w:name="annotation reference" w:semiHidden="1" w:unhideWhenUsed="1"/>
+    <w:lsdException w:name="toc 7" w:uiPriority="39" w:semiHidden="1" w:unhideWhenUsed="1"/>
+    <w:lsdException w:name="table of authorities" w:semiHidden="1" w:unhideWhenUsed="1"/>
+    <w:lsdException w:name="page number" w:semiHidden="1" w:unhideWhenUsed="1"/>
+    <w:lsdException w:name="Salutation" w:semiHidden="1" w:unhideWhenUsed="1"/>
+    <w:lsdException w:name="Message Header" w:semiHidden="1" w:unhideWhenUsed="1"/>
+    <w:lsdException w:name="Body Text Indent 3" w:semiHidden="1" w:unhideWhenUsed="1"/>
+    <w:lsdException w:name="List Bullet" w:semiHidden="1" w:unhideWhenUsed="1"/>
+    <w:lsdException w:name="List Bullet 3" w:semiHidden="1" w:unhideWhenUsed="1"/>
+    <w:lsdException w:name="envelope address" w:semiHidden="1" w:unhideWhenUsed="1"/>
+    <w:lsdException w:name="heading 1" w:uiPriority="9" w:qFormat="1"/>
+    <w:lsdException w:name="Block Text" w:semiHidden="1" w:unhideWhenUsed="1"/>
+    <w:lsdException w:name="Default Paragraph Font" w:uiPriority="1" w:semiHidden="1" w:unhideWhenUsed="1"/>
+    <w:lsdException w:name="Body Text Indent 2" w:semiHidden="1" w:unhideWhenUsed="1"/>
+    <w:lsdException w:name="Body Text 3" w:semiHidden="1" w:unhideWhenUsed="1"/>
+    <w:lsdException w:name="toa heading" w:semiHidden="1" w:unhideWhenUsed="1"/>
+    <w:lsdException w:name="List Bullet 4" w:semiHidden="1" w:unhideWhenUsed="1"/>
+    <w:lsdException w:name="heading 6" w:uiPriority="9" w:semiHidden="1" w:unhideWhenUsed="1" w:qFormat="1"/>
+    <w:lsdException w:name="footnote reference" w:semiHidden="1" w:unhideWhenUsed="1"/>
+    <w:lsdException w:name="List Number 5" w:semiHidden="1" w:unhideWhenUsed="1"/>
+    <w:lsdException w:name="heading 3" w:uiPriority="9" w:semiHidden="1" w:unhideWhenUsed="1" w:qFormat="1"/>
+    <w:lsdException w:name="heading 7" w:uiPriority="9" w:semiHidden="1" w:unhideWhenUsed="1" w:qFormat="1"/>
+    <w:lsdException w:name="toc 3" w:uiPriority="39" w:semiHidden="1" w:unhideWhenUsed="1"/>
+    <w:lsdException w:name="List" w:semiHidden="1" w:unhideWhenUsed="1"/>
+    <w:lsdException w:name="Body Text Indent" w:semiHidden="1" w:unhideWhenUsed="1"/>
+    <w:lsdException w:name="footer" w:semiHidden="1" w:unhideWhenUsed="1"/>
+    <w:lsdException w:name="Note Heading" w:semiHidden="1" w:unhideWhenUsed="1"/>
+    <w:lsdException w:name="envelope return" w:semiHidden="1" w:unhideWhenUsed="1"/>
+    <w:lsdException w:name="List Continue 5" w:semiHidden="1" w:unhideWhenUsed="1"/>
+    <w:lsdException w:name="endnote text" w:semiHidden="1" w:unhideWhenUsed="1"/>
+    <w:lsdException w:name="List Continue" w:semiHidden="1" w:unhideWhenUsed="1"/>
+    <w:lsdException w:name="heading 8" w:uiPriority="9" w:semiHidden="1" w:unhideWhenUsed="1" w:qFormat="1"/>
+    <w:lsdException w:name="toc 8" w:uiPriority="39" w:semiHidden="1" w:unhideWhenUsed="1"/>
+    <w:lsdException w:name="Body Text 2" w:semiHidden="1" w:unhideWhenUsed="1"/>
+    <w:lsdException w:name="footnote text" w:semiHidden="1" w:unhideWhenUsed="1"/>
+    <w:lsdException w:name="index 8" w:semiHidden="1" w:unhideWhenUsed="1"/>
+    <w:lsdException w:name="List Continue 4" w:semiHidden="1" w:unhideWhenUsed="1"/>
+    <w:lsdException w:name="Hyperlink" w:semiHidden="1" w:unhideWhenUsed="1"/>
+    <w:lsdException w:name="Body Text" w:semiHidden="1" w:unhideWhenUsed="1"/>
+    <w:lsdException w:name="annotation text" w:semiHidden="1" w:unhideWhenUsed="1"/>
+    <w:lsdException w:name="Closing" w:semiHidden="1" w:unhideWhenUsed="1"/>
+    <w:lsdException w:name="index 5" w:semiHidden="1" w:unhideWhenUsed="1"/>
+    <w:lsdException w:name="index 1" w:semiHidden="1" w:unhideWhenUsed="1"/>
+    <w:lsdException w:name="List Bullet 5" w:semiHidden="1" w:unhideWhenUsed="1"/>
+    <w:lsdException w:name="table of figures" w:semiHidden="1" w:unhideWhenUsed="1"/>
+    <w:lsdException w:name="FollowedHyperlink" w:semiHidden="1" w:unhideWhenUsed="1"/>
+    <w:lsdException w:name="List Number" w:semiHidden="1" w:unhideWhenUsed="1"/>
+    <w:lsdException w:name="Strong" w:uiPriority="22" w:qFormat="1"/>
+    <w:lsdException w:name="caption" w:uiPriority="35" w:semiHidden="1" w:unhideWhenUsed="1" w:qFormat="1"/>
+    <w:lsdException w:name="Body Text First Indent 2" w:semiHidden="1" w:unhideWhenUsed="1"/>
+    <w:lsdException w:name="Normal Indent" w:semiHidden="1" w:unhideWhenUsed="1"/>
+    <w:lsdException w:name="toc 4" w:uiPriority="39" w:semiHidden="1" w:unhideWhenUsed="1"/>
+    <w:lsdException w:name="Normal" w:uiPriority="0" w:qFormat="1"/>
+    <w:lsdException w:name="header" w:semiHidden="1" w:unhideWhenUsed="1"/>
+    <w:lsdException w:name="index 6" w:semiHidden="1" w:unhideWhenUsed="1"/>
+    <w:lsdException w:name="List Number 4" w:semiHidden="1" w:unhideWhenUsed="1"/>
+    <w:lsdException w:name="toc 9" w:uiPriority="39" w:semiHidden="1" w:unhideWhenUsed="1"/>
+    <w:lsdException w:name="toc 1" w:uiPriority="39" w:semiHidden="1" w:unhideWhenUsed="1"/>
+    <w:lsdException w:name="index 9" w:semiHidden="1" w:unhideWhenUsed="1"/>
+    <w:lsdException w:name="Date" w:semiHidden="1" w:unhideWhenUsed="1"/>
+    <w:lsdException w:name="index 3" w:semiHidden="1" w:unhideWhenUsed="1"/>
+    <w:lsdException w:name="Body Text First Indent" w:semiHidden="1" w:unhideWhenUsed="1"/>
+    <w:lsdException w:name="index heading" w:semiHidden="1" w:unhideWhenUsed="1"/>
+    <w:lsdException w:name="toc 5" w:uiPriority="39" w:semiHidden="1" w:unhideWhenUsed="1"/>
+    <w:lsdException w:name="toc 2" w:uiPriority="39" w:semiHidden="1" w:unhideWhenUsed="1"/>
+    <w:lsdException w:name="toc 6" w:uiPriority="39" w:semiHidden="1" w:unhideWhenUsed="1"/>
+    <w:lsdException w:name="List 4" w:semiHidden="1" w:unhideWhenUsed="1"/>
+    <w:lsdException w:name="index 2" w:semiHidden="1" w:unhideWhenUsed="1"/>
+    <w:lsdException w:name="List 5" w:semiHidden="1" w:unhideWhenUsed="1"/>
+    <w:lsdException w:name="heading 4" w:uiPriority="9" w:semiHidden="1" w:unhideWhenUsed="1" w:qFormat="1"/>
+    <w:lsdException w:name="Title" w:uiPriority="10" w:qFormat="1"/>
+    <w:lsdException w:name="endnote reference" w:semiHidden="1" w:unhideWhenUsed="1"/>
+    <w:lsdException w:name="macro" w:semiHidden="1" w:unhideWhenUsed="1"/>
+    <w:lsdException w:name="List 2" w:semiHidden="1" w:unhideWhenUsed="1"/>
+    <w:lsdException w:name="index 7" w:semiHidden="1" w:unhideWhenUsed="1"/>
+    <w:lsdException w:name="List Number 3" w:semiHidden="1" w:unhideWhenUsed="1"/>
     <w:lsdException w:name="heading 9" w:uiPriority="9" w:semiHidden="1" w:unhideWhenUsed="1" w:qFormat="1"/>
-    <w:lsdException w:name="List Number 3" w:semiHidden="1" w:unhideWhenUsed="1"/>
-    <w:lsdException w:name="heading 4" w:uiPriority="9" w:semiHidden="1" w:unhideWhenUsed="1" w:qFormat="1"/>
-    <w:lsdException w:name="Normal" w:uiPriority="0" w:qFormat="1"/>
-    <w:lsdException w:name="toa heading" w:semiHidden="1" w:unhideWhenUsed="1"/>
-    <w:lsdException w:name="Strong" w:uiPriority="22" w:qFormat="1"/>
-    <w:lsdException w:name="List 4" w:semiHidden="1" w:unhideWhenUsed="1"/>
-    <w:lsdException w:name="envelope address" w:semiHidden="1" w:unhideWhenUsed="1"/>
-    <w:lsdException w:name="Title" w:uiPriority="10" w:qFormat="1"/>
-    <w:lsdException w:name="index 3" w:semiHidden="1" w:unhideWhenUsed="1"/>
-    <w:lsdException w:name="index 6" w:semiHidden="1" w:unhideWhenUsed="1"/>
-    <w:lsdException w:name="List Bullet" w:semiHidden="1" w:unhideWhenUsed="1"/>
-    <w:lsdException w:name="index 5" w:semiHidden="1" w:unhideWhenUsed="1"/>
-    <w:lsdException w:name="table of figures" w:semiHidden="1" w:unhideWhenUsed="1"/>
-    <w:lsdException w:name="endnote text" w:semiHidden="1" w:unhideWhenUsed="1"/>
-    <w:lsdException w:name="table of authorities" w:semiHidden="1" w:unhideWhenUsed="1"/>
-    <w:lsdException w:name="List Continue 2" w:semiHidden="1" w:unhideWhenUsed="1"/>
-    <w:lsdException w:name="Note Heading" w:semiHidden="1" w:unhideWhenUsed="1"/>
-    <w:lsdException w:name="Body Text First Indent 2" w:semiHidden="1" w:unhideWhenUsed="1"/>
-    <w:lsdException w:name="toc 3" w:uiPriority="39" w:semiHidden="1" w:unhideWhenUsed="1"/>
-    <w:lsdException w:name="toc 8" w:uiPriority="39" w:semiHidden="1" w:unhideWhenUsed="1"/>
-    <w:lsdException w:name="footnote text" w:semiHidden="1" w:unhideWhenUsed="1"/>
-    <w:lsdException w:name="Salutation" w:semiHidden="1" w:unhideWhenUsed="1"/>
-    <w:lsdException w:name="List Number 4" w:semiHidden="1" w:unhideWhenUsed="1"/>
-    <w:lsdException w:name="Body Text 2" w:semiHidden="1" w:unhideWhenUsed="1"/>
-    <w:lsdException w:name="Message Header" w:semiHidden="1" w:unhideWhenUsed="1"/>
-    <w:lsdException w:name="List Bullet 5" w:semiHidden="1" w:unhideWhenUsed="1"/>
+    <w:lsdException w:name="List 3" w:semiHidden="1" w:unhideWhenUsed="1"/>
+    <w:lsdException w:name="line number" w:semiHidden="1" w:unhideWhenUsed="1"/>
     <w:lsdException w:name="List Continue 3" w:semiHidden="1" w:unhideWhenUsed="1"/>
-    <w:lsdException w:name="index 1" w:semiHidden="1" w:unhideWhenUsed="1"/>
-    <w:lsdException w:name="index 8" w:semiHidden="1" w:unhideWhenUsed="1"/>
-    <w:lsdException w:name="List 3" w:semiHidden="1" w:unhideWhenUsed="1"/>
-    <w:lsdException w:name="caption" w:uiPriority="35" w:semiHidden="1" w:unhideWhenUsed="1" w:qFormat="1"/>
-    <w:lsdException w:name="Hyperlink" w:semiHidden="1" w:unhideWhenUsed="1"/>
-    <w:lsdException w:name="line number" w:semiHidden="1" w:unhideWhenUsed="1"/>
-    <w:lsdException w:name="index heading" w:semiHidden="1" w:unhideWhenUsed="1"/>
-    <w:lsdException w:name="header" w:semiHidden="1" w:unhideWhenUsed="1"/>
-    <w:lsdException w:name="toc 7" w:uiPriority="39" w:semiHidden="1" w:unhideWhenUsed="1"/>
-    <w:lsdException w:name="FollowedHyperlink" w:semiHidden="1" w:unhideWhenUsed="1"/>
-    <w:lsdException w:name="List 5" w:semiHidden="1" w:unhideWhenUsed="1"/>
-    <w:lsdException w:name="List 2" w:semiHidden="1" w:unhideWhenUsed="1"/>
-    <w:lsdException w:name="heading 3" w:uiPriority="9" w:semiHidden="1" w:unhideWhenUsed="1" w:qFormat="1"/>
-    <w:lsdException w:name="macro" w:semiHidden="1" w:unhideWhenUsed="1"/>
-    <w:lsdException w:name="Block Text" w:semiHidden="1" w:unhideWhenUsed="1"/>
-    <w:lsdException w:name="envelope return" w:semiHidden="1" w:unhideWhenUsed="1"/>
-    <w:lsdException w:name="List Number" w:semiHidden="1" w:unhideWhenUsed="1"/>
-    <w:lsdException w:name="List Continue" w:semiHidden="1" w:unhideWhenUsed="1"/>
-    <w:lsdException w:name="Body Text First Indent" w:semiHidden="1" w:unhideWhenUsed="1"/>
-    <w:lsdException w:name="List" w:semiHidden="1" w:unhideWhenUsed="1"/>
-    <w:lsdException w:name="Body Text 3" w:semiHidden="1" w:unhideWhenUsed="1"/>
-    <w:lsdException w:name="footer" w:semiHidden="1" w:unhideWhenUsed="1"/>
-    <w:lsdException w:name="heading 1" w:uiPriority="9" w:qFormat="1"/>
+    <w:lsdException w:name="Signature" w:semiHidden="1" w:unhideWhenUsed="1"/>
     <w:lsdException w:name="Subtitle" w:uiPriority="11" w:qFormat="1"/>
-    <w:lsdException w:name="heading 7" w:uiPriority="9" w:semiHidden="1" w:unhideWhenUsed="1" w:qFormat="1"/>
-    <w:lsdException w:name="List Number 5" w:semiHidden="1" w:unhideWhenUsed="1"/>
-    <w:lsdException w:name="List Bullet 4" w:semiHidden="1" w:unhideWhenUsed="1"/>
-    <w:lsdException w:name="heading 8" w:uiPriority="9" w:semiHidden="1" w:unhideWhenUsed="1" w:qFormat="1"/>
-    <w:lsdException w:name="List Bullet 3" w:semiHidden="1" w:unhideWhenUsed="1"/>
-    <w:lsdException w:name="Date" w:semiHidden="1" w:unhideWhenUsed="1"/>
-    <w:lsdException w:name="Signature" w:semiHidden="1" w:unhideWhenUsed="1"/>
-    <w:lsdException w:name="Body Text Indent" w:semiHidden="1" w:unhideWhenUsed="1"/>
-    <w:lsdException w:name="List Continue 4" w:semiHidden="1" w:unhideWhenUsed="1"/>
-    <w:lsdException w:name="annotation reference" w:semiHidden="1" w:unhideWhenUsed="1"/>
-    <w:lsdException w:name="toc 5" w:uiPriority="39" w:semiHidden="1" w:unhideWhenUsed="1"/>
-    <w:lsdException w:name="index 7" w:semiHidden="1" w:unhideWhenUsed="1"/>
-    <w:lsdException w:name="index 4" w:semiHidden="1" w:unhideWhenUsed="1"/>
-    <w:lsdException w:name="heading 6" w:uiPriority="9" w:semiHidden="1" w:unhideWhenUsed="1" w:qFormat="1"/>
-    <w:lsdException w:name="Body Text Indent 2" w:semiHidden="1" w:unhideWhenUsed="1"/>
-    <w:lsdException w:name="toc 1" w:uiPriority="39" w:semiHidden="1" w:unhideWhenUsed="1"/>
-    <w:lsdException w:name="toc 6" w:uiPriority="39" w:semiHidden="1" w:unhideWhenUsed="1"/>
-    <w:lsdException w:name="toc 9" w:uiPriority="39" w:semiHidden="1" w:unhideWhenUsed="1"/>
-    <w:lsdException w:name="toc 2" w:uiPriority="39" w:semiHidden="1" w:unhideWhenUsed="1"/>
-    <w:lsdException w:name="List Number 2" w:semiHidden="1" w:unhideWhenUsed="1"/>
-    <w:lsdException w:name="footnote reference" w:semiHidden="1" w:unhideWhenUsed="1"/>
-    <w:lsdException w:name="Closing" w:semiHidden="1" w:unhideWhenUsed="1"/>
-    <w:lsdException w:name="heading 2" w:uiPriority="9" w:semiHidden="1" w:unhideWhenUsed="1" w:qFormat="1"/>
-    <w:lsdException w:name="Body Text Indent 3" w:semiHidden="1" w:unhideWhenUsed="1"/>
-    <w:lsdException w:name="List Bullet 2" w:semiHidden="1" w:unhideWhenUsed="1"/>
-    <w:lsdException w:name="annotation text" w:semiHidden="1" w:unhideWhenUsed="1"/>
-    <w:lsdException w:name="endnote reference" w:semiHidden="1" w:unhideWhenUsed="1"/>
-    <w:lsdException w:name="Body Text" w:semiHidden="1" w:unhideWhenUsed="1"/>
-    <w:lsdException w:name="List Continue 5" w:semiHidden="1" w:unhideWhenUsed="1"/>
-    <w:lsdException w:name="Default Paragraph Font" w:uiPriority="1" w:semiHidden="1" w:unhideWhenUsed="1"/>
-    <w:lsdException w:name="page number" w:semiHidden="1" w:unhideWhenUsed="1"/>
-    <w:lsdException w:name="Normal Indent" w:semiHidden="1" w:unhideWhenUsed="1"/>
-    <w:lsdException w:name="index 9" w:semiHidden="1" w:unhideWhenUsed="1"/>
-    <w:lsdException w:name="heading 5" w:uiPriority="9" w:semiHidden="1" w:unhideWhenUsed="1" w:qFormat="1"/>
-    <w:lsdException w:name="index 2" w:semiHidden="1" w:unhideWhenUsed="1"/>
-    <w:lsdException w:name="toc 4" w:uiPriority="39" w:semiHidden="1" w:unhideWhenUsed="1"/>
   </w:latentStyles>
-  <w:style w:type="paragraph" w:styleId="TOC3" w:customStyle="0">
-    <w:name w:val="toc 3"/>
+  <w:style w:type="paragraph" w:styleId="000002">
+    <w:name w:val="heading 1"/>
     <w:basedOn w:val="Normal"/>
     <w:next w:val="Normal"/>
-    <w:autoRedefine w:val="1"/>
-    <w:uiPriority w:val="39"/>
-    <w:unhideWhenUsed w:val="1"/>
+    <w:uiPriority w:val="9"/>
     <w:qFormat w:val="1"/>
     <w:pPr>
-      <w:ind w:left="420"/>
+      <w:keepNext w:val="1"/>
+      <w:keepLines w:val="1"/>
+      <w:spacing w:before="240" w:after="120"/>
+      <w:outlineLvl w:val="0"/>
+    </w:pPr>
+    <w:rPr>
+      <w:b w:val="1"/>
+      <w:sz w:val="32"/>
+      <w:szCs w:val="32"/>
+    </w:rPr>
+  </w:style>
+  <w:style w:type="paragraph" w:styleId="Normal" w:default="1" w:customStyle="0">
+    <w:name w:val="Normal"/>
+    <w:pPr>
+      <w:widowControl w:val="0"/>
       <w:jc w:val="left"/>
     </w:pPr>
-    <w:rPr>
-      <w:rFonts w:eastAsiaTheme="minorHAnsi"/>
-      <w:iCs w:val="1"/>
-      <w:sz w:val="22"/>
-      <w:szCs w:val="22"/>
-    </w:rPr>
   </w:style>
   <w:style w:type="paragraph" w:styleId="TOC2" w:customStyle="0">
     <w:name w:val="toc 2"/>
@@ -11581,14 +13628,7 @@
       <w:szCs w:val="22"/>
     </w:rPr>
   </w:style>
-  <w:style w:type="paragraph" w:styleId="Normal" w:default="1" w:customStyle="0">
-    <w:name w:val="Normal"/>
-    <w:pPr>
-      <w:widowControl w:val="0"/>
-      <w:jc w:val="left"/>
-    </w:pPr>
-  </w:style>
-  <w:style w:type="paragraph" w:styleId="000003">
+  <w:style w:type="paragraph" w:styleId="000004">
     <w:name w:val="heading 3"/>
     <w:basedOn w:val="Normal"/>
     <w:next w:val="Normal"/>
@@ -11606,8 +13646,8 @@
       <w:szCs w:val="24"/>
     </w:rPr>
   </w:style>
-  <w:style w:type="paragraph" w:styleId="000002">
-    <w:name w:val="heading 1"/>
+  <w:style w:type="paragraph" w:styleId="000003">
+    <w:name w:val="heading 2"/>
     <w:basedOn w:val="Normal"/>
     <w:next w:val="Normal"/>
     <w:uiPriority w:val="9"/>
@@ -11615,13 +13655,32 @@
     <w:pPr>
       <w:keepNext w:val="1"/>
       <w:keepLines w:val="1"/>
-      <w:spacing w:before="240" w:after="120"/>
-      <w:outlineLvl w:val="0"/>
+      <w:spacing w:before="200" w:after="100"/>
+      <w:outlineLvl w:val="1"/>
     </w:pPr>
     <w:rPr>
       <w:b w:val="1"/>
-      <w:sz w:val="32"/>
-      <w:szCs w:val="32"/>
+      <w:sz w:val="26"/>
+      <w:szCs w:val="26"/>
+    </w:rPr>
+  </w:style>
+  <w:style w:type="paragraph" w:styleId="TOC3" w:customStyle="0">
+    <w:name w:val="toc 3"/>
+    <w:basedOn w:val="Normal"/>
+    <w:next w:val="Normal"/>
+    <w:autoRedefine w:val="1"/>
+    <w:uiPriority w:val="39"/>
+    <w:unhideWhenUsed w:val="1"/>
+    <w:qFormat w:val="1"/>
+    <w:pPr>
+      <w:ind w:left="420"/>
+      <w:jc w:val="left"/>
+    </w:pPr>
+    <w:rPr>
+      <w:rFonts w:eastAsiaTheme="minorHAnsi"/>
+      <w:iCs w:val="1"/>
+      <w:sz w:val="22"/>
+      <w:szCs w:val="22"/>
     </w:rPr>
   </w:style>
   <w:style w:type="paragraph" w:styleId="TOC1" w:customStyle="0">
@@ -11646,24 +13705,6 @@
       <w:caps w:val="1"/>
       <w:sz w:val="22"/>
       <w:szCs w:val="22"/>
-    </w:rPr>
-  </w:style>
-  <w:style w:type="paragraph" w:styleId="znvr7w">
-    <w:name w:val="heading 2"/>
-    <w:basedOn w:val="Normal"/>
-    <w:next w:val="Normal"/>
-    <w:uiPriority w:val="9"/>
-    <w:qFormat w:val="1"/>
-    <w:pPr>
-      <w:keepNext w:val="1"/>
-      <w:keepLines w:val="1"/>
-      <w:spacing w:before="200" w:after="100"/>
-      <w:outlineLvl w:val="1"/>
-    </w:pPr>
-    <w:rPr>
-      <w:b w:val="1"/>
-      <w:sz w:val="26"/>
-      <w:szCs w:val="26"/>
     </w:rPr>
   </w:style>
 </w:styles>
